--- a/Informe.docx
+++ b/Informe.docx
@@ -18,6 +18,14 @@
       <w:r>
         <w:rPr>
           <w:rtl w:val="0"/>
+        </w:rPr>
+      </w:r>
+      <w:r>
+        <w:rPr>
+          <w:b/>
+          <w:bCs/>
+          <w:sz w:val="24"/>
+          <w:szCs w:val="24"/>
         </w:rPr>
       </w:r>
       <w:r>
@@ -68,8 +76,6 @@
           <w:bCs/>
           <w:sz w:val="36"/>
           <w:szCs w:val="36"/>
-          <w:highlight w:val="none"/>
-          <w:rtl w:val="0"/>
         </w:rPr>
       </w:r>
     </w:p>
@@ -105,6 +111,15 @@
           <w:szCs w:val="36"/>
         </w:rPr>
       </w:r>
+      <w:r>
+        <w:rPr>
+          <w:b/>
+          <w:bCs/>
+          <w:sz w:val="36"/>
+          <w:szCs w:val="36"/>
+          <w:highlight w:val="none"/>
+        </w:rPr>
+      </w:r>
     </w:p>
     <w:p>
       <w:pPr>
@@ -137,6 +152,14 @@
           <w:szCs w:val="36"/>
         </w:rPr>
       </w:r>
+      <w:r>
+        <w:rPr>
+          <w:b/>
+          <w:bCs/>
+          <w:sz w:val="36"/>
+          <w:szCs w:val="36"/>
+        </w:rPr>
+      </w:r>
     </w:p>
     <w:p>
       <w:pPr>
@@ -168,6 +191,14 @@
           <w:rtl w:val="0"/>
         </w:rPr>
         <w:t xml:space="preserve"> </w:t>
+      </w:r>
+      <w:r>
+        <w:rPr>
+          <w:b/>
+          <w:bCs/>
+          <w:sz w:val="28"/>
+          <w:szCs w:val="28"/>
+        </w:rPr>
       </w:r>
       <w:r>
         <w:rPr>
@@ -384,6 +415,16 @@
           <w:szCs w:val="36"/>
         </w:rPr>
       </w:r>
+      <w:r>
+        <w:rPr>
+          <w:b/>
+          <w:bCs/>
+          <w:sz w:val="36"/>
+          <w:szCs w:val="36"/>
+          <w:highlight w:val="none"/>
+          <w:lang w:val="es-ES"/>
+        </w:rPr>
+      </w:r>
     </w:p>
     <w:p>
       <w:pPr>
@@ -504,21 +545,6 @@
           <w:highlight w:val="none"/>
         </w:rPr>
       </w:r>
-    </w:p>
-    <w:p>
-      <w:pPr>
-        <w:pBdr/>
-        <w:spacing/>
-        <w:ind/>
-        <w:jc w:val="center"/>
-        <w:rPr>
-          <w:b w:val="0"/>
-          <w:bCs w:val="0"/>
-          <w:sz w:val="28"/>
-          <w:szCs w:val="28"/>
-          <w:highlight w:val="none"/>
-        </w:rPr>
-      </w:pPr>
       <w:r>
         <w:rPr>
           <w:b w:val="0"/>
@@ -529,6 +555,21 @@
           <w:lang w:val="es-ES"/>
         </w:rPr>
       </w:r>
+    </w:p>
+    <w:p>
+      <w:pPr>
+        <w:pBdr/>
+        <w:spacing/>
+        <w:ind/>
+        <w:jc w:val="center"/>
+        <w:rPr>
+          <w:b w:val="0"/>
+          <w:bCs w:val="0"/>
+          <w:sz w:val="28"/>
+          <w:szCs w:val="28"/>
+          <w:highlight w:val="none"/>
+        </w:rPr>
+      </w:pPr>
       <w:r>
         <w:rPr>
           <w:b w:val="0"/>
@@ -549,6 +590,15 @@
           <w:lang w:val="es-ES"/>
         </w:rPr>
       </w:r>
+      <w:r>
+        <w:rPr>
+          <w:b w:val="0"/>
+          <w:bCs w:val="0"/>
+          <w:sz w:val="28"/>
+          <w:szCs w:val="28"/>
+          <w:highlight w:val="none"/>
+        </w:rPr>
+      </w:r>
     </w:p>
     <w:p>
       <w:pPr>
@@ -603,7 +653,6 @@
           <w:sz w:val="28"/>
           <w:szCs w:val="28"/>
           <w:highlight w:val="none"/>
-          <w:lang w:val="es-ES"/>
         </w:rPr>
       </w:r>
     </w:p>
@@ -648,7 +697,6 @@
           <w:sz w:val="28"/>
           <w:szCs w:val="28"/>
           <w:highlight w:val="none"/>
-          <w:lang w:val="es-ES"/>
         </w:rPr>
       </w:r>
     </w:p>
@@ -689,8 +737,6 @@
           <w:bCs w:val="0"/>
           <w:sz w:val="28"/>
           <w:szCs w:val="28"/>
-          <w:highlight w:val="none"/>
-          <w:lang w:val="es-ES"/>
         </w:rPr>
       </w:r>
       <w:r>
@@ -792,6 +838,14 @@
           <w:lang w:val="es-ES"/>
         </w:rPr>
       </w:r>
+      <w:r>
+        <w:rPr>
+          <w:b w:val="0"/>
+          <w:bCs w:val="0"/>
+          <w:sz w:val="28"/>
+          <w:szCs w:val="28"/>
+        </w:rPr>
+      </w:r>
     </w:p>
     <w:p>
       <w:pPr>
@@ -820,14 +874,14 @@
         <w:rPr>
           <w:b w:val="0"/>
           <w:bCs w:val="0"/>
+        </w:rPr>
+      </w:r>
+      <w:r>
+        <w:rPr>
+          <w:b w:val="0"/>
+          <w:bCs w:val="0"/>
           <w:sz w:val="28"/>
           <w:szCs w:val="28"/>
-        </w:rPr>
-      </w:r>
-      <w:r>
-        <w:rPr>
-          <w:b w:val="0"/>
-          <w:bCs w:val="0"/>
         </w:rPr>
       </w:r>
     </w:p>
@@ -858,14 +912,14 @@
         <w:rPr>
           <w:b w:val="0"/>
           <w:bCs w:val="0"/>
+        </w:rPr>
+      </w:r>
+      <w:r>
+        <w:rPr>
+          <w:b w:val="0"/>
+          <w:bCs w:val="0"/>
           <w:sz w:val="28"/>
           <w:szCs w:val="28"/>
-        </w:rPr>
-      </w:r>
-      <w:r>
-        <w:rPr>
-          <w:b w:val="0"/>
-          <w:bCs w:val="0"/>
         </w:rPr>
       </w:r>
     </w:p>
@@ -1227,6 +1281,14 @@
       <w:r>
         <w:rPr>
           <w:rtl w:val="0"/>
+        </w:rPr>
+      </w:r>
+      <w:r>
+        <w:rPr>
+          <w:b/>
+          <w:bCs/>
+          <w:sz w:val="28"/>
+          <w:szCs w:val="28"/>
         </w:rPr>
       </w:r>
       <w:r>
@@ -1268,8 +1330,7 @@
           <w:bCs/>
           <w:sz w:val="40"/>
           <w:szCs w:val="40"/>
-          <w:rtl w:val="0"/>
-          <w:lang w:val="es-ES" w:bidi="es-ES"/>
+          <w:lang w:val="es-ES"/>
         </w:rPr>
       </w:r>
       <w:r>
@@ -1296,6 +1357,12 @@
       <w:r>
         <w:rPr>
           <w:rtl w:val="0"/>
+        </w:rPr>
+      </w:r>
+      <w:r>
+        <w:rPr>
+          <w:sz w:val="24"/>
+          <w:szCs w:val="24"/>
         </w:rPr>
       </w:r>
       <w:r>
@@ -1371,7 +1438,19 @@
           </w:hyperlink>
           <w:r>
             <w:rPr>
-              <w:rtl w:val="0"/>
+              <w:rFonts w:ascii="Arial" w:hAnsi="Arial" w:eastAsia="Arial" w:cs="Arial"/>
+              <w:b/>
+              <w:bCs/>
+              <w:i w:val="0"/>
+              <w:iCs w:val="0"/>
+              <w:smallCaps w:val="0"/>
+              <w:strike w:val="0"/>
+              <w:color w:val="000000"/>
+              <w:sz w:val="22"/>
+              <w:szCs w:val="22"/>
+              <w:u w:val="none"/>
+              <w:shd w:val="clear" w:color="auto" w:fill="auto"/>
+              <w:vertAlign w:val="baseline"/>
             </w:rPr>
           </w:r>
           <w:r>
@@ -1443,7 +1522,19 @@
           </w:hyperlink>
           <w:r>
             <w:rPr>
-              <w:rtl w:val="0"/>
+              <w:rFonts w:ascii="Arial" w:hAnsi="Arial" w:eastAsia="Arial" w:cs="Arial"/>
+              <w:b/>
+              <w:bCs/>
+              <w:i w:val="0"/>
+              <w:iCs w:val="0"/>
+              <w:smallCaps w:val="0"/>
+              <w:strike w:val="0"/>
+              <w:color w:val="000000"/>
+              <w:sz w:val="22"/>
+              <w:szCs w:val="22"/>
+              <w:u w:val="none"/>
+              <w:shd w:val="clear" w:color="auto" w:fill="auto"/>
+              <w:vertAlign w:val="baseline"/>
             </w:rPr>
           </w:r>
           <w:r>
@@ -1515,7 +1606,19 @@
           </w:hyperlink>
           <w:r>
             <w:rPr>
-              <w:rtl w:val="0"/>
+              <w:rFonts w:ascii="Arial" w:hAnsi="Arial" w:eastAsia="Arial" w:cs="Arial"/>
+              <w:b w:val="0"/>
+              <w:bCs w:val="0"/>
+              <w:i w:val="0"/>
+              <w:iCs w:val="0"/>
+              <w:smallCaps w:val="0"/>
+              <w:strike w:val="0"/>
+              <w:color w:val="000000"/>
+              <w:sz w:val="22"/>
+              <w:szCs w:val="22"/>
+              <w:u w:val="none"/>
+              <w:shd w:val="clear" w:color="auto" w:fill="auto"/>
+              <w:vertAlign w:val="baseline"/>
             </w:rPr>
           </w:r>
           <w:r>
@@ -1587,7 +1690,19 @@
           </w:hyperlink>
           <w:r>
             <w:rPr>
-              <w:rtl w:val="0"/>
+              <w:rFonts w:ascii="Arial" w:hAnsi="Arial" w:eastAsia="Arial" w:cs="Arial"/>
+              <w:b/>
+              <w:bCs/>
+              <w:i w:val="0"/>
+              <w:iCs w:val="0"/>
+              <w:smallCaps w:val="0"/>
+              <w:strike w:val="0"/>
+              <w:color w:val="000000"/>
+              <w:sz w:val="22"/>
+              <w:szCs w:val="22"/>
+              <w:u w:val="none"/>
+              <w:shd w:val="clear" w:color="auto" w:fill="auto"/>
+              <w:vertAlign w:val="baseline"/>
             </w:rPr>
           </w:r>
           <w:r>
@@ -1659,7 +1774,19 @@
           </w:hyperlink>
           <w:r>
             <w:rPr>
-              <w:rtl w:val="0"/>
+              <w:rFonts w:ascii="Arial" w:hAnsi="Arial" w:eastAsia="Arial" w:cs="Arial"/>
+              <w:b w:val="0"/>
+              <w:bCs w:val="0"/>
+              <w:i w:val="0"/>
+              <w:iCs w:val="0"/>
+              <w:smallCaps w:val="0"/>
+              <w:strike w:val="0"/>
+              <w:color w:val="000000"/>
+              <w:sz w:val="22"/>
+              <w:szCs w:val="22"/>
+              <w:u w:val="none"/>
+              <w:shd w:val="clear" w:color="auto" w:fill="auto"/>
+              <w:vertAlign w:val="baseline"/>
             </w:rPr>
           </w:r>
           <w:r>
@@ -1731,7 +1858,19 @@
           </w:hyperlink>
           <w:r>
             <w:rPr>
-              <w:rtl w:val="0"/>
+              <w:rFonts w:ascii="Arial" w:hAnsi="Arial" w:eastAsia="Arial" w:cs="Arial"/>
+              <w:b/>
+              <w:bCs/>
+              <w:i w:val="0"/>
+              <w:iCs w:val="0"/>
+              <w:smallCaps w:val="0"/>
+              <w:strike w:val="0"/>
+              <w:color w:val="000000"/>
+              <w:sz w:val="22"/>
+              <w:szCs w:val="22"/>
+              <w:u w:val="none"/>
+              <w:shd w:val="clear" w:color="auto" w:fill="auto"/>
+              <w:vertAlign w:val="baseline"/>
             </w:rPr>
           </w:r>
           <w:r>
@@ -1803,7 +1942,19 @@
           </w:hyperlink>
           <w:r>
             <w:rPr>
-              <w:rtl w:val="0"/>
+              <w:rFonts w:ascii="Arial" w:hAnsi="Arial" w:eastAsia="Arial" w:cs="Arial"/>
+              <w:b w:val="0"/>
+              <w:bCs w:val="0"/>
+              <w:i w:val="0"/>
+              <w:iCs w:val="0"/>
+              <w:smallCaps w:val="0"/>
+              <w:strike w:val="0"/>
+              <w:color w:val="000000"/>
+              <w:sz w:val="22"/>
+              <w:szCs w:val="22"/>
+              <w:u w:val="none"/>
+              <w:shd w:val="clear" w:color="auto" w:fill="auto"/>
+              <w:vertAlign w:val="baseline"/>
             </w:rPr>
           </w:r>
           <w:r>
@@ -1875,7 +2026,19 @@
           </w:hyperlink>
           <w:r>
             <w:rPr>
-              <w:rtl w:val="0"/>
+              <w:rFonts w:ascii="Arial" w:hAnsi="Arial" w:eastAsia="Arial" w:cs="Arial"/>
+              <w:b w:val="0"/>
+              <w:bCs w:val="0"/>
+              <w:i w:val="0"/>
+              <w:iCs w:val="0"/>
+              <w:smallCaps w:val="0"/>
+              <w:strike w:val="0"/>
+              <w:color w:val="000000"/>
+              <w:sz w:val="22"/>
+              <w:szCs w:val="22"/>
+              <w:u w:val="none"/>
+              <w:shd w:val="clear" w:color="auto" w:fill="auto"/>
+              <w:vertAlign w:val="baseline"/>
             </w:rPr>
           </w:r>
           <w:r>
@@ -1947,7 +2110,19 @@
           </w:hyperlink>
           <w:r>
             <w:rPr>
-              <w:rtl w:val="0"/>
+              <w:rFonts w:ascii="Arial" w:hAnsi="Arial" w:eastAsia="Arial" w:cs="Arial"/>
+              <w:b w:val="0"/>
+              <w:bCs w:val="0"/>
+              <w:i w:val="0"/>
+              <w:iCs w:val="0"/>
+              <w:smallCaps w:val="0"/>
+              <w:strike w:val="0"/>
+              <w:color w:val="000000"/>
+              <w:sz w:val="22"/>
+              <w:szCs w:val="22"/>
+              <w:u w:val="none"/>
+              <w:shd w:val="clear" w:color="auto" w:fill="auto"/>
+              <w:vertAlign w:val="baseline"/>
             </w:rPr>
           </w:r>
           <w:r>
@@ -2019,7 +2194,19 @@
           </w:hyperlink>
           <w:r>
             <w:rPr>
-              <w:rtl w:val="0"/>
+              <w:rFonts w:ascii="Arial" w:hAnsi="Arial" w:eastAsia="Arial" w:cs="Arial"/>
+              <w:b w:val="0"/>
+              <w:bCs w:val="0"/>
+              <w:i w:val="0"/>
+              <w:iCs w:val="0"/>
+              <w:smallCaps w:val="0"/>
+              <w:strike w:val="0"/>
+              <w:color w:val="000000"/>
+              <w:sz w:val="22"/>
+              <w:szCs w:val="22"/>
+              <w:u w:val="none"/>
+              <w:shd w:val="clear" w:color="auto" w:fill="auto"/>
+              <w:vertAlign w:val="baseline"/>
             </w:rPr>
           </w:r>
           <w:r>
@@ -2091,7 +2278,19 @@
           </w:hyperlink>
           <w:r>
             <w:rPr>
-              <w:rtl w:val="0"/>
+              <w:rFonts w:ascii="Arial" w:hAnsi="Arial" w:eastAsia="Arial" w:cs="Arial"/>
+              <w:b w:val="0"/>
+              <w:bCs w:val="0"/>
+              <w:i w:val="0"/>
+              <w:iCs w:val="0"/>
+              <w:smallCaps w:val="0"/>
+              <w:strike w:val="0"/>
+              <w:color w:val="000000"/>
+              <w:sz w:val="22"/>
+              <w:szCs w:val="22"/>
+              <w:u w:val="none"/>
+              <w:shd w:val="clear" w:color="auto" w:fill="auto"/>
+              <w:vertAlign w:val="baseline"/>
             </w:rPr>
           </w:r>
           <w:r>
@@ -2163,7 +2362,19 @@
           </w:hyperlink>
           <w:r>
             <w:rPr>
-              <w:rtl w:val="0"/>
+              <w:rFonts w:ascii="Arial" w:hAnsi="Arial" w:eastAsia="Arial" w:cs="Arial"/>
+              <w:b/>
+              <w:bCs/>
+              <w:i w:val="0"/>
+              <w:iCs w:val="0"/>
+              <w:smallCaps w:val="0"/>
+              <w:strike w:val="0"/>
+              <w:color w:val="000000"/>
+              <w:sz w:val="22"/>
+              <w:szCs w:val="22"/>
+              <w:u w:val="none"/>
+              <w:shd w:val="clear" w:color="auto" w:fill="auto"/>
+              <w:vertAlign w:val="baseline"/>
             </w:rPr>
           </w:r>
           <w:r>
@@ -2235,7 +2446,19 @@
           </w:hyperlink>
           <w:r>
             <w:rPr>
-              <w:rtl w:val="0"/>
+              <w:rFonts w:ascii="Arial" w:hAnsi="Arial" w:eastAsia="Arial" w:cs="Arial"/>
+              <w:b w:val="0"/>
+              <w:bCs w:val="0"/>
+              <w:i w:val="0"/>
+              <w:iCs w:val="0"/>
+              <w:smallCaps w:val="0"/>
+              <w:strike w:val="0"/>
+              <w:color w:val="000000"/>
+              <w:sz w:val="22"/>
+              <w:szCs w:val="22"/>
+              <w:u w:val="none"/>
+              <w:shd w:val="clear" w:color="auto" w:fill="auto"/>
+              <w:vertAlign w:val="baseline"/>
             </w:rPr>
           </w:r>
           <w:r>
@@ -2307,7 +2530,19 @@
           </w:hyperlink>
           <w:r>
             <w:rPr>
-              <w:rtl w:val="0"/>
+              <w:rFonts w:ascii="Arial" w:hAnsi="Arial" w:eastAsia="Arial" w:cs="Arial"/>
+              <w:b w:val="0"/>
+              <w:bCs w:val="0"/>
+              <w:i w:val="0"/>
+              <w:iCs w:val="0"/>
+              <w:smallCaps w:val="0"/>
+              <w:strike w:val="0"/>
+              <w:color w:val="000000"/>
+              <w:sz w:val="22"/>
+              <w:szCs w:val="22"/>
+              <w:u w:val="none"/>
+              <w:shd w:val="clear" w:color="auto" w:fill="auto"/>
+              <w:vertAlign w:val="baseline"/>
             </w:rPr>
           </w:r>
           <w:r>
@@ -2379,7 +2614,19 @@
           </w:hyperlink>
           <w:r>
             <w:rPr>
-              <w:rtl w:val="0"/>
+              <w:rFonts w:ascii="Arial" w:hAnsi="Arial" w:eastAsia="Arial" w:cs="Arial"/>
+              <w:b w:val="0"/>
+              <w:bCs w:val="0"/>
+              <w:i w:val="0"/>
+              <w:iCs w:val="0"/>
+              <w:smallCaps w:val="0"/>
+              <w:strike w:val="0"/>
+              <w:color w:val="000000"/>
+              <w:sz w:val="22"/>
+              <w:szCs w:val="22"/>
+              <w:u w:val="none"/>
+              <w:shd w:val="clear" w:color="auto" w:fill="auto"/>
+              <w:vertAlign w:val="baseline"/>
             </w:rPr>
           </w:r>
           <w:r>
@@ -2451,7 +2698,19 @@
           </w:hyperlink>
           <w:r>
             <w:rPr>
-              <w:rtl w:val="0"/>
+              <w:rFonts w:ascii="Arial" w:hAnsi="Arial" w:eastAsia="Arial" w:cs="Arial"/>
+              <w:b w:val="0"/>
+              <w:bCs w:val="0"/>
+              <w:i w:val="0"/>
+              <w:iCs w:val="0"/>
+              <w:smallCaps w:val="0"/>
+              <w:strike w:val="0"/>
+              <w:color w:val="000000"/>
+              <w:sz w:val="22"/>
+              <w:szCs w:val="22"/>
+              <w:u w:val="none"/>
+              <w:shd w:val="clear" w:color="auto" w:fill="auto"/>
+              <w:vertAlign w:val="baseline"/>
             </w:rPr>
           </w:r>
           <w:r>
@@ -2523,7 +2782,19 @@
           </w:hyperlink>
           <w:r>
             <w:rPr>
-              <w:rtl w:val="0"/>
+              <w:rFonts w:ascii="Arial" w:hAnsi="Arial" w:eastAsia="Arial" w:cs="Arial"/>
+              <w:b w:val="0"/>
+              <w:bCs w:val="0"/>
+              <w:i w:val="0"/>
+              <w:iCs w:val="0"/>
+              <w:smallCaps w:val="0"/>
+              <w:strike w:val="0"/>
+              <w:color w:val="000000"/>
+              <w:sz w:val="22"/>
+              <w:szCs w:val="22"/>
+              <w:u w:val="none"/>
+              <w:shd w:val="clear" w:color="auto" w:fill="auto"/>
+              <w:vertAlign w:val="baseline"/>
             </w:rPr>
           </w:r>
           <w:r>
@@ -2595,7 +2866,19 @@
           </w:hyperlink>
           <w:r>
             <w:rPr>
-              <w:rtl w:val="0"/>
+              <w:rFonts w:ascii="Arial" w:hAnsi="Arial" w:eastAsia="Arial" w:cs="Arial"/>
+              <w:b w:val="0"/>
+              <w:bCs w:val="0"/>
+              <w:i w:val="0"/>
+              <w:iCs w:val="0"/>
+              <w:smallCaps w:val="0"/>
+              <w:strike w:val="0"/>
+              <w:color w:val="000000"/>
+              <w:sz w:val="22"/>
+              <w:szCs w:val="22"/>
+              <w:u w:val="none"/>
+              <w:shd w:val="clear" w:color="auto" w:fill="auto"/>
+              <w:vertAlign w:val="baseline"/>
             </w:rPr>
           </w:r>
           <w:r>
@@ -2667,7 +2950,19 @@
           </w:hyperlink>
           <w:r>
             <w:rPr>
-              <w:rtl w:val="0"/>
+              <w:rFonts w:ascii="Arial" w:hAnsi="Arial" w:eastAsia="Arial" w:cs="Arial"/>
+              <w:b/>
+              <w:bCs/>
+              <w:i w:val="0"/>
+              <w:iCs w:val="0"/>
+              <w:smallCaps w:val="0"/>
+              <w:strike w:val="0"/>
+              <w:color w:val="000000"/>
+              <w:sz w:val="22"/>
+              <w:szCs w:val="22"/>
+              <w:u w:val="none"/>
+              <w:shd w:val="clear" w:color="auto" w:fill="auto"/>
+              <w:vertAlign w:val="baseline"/>
             </w:rPr>
           </w:r>
           <w:r>
@@ -2739,7 +3034,19 @@
           </w:hyperlink>
           <w:r>
             <w:rPr>
-              <w:rtl w:val="0"/>
+              <w:rFonts w:ascii="Arial" w:hAnsi="Arial" w:eastAsia="Arial" w:cs="Arial"/>
+              <w:b w:val="0"/>
+              <w:bCs w:val="0"/>
+              <w:i w:val="0"/>
+              <w:iCs w:val="0"/>
+              <w:smallCaps w:val="0"/>
+              <w:strike w:val="0"/>
+              <w:color w:val="000000"/>
+              <w:sz w:val="22"/>
+              <w:szCs w:val="22"/>
+              <w:u w:val="none"/>
+              <w:shd w:val="clear" w:color="auto" w:fill="auto"/>
+              <w:vertAlign w:val="baseline"/>
             </w:rPr>
           </w:r>
           <w:r>
@@ -2811,7 +3118,19 @@
           </w:hyperlink>
           <w:r>
             <w:rPr>
-              <w:rtl w:val="0"/>
+              <w:rFonts w:ascii="Arial" w:hAnsi="Arial" w:eastAsia="Arial" w:cs="Arial"/>
+              <w:b w:val="0"/>
+              <w:bCs w:val="0"/>
+              <w:i w:val="0"/>
+              <w:iCs w:val="0"/>
+              <w:smallCaps w:val="0"/>
+              <w:strike w:val="0"/>
+              <w:color w:val="000000"/>
+              <w:sz w:val="22"/>
+              <w:szCs w:val="22"/>
+              <w:u w:val="none"/>
+              <w:shd w:val="clear" w:color="auto" w:fill="auto"/>
+              <w:vertAlign w:val="baseline"/>
             </w:rPr>
           </w:r>
           <w:r>
@@ -2883,7 +3202,19 @@
           </w:hyperlink>
           <w:r>
             <w:rPr>
-              <w:rtl w:val="0"/>
+              <w:rFonts w:ascii="Arial" w:hAnsi="Arial" w:eastAsia="Arial" w:cs="Arial"/>
+              <w:b w:val="0"/>
+              <w:bCs w:val="0"/>
+              <w:i w:val="0"/>
+              <w:iCs w:val="0"/>
+              <w:smallCaps w:val="0"/>
+              <w:strike w:val="0"/>
+              <w:color w:val="000000"/>
+              <w:sz w:val="22"/>
+              <w:szCs w:val="22"/>
+              <w:u w:val="none"/>
+              <w:shd w:val="clear" w:color="auto" w:fill="auto"/>
+              <w:vertAlign w:val="baseline"/>
             </w:rPr>
           </w:r>
           <w:r>
@@ -2955,7 +3286,19 @@
           </w:hyperlink>
           <w:r>
             <w:rPr>
-              <w:rtl w:val="0"/>
+              <w:rFonts w:ascii="Arial" w:hAnsi="Arial" w:eastAsia="Arial" w:cs="Arial"/>
+              <w:b w:val="0"/>
+              <w:bCs w:val="0"/>
+              <w:i w:val="0"/>
+              <w:iCs w:val="0"/>
+              <w:smallCaps w:val="0"/>
+              <w:strike w:val="0"/>
+              <w:color w:val="000000"/>
+              <w:sz w:val="22"/>
+              <w:szCs w:val="22"/>
+              <w:u w:val="none"/>
+              <w:shd w:val="clear" w:color="auto" w:fill="auto"/>
+              <w:vertAlign w:val="baseline"/>
             </w:rPr>
           </w:r>
           <w:r>
@@ -3045,6 +3388,23 @@
               <w:vertAlign w:val="baseline"/>
             </w:rPr>
           </w:r>
+          <w:r>
+            <w:rPr>
+              <w:rFonts w:ascii="Arial" w:hAnsi="Arial" w:eastAsia="Arial" w:cs="Arial"/>
+              <w:b/>
+              <w:bCs/>
+              <w:i w:val="0"/>
+              <w:iCs w:val="0"/>
+              <w:smallCaps w:val="0"/>
+              <w:strike w:val="0"/>
+              <w:color w:val="000000"/>
+              <w:sz w:val="22"/>
+              <w:szCs w:val="22"/>
+              <w:u w:val="none"/>
+              <w:shd w:val="clear" w:color="auto" w:fill="auto"/>
+              <w:vertAlign w:val="baseline"/>
+            </w:rPr>
+          </w:r>
         </w:p>
       </w:sdtContent>
     </w:sdt>
@@ -3070,6 +3430,12 @@
           <w:szCs w:val="24"/>
         </w:rPr>
       </w:r>
+      <w:r>
+        <w:rPr>
+          <w:sz w:val="24"/>
+          <w:szCs w:val="24"/>
+        </w:rPr>
+      </w:r>
     </w:p>
     <w:p>
       <w:pPr>
@@ -3093,6 +3459,12 @@
           <w:szCs w:val="24"/>
         </w:rPr>
       </w:r>
+      <w:r>
+        <w:rPr>
+          <w:sz w:val="24"/>
+          <w:szCs w:val="24"/>
+        </w:rPr>
+      </w:r>
     </w:p>
     <w:p>
       <w:pPr>
@@ -3116,6 +3488,12 @@
           <w:szCs w:val="24"/>
         </w:rPr>
       </w:r>
+      <w:r>
+        <w:rPr>
+          <w:sz w:val="24"/>
+          <w:szCs w:val="24"/>
+        </w:rPr>
+      </w:r>
     </w:p>
     <w:p>
       <w:pPr>
@@ -3139,6 +3517,12 @@
           <w:szCs w:val="24"/>
         </w:rPr>
       </w:r>
+      <w:r>
+        <w:rPr>
+          <w:sz w:val="24"/>
+          <w:szCs w:val="24"/>
+        </w:rPr>
+      </w:r>
     </w:p>
     <w:p>
       <w:pPr>
@@ -3162,6 +3546,12 @@
           <w:szCs w:val="24"/>
         </w:rPr>
       </w:r>
+      <w:r>
+        <w:rPr>
+          <w:sz w:val="24"/>
+          <w:szCs w:val="24"/>
+        </w:rPr>
+      </w:r>
     </w:p>
     <w:p>
       <w:pPr>
@@ -3185,6 +3575,12 @@
           <w:szCs w:val="24"/>
         </w:rPr>
       </w:r>
+      <w:r>
+        <w:rPr>
+          <w:sz w:val="24"/>
+          <w:szCs w:val="24"/>
+        </w:rPr>
+      </w:r>
     </w:p>
     <w:p>
       <w:pPr>
@@ -3208,6 +3604,12 @@
           <w:szCs w:val="24"/>
         </w:rPr>
       </w:r>
+      <w:r>
+        <w:rPr>
+          <w:sz w:val="24"/>
+          <w:szCs w:val="24"/>
+        </w:rPr>
+      </w:r>
     </w:p>
     <w:p>
       <w:pPr>
@@ -3231,6 +3633,12 @@
           <w:szCs w:val="24"/>
         </w:rPr>
       </w:r>
+      <w:r>
+        <w:rPr>
+          <w:sz w:val="24"/>
+          <w:szCs w:val="24"/>
+        </w:rPr>
+      </w:r>
     </w:p>
     <w:p>
       <w:pPr>
@@ -3254,6 +3662,12 @@
           <w:szCs w:val="24"/>
         </w:rPr>
       </w:r>
+      <w:r>
+        <w:rPr>
+          <w:sz w:val="24"/>
+          <w:szCs w:val="24"/>
+        </w:rPr>
+      </w:r>
     </w:p>
     <w:p>
       <w:pPr>
@@ -3277,6 +3691,12 @@
           <w:szCs w:val="24"/>
         </w:rPr>
       </w:r>
+      <w:r>
+        <w:rPr>
+          <w:sz w:val="24"/>
+          <w:szCs w:val="24"/>
+        </w:rPr>
+      </w:r>
     </w:p>
     <w:p>
       <w:pPr>
@@ -3300,6 +3720,12 @@
           <w:szCs w:val="24"/>
         </w:rPr>
       </w:r>
+      <w:r>
+        <w:rPr>
+          <w:sz w:val="24"/>
+          <w:szCs w:val="24"/>
+        </w:rPr>
+      </w:r>
     </w:p>
     <w:p>
       <w:pPr>
@@ -3323,10 +3749,16 @@
           <w:szCs w:val="24"/>
         </w:rPr>
       </w:r>
+      <w:r>
+        <w:rPr>
+          <w:sz w:val="24"/>
+          <w:szCs w:val="24"/>
+        </w:rPr>
+      </w:r>
     </w:p>
     <w:p>
       <w:pPr>
-        <w:pStyle w:val="736"/>
+        <w:pStyle w:val="955"/>
         <w:pBdr/>
         <w:spacing/>
         <w:ind/>
@@ -3404,7 +3836,7 @@
     </w:p>
     <w:p>
       <w:pPr>
-        <w:pStyle w:val="736"/>
+        <w:pStyle w:val="955"/>
         <w:pBdr/>
         <w:spacing/>
         <w:ind/>
@@ -3424,7 +3856,7 @@
     </w:p>
     <w:p>
       <w:pPr>
-        <w:pStyle w:val="737"/>
+        <w:pStyle w:val="956"/>
         <w:pBdr/>
         <w:spacing/>
         <w:ind/>
@@ -3643,7 +4075,7 @@
     </w:p>
     <w:p>
       <w:pPr>
-        <w:pStyle w:val="736"/>
+        <w:pStyle w:val="955"/>
         <w:pBdr/>
         <w:spacing/>
         <w:ind/>
@@ -3663,7 +4095,7 @@
     </w:p>
     <w:p>
       <w:pPr>
-        <w:pStyle w:val="737"/>
+        <w:pStyle w:val="956"/>
         <w:pBdr/>
         <w:spacing w:after="240" w:before="240"/>
         <w:ind/>
@@ -3685,17 +4117,111 @@
       <w:pPr>
         <w:keepNext w:val="false"/>
         <w:keepLines w:val="false"/>
-        <w:pBdr/>
+        <w:pBdr>
+          <w:top w:val="none" w:color="000000" w:sz="4" w:space="0"/>
+          <w:left w:val="none" w:color="000000" w:sz="4" w:space="0"/>
+          <w:bottom w:val="none" w:color="000000" w:sz="4" w:space="0"/>
+          <w:right w:val="none" w:color="000000" w:sz="4" w:space="0"/>
+        </w:pBdr>
         <w:spacing w:after="240" w:before="240"/>
         <w:ind/>
-        <w:rPr/>
-      </w:pPr>
+        <w:rPr>
+          <w14:ligatures w14:val="none"/>
+        </w:rPr>
+      </w:pPr>
+      <w:r>
+        <w:rPr>
+          <w:lang w:val="undefined"/>
+        </w:rPr>
+        <w:t xml:space="preserve">La aplicación está compuesta por un cliente y un servidor que se comunican a través de sockets UDP. Para gestionar la concurrencia, el servidor atiende las solicitudes de múltiples clientes mediante threads, adoptando un esquema similar al de TCP: cada cli</w:t>
+      </w:r>
+      <w:r>
+        <w:rPr>
+          <w:lang w:val="undefined"/>
+        </w:rPr>
+        <w:t xml:space="preserve">ente es derivado a un nuevo puerto, lo que permite manejar transferencias simultáneas de forma </w:t>
+      </w:r>
+      <w:r>
+        <w:rPr>
+          <w:lang w:val="es-ES"/>
+        </w:rPr>
+        <w:t xml:space="preserve">mucho mas sencilla</w:t>
+      </w:r>
+      <w:r>
+        <w:t xml:space="preserve">.</w:t>
+      </w:r>
+      <w:r>
+        <w:rPr>
+          <w:lang w:val="undefined"/>
+        </w:rPr>
+      </w:r>
+    </w:p>
+    <w:p>
+      <w:pPr>
+        <w:keepNext w:val="false"/>
+        <w:keepLines w:val="false"/>
+        <w:pBdr>
+          <w:top w:val="none" w:color="000000" w:sz="4" w:space="0"/>
+          <w:left w:val="none" w:color="000000" w:sz="4" w:space="0"/>
+          <w:bottom w:val="none" w:color="000000" w:sz="4" w:space="0"/>
+          <w:right w:val="none" w:color="000000" w:sz="4" w:space="0"/>
+        </w:pBdr>
+        <w:spacing w:after="240" w:before="240"/>
+        <w:ind/>
+        <w:rPr>
+          <w14:ligatures w14:val="none"/>
+        </w:rPr>
+      </w:pPr>
+      <w:r>
+        <w:rPr>
+          <w:lang w:val="undefined"/>
+        </w:rPr>
+        <w:t xml:space="preserve">Toda operación de transferencia</w:t>
+      </w:r>
+      <w:r>
+        <w:rPr>
+          <w:lang w:val="es-ES"/>
+        </w:rPr>
+        <w:t xml:space="preserve">, </w:t>
+      </w:r>
+      <w:r>
+        <w:t xml:space="preserve">ya sea de subida o descarg</w:t>
+      </w:r>
+      <w:r>
+        <w:rPr>
+          <w:lang w:val="es-ES"/>
+        </w:rPr>
+        <w:t xml:space="preserve">a, </w:t>
+      </w:r>
+      <w:r>
+        <w:t xml:space="preserve">comienza con un handshake inicial en el que el cliente envía una solicitud indicando su intención. Dado que UDP no contempla el concepto de conexión, el servidor no puede conocer el estado del c</w:t>
+      </w:r>
+      <w:r>
+        <w:rPr>
+          <w:lang w:val="undefined"/>
+        </w:rPr>
+        <w:t xml:space="preserve">anal de comunicación de antemano</w:t>
+      </w:r>
+      <w:r>
+        <w:rPr>
+          <w:lang w:val="es-ES"/>
+        </w:rPr>
+        <w:t xml:space="preserve"> por lo tanto,</w:t>
+      </w:r>
+      <w:r>
+        <w:t xml:space="preserve"> debe ser capaz de interpretar correctamente los paquetes recibidos para luego responder al cliente con el nuevo puerto en el que se llevará a cabo la transferencia.</w:t>
+      </w:r>
+      <w:r>
+        <w:rPr>
+          <w:lang w:val="undefined"/>
+        </w:rPr>
+      </w:r>
       <w:r>
         <w:rPr>
           <w:rtl w:val="0"/>
         </w:rPr>
-        <w:t xml:space="preserve">La aplicación está compuesta por un cliente y un servidor que se comunican mediante sockets UDP. El servidor se encarga de atender múltiples solicitudes de clientes mediante el uso de threads, permitiendo la concurrencia en las transferencias.</w:t>
-      </w:r>
+      </w:r>
+      <w:r/>
       <w:r/>
     </w:p>
     <w:p>
@@ -3711,24 +4237,15 @@
         <w:rPr>
           <w:rtl w:val="0"/>
         </w:rPr>
-        <w:t xml:space="preserve">Para cada operación de transferencia (upload o download), se realiza un handshake inicial en el que el cliente solicita la operación y el servidor responde con un puerto dinámico donde se llevará a cabo la transferencia de datos.</w:t>
-      </w:r>
-      <w:r/>
-    </w:p>
-    <w:p>
-      <w:pPr>
-        <w:keepNext w:val="false"/>
-        <w:keepLines w:val="false"/>
-        <w:pBdr/>
-        <w:spacing w:after="240" w:before="240"/>
-        <w:ind/>
-        <w:rPr/>
-      </w:pPr>
+        <w:t xml:space="preserve">Para garantizar la confiabilidad en las transferencias, se implmentaron </w:t>
+      </w:r>
+      <w:r>
+        <w:t xml:space="preserve">dos protocolos de recuperación de errores:</w:t>
+      </w:r>
       <w:r>
         <w:rPr>
           <w:rtl w:val="0"/>
         </w:rPr>
-        <w:t xml:space="preserve">Se implementaron dos protocolos de recuperación de errores:</w:t>
       </w:r>
       <w:r/>
     </w:p>
@@ -3879,7 +4396,7 @@
     </w:p>
     <w:p>
       <w:pPr>
-        <w:pStyle w:val="736"/>
+        <w:pStyle w:val="955"/>
         <w:pBdr/>
         <w:spacing w:after="240" w:before="240"/>
         <w:ind/>
@@ -3949,13 +4466,13 @@
         <w:rPr>
           <w:rtl w:val="0"/>
         </w:rPr>
-        <w:t xml:space="preserve"> como cliente), utilizando ambos protocolos implementados: Stop &amp; Wait y Go-Back-N.</w:t>
+        <w:t xml:space="preserve"> como cliente), utilizando ambos protocolos implementados: Stop &amp; Wait y Go-Back-N. Tambien se probo con multiples host utilizando distinos protocolos y acciones.</w:t>
       </w:r>
       <w:r/>
     </w:p>
     <w:p>
       <w:pPr>
-        <w:pStyle w:val="737"/>
+        <w:pStyle w:val="956"/>
         <w:pBdr/>
         <w:spacing w:after="240" w:before="240"/>
         <w:ind/>
@@ -3999,7 +4516,7 @@
       <w:sdtContent>
         <w:tbl>
           <w:tblPr>
-            <w:tblStyle w:val="773"/>
+            <w:tblStyle w:val="972"/>
             <w:tblW w:w="9029" w:type="dxa"/>
             <w:tblBorders>
               <w:top w:val="single" w:color="000000" w:sz="8" w:space="0"/>
@@ -4136,7 +4653,7 @@
     </w:p>
     <w:p>
       <w:pPr>
-        <w:pStyle w:val="737"/>
+        <w:pStyle w:val="956"/>
         <w:pBdr/>
         <w:spacing/>
         <w:ind/>
@@ -4228,7 +4745,7 @@
     </w:p>
     <w:p>
       <w:pPr>
-        <w:pStyle w:val="737"/>
+        <w:pStyle w:val="956"/>
         <w:pBdr/>
         <w:spacing/>
         <w:ind/>
@@ -4274,10 +4791,11 @@
         </w:rPr>
         <w:t xml:space="preserve">. A partir de estos valores, se calculó el throughput en Mbps.</w:t>
       </w:r>
-      <w:r/>
-      <w:r/>
-      <w:r/>
-      <w:r/>
+      <w:r>
+        <w:rPr>
+          <w:highlight w:val="none"/>
+        </w:rPr>
+      </w:r>
       <w:r>
         <w:rPr>
           <w:highlight w:val="none"/>
@@ -4318,6 +4836,11 @@
           <w:highlight w:val="none"/>
         </w:rPr>
       </w:r>
+      <w:r>
+        <w:rPr>
+          <w:highlight w:val="none"/>
+        </w:rPr>
+      </w:r>
     </w:p>
     <w:p>
       <w:pPr>
@@ -4346,7 +4869,11 @@
           <w:highlight w:val="none"/>
         </w:rPr>
       </w:r>
-      <w:r/>
+      <w:r>
+        <w:rPr>
+          <w:highlight w:val="none"/>
+        </w:rPr>
+      </w:r>
     </w:p>
     <w:p>
       <w:pPr>
@@ -4364,7 +4891,11 @@
         </w:rPr>
         <w:t xml:space="preserve">1MB = 1024 x 1024 x 8 b</w:t>
       </w:r>
-      <w:r/>
+      <w:r>
+        <w:rPr>
+          <w:highlight w:val="none"/>
+        </w:rPr>
+      </w:r>
     </w:p>
     <w:p>
       <w:pPr>
@@ -4527,7 +5058,7 @@
     </w:p>
     <w:p>
       <w:pPr>
-        <w:pStyle w:val="737"/>
+        <w:pStyle w:val="956"/>
         <w:pBdr/>
         <w:spacing/>
         <w:ind/>
@@ -4561,7 +5092,7 @@
     </w:p>
     <w:tbl>
       <w:tblPr>
-        <w:tblStyle w:val="774"/>
+        <w:tblStyle w:val="973"/>
         <w:tblW w:w="9270" w:type="dxa"/>
         <w:tblBorders>
           <w:top w:val="single" w:color="000000" w:sz="4" w:space="0"/>
@@ -6459,7 +6990,7 @@
     </w:tbl>
     <w:p>
       <w:pPr>
-        <w:pStyle w:val="737"/>
+        <w:pStyle w:val="956"/>
         <w:pBdr/>
         <w:spacing w:after="240" w:before="240"/>
         <w:ind/>
@@ -6482,13 +7013,15 @@
         <w:pBdr/>
         <w:spacing/>
         <w:ind/>
-        <w:rPr/>
+        <w:rPr>
+          <w:highlight w:val="none"/>
+        </w:rPr>
       </w:pPr>
       <w:r>
         <w:rPr>
           <w:rtl w:val="0"/>
         </w:rPr>
-        <w:t xml:space="preserve">En condiciones sin pérdida, ambos protocolos presentan tiempos similares para archivos pequeños, pero Go-Back-N mejora significativamente el rendimiento en archivos de mayor tamaño.</w:t>
+        <w:t xml:space="preserve">En condiciones sin pérdida, ambos protocolos presentan tiempos similares para archivos pequeños.</w:t>
       </w:r>
       <w:r/>
     </w:p>
@@ -6501,24 +7034,145 @@
       </w:pPr>
       <w:r>
         <w:rPr>
+          <w:highlight w:val="none"/>
           <w:rtl w:val="0"/>
         </w:rPr>
+      </w:r>
+      <w:r>
+        <w:rPr>
+          <w:highlight w:val="none"/>
+          <w:rtl w:val="0"/>
+        </w:rPr>
+      </w:r>
+      <w:r>
+        <w:rPr>
+          <w:highlight w:val="none"/>
+          <w:rtl w:val="0"/>
+        </w:rPr>
+      </w:r>
+    </w:p>
+    <w:p>
+      <w:pPr>
+        <w:pBdr>
+          <w:top w:val="none" w:color="000000" w:sz="4" w:space="0"/>
+          <w:left w:val="none" w:color="000000" w:sz="4" w:space="0"/>
+          <w:bottom w:val="none" w:color="000000" w:sz="4" w:space="0"/>
+          <w:right w:val="none" w:color="000000" w:sz="4" w:space="0"/>
+        </w:pBdr>
+        <w:spacing/>
+        <w:ind/>
+        <w:rPr>
+          <w:highlight w:val="none"/>
+          <w14:ligatures w14:val="none"/>
+        </w:rPr>
+      </w:pPr>
+      <w:r>
+        <w:rPr>
+          <w:lang w:val="undefined"/>
+        </w:rPr>
+        <w:t xml:space="preserve">Vale destacar que, durante el desarrollo, se esperaba que Go-Back-N superara notoriamente a Stop &amp; Wait en términos de rendimiento. Sin embargo, los resultados iniciales mostraron lo contrario. Frente a esto, se introdujo una mejora: el tamaño de la ventan</w:t>
+      </w:r>
+      <w:r>
+        <w:rPr>
+          <w:lang w:val="undefined"/>
+        </w:rPr>
+        <w:t xml:space="preserve">a de transmisión pasó a ser adaptativo. Cuando la red presenta alta inestabilidad y una tasa de pérdida elevada, la ventana se reduce a la mitad, disminuyendo así la cantidad de paquetes que deben ser reenviados ante un error. Dado que nuestra implementaci</w:t>
+      </w:r>
+      <w:r>
+        <w:rPr>
+          <w:lang w:val="undefined"/>
+        </w:rPr>
+        <w:t xml:space="preserve">ón descarta todos los paquetes que llegan fuera de orden y retransmite la ventana completa, en escenarios muy adversos Go-Back-N tiende a comportarse de manera similar a Stop &amp; Wait</w:t>
+      </w:r>
+      <w:r>
+        <w:rPr>
+          <w:lang w:val="es-ES"/>
+        </w:rPr>
+        <w:t xml:space="preserve">, </w:t>
+      </w:r>
+      <w:r>
+        <w:t xml:space="preserve">la ventana se achica progresivamente hasta alcanzar tamaño 1. No obstant</w:t>
+      </w:r>
+      <w:r>
+        <w:rPr>
+          <w:lang w:val="undefined"/>
+        </w:rPr>
+        <w:t xml:space="preserve">e, en la transferencia de archivos de mayor tamaño, Go-Back-N logra una mejora de rendimiento considerable respecto del </w:t>
+      </w:r>
+      <w:r>
+        <w:rPr>
+          <w:lang w:val="es-ES"/>
+        </w:rPr>
+        <w:t xml:space="preserve">otro protocolo</w:t>
+      </w:r>
+      <w:r>
+        <w:t xml:space="preserve">.</w:t>
       </w:r>
       <w:r/>
     </w:p>
     <w:p>
       <w:pPr>
-        <w:pBdr/>
-        <w:spacing/>
-        <w:ind/>
-        <w:rPr/>
-      </w:pPr>
-      <w:r>
-        <w:rPr>
-          <w:rtl w:val="0"/>
-        </w:rPr>
-        <w:t xml:space="preserve">En presencia de pérdida (10%), se observa un aumento considerable en los tiempos de transferencia para ambos protocolos.</w:t>
-      </w:r>
+        <w:pBdr>
+          <w:top w:val="none" w:color="000000" w:sz="4" w:space="0"/>
+          <w:left w:val="none" w:color="000000" w:sz="4" w:space="0"/>
+          <w:bottom w:val="none" w:color="000000" w:sz="4" w:space="0"/>
+          <w:right w:val="none" w:color="000000" w:sz="4" w:space="0"/>
+        </w:pBdr>
+        <w:spacing/>
+        <w:ind/>
+        <w:rPr>
+          <w14:ligatures w14:val="none"/>
+        </w:rPr>
+      </w:pPr>
+      <w:r>
+        <w:rPr>
+          <w:highlight w:val="none"/>
+        </w:rPr>
+      </w:r>
+      <w:r>
+        <w:rPr>
+          <w:highlight w:val="none"/>
+        </w:rPr>
+      </w:r>
+      <w:r>
+        <w:rPr>
+          <w:highlight w:val="none"/>
+        </w:rPr>
+      </w:r>
+    </w:p>
+    <w:p>
+      <w:pPr>
+        <w:pBdr>
+          <w:top w:val="none" w:color="000000" w:sz="4" w:space="0"/>
+          <w:left w:val="none" w:color="000000" w:sz="4" w:space="0"/>
+          <w:bottom w:val="none" w:color="000000" w:sz="4" w:space="0"/>
+          <w:right w:val="none" w:color="000000" w:sz="4" w:space="0"/>
+        </w:pBdr>
+        <w:spacing/>
+        <w:ind/>
+        <w:rPr>
+          <w14:ligatures w14:val="none"/>
+        </w:rPr>
+      </w:pPr>
+      <w:r>
+        <w:rPr>
+          <w:lang w:val="undefined"/>
+        </w:rPr>
+        <w:t xml:space="preserve">En presencia de pérdida de paquetes del 10%, ambos protocolos experimentan un aumento en los tiempos de transferencia. Stop &amp; Wait se ve especialmente penalizado en este escenario, ya que cada retransmisión implica detener por completo el enví</w:t>
+      </w:r>
+      <w:r>
+        <w:rPr>
+          <w:lang w:val="undefined"/>
+        </w:rPr>
+        <w:t xml:space="preserve">o de nuevos datos hasta recibir confirmación. Go-Back-N, en cambio, al mantener múltiples paquetes en tránsito de forma simultánea, logra sostener un mejor desempeño</w:t>
+      </w:r>
+      <w:r>
+        <w:rPr>
+          <w:lang w:val="es-ES"/>
+        </w:rPr>
+        <w:t xml:space="preserve">.</w:t>
+      </w:r>
+      <w:r/>
       <w:r/>
     </w:p>
     <w:p>
@@ -6546,7 +7200,19 @@
         <w:rPr>
           <w:rtl w:val="0"/>
         </w:rPr>
-        <w:t xml:space="preserve">Stop &amp; Wait se ve más afectado por la pérdida de paquetes, ya que cada retransmisión detiene completamente el envío de nuevos datos.</w:t>
+        <w:t xml:space="preserve">En todos los casos, se verificó que los archivos transferidos </w:t>
+      </w:r>
+      <w:r>
+        <w:rPr>
+          <w:rtl w:val="0"/>
+        </w:rPr>
+        <w:t xml:space="preserve">llegan</w:t>
+      </w:r>
+      <w:r>
+        <w:rPr>
+          <w:rtl w:val="0"/>
+        </w:rPr>
+        <w:t xml:space="preserve"> correctamente al destino, confirmando la confiabilidad de la implementación.</w:t>
       </w:r>
       <w:r/>
     </w:p>
@@ -6566,77 +7232,7 @@
     </w:p>
     <w:p>
       <w:pPr>
-        <w:pBdr/>
-        <w:spacing/>
-        <w:ind/>
-        <w:rPr/>
-      </w:pPr>
-      <w:r>
-        <w:rPr>
-          <w:rtl w:val="0"/>
-        </w:rPr>
-        <w:t xml:space="preserve">Go-Back-N, al permitir múltiples paquetes en tránsito, logra mantener un mejor desempeño incluso en escenarios adversos.</w:t>
-      </w:r>
-      <w:r/>
-    </w:p>
-    <w:p>
-      <w:pPr>
-        <w:pBdr/>
-        <w:spacing/>
-        <w:ind/>
-        <w:rPr/>
-      </w:pPr>
-      <w:r>
-        <w:rPr>
-          <w:rtl w:val="0"/>
-        </w:rPr>
-      </w:r>
-      <w:r/>
-    </w:p>
-    <w:p>
-      <w:pPr>
-        <w:pBdr/>
-        <w:spacing/>
-        <w:ind/>
-        <w:rPr/>
-      </w:pPr>
-      <w:r>
-        <w:rPr>
-          <w:rtl w:val="0"/>
-        </w:rPr>
-        <w:t xml:space="preserve">En todos los casos, se verificó que los archivos transferidos </w:t>
-      </w:r>
-      <w:r>
-        <w:rPr>
-          <w:rtl w:val="0"/>
-        </w:rPr>
-        <w:t xml:space="preserve">llegan</w:t>
-      </w:r>
-      <w:r>
-        <w:rPr>
-          <w:rtl w:val="0"/>
-        </w:rPr>
-        <w:t xml:space="preserve"> correctamente al destino, confirmando la confiabilidad de la implementación.</w:t>
-      </w:r>
-      <w:r/>
-    </w:p>
-    <w:p>
-      <w:pPr>
-        <w:pBdr/>
-        <w:spacing/>
-        <w:ind/>
-        <w:rPr/>
-      </w:pPr>
-      <w:r>
-        <w:rPr>
-          <w:rtl w:val="0"/>
-        </w:rPr>
-      </w:r>
-      <w:r/>
-    </w:p>
-    <w:p>
-      <w:pPr>
-        <w:pStyle w:val="736"/>
+        <w:pStyle w:val="955"/>
         <w:pBdr/>
         <w:spacing/>
         <w:ind/>
@@ -6656,7 +7252,7 @@
     </w:p>
     <w:p>
       <w:pPr>
-        <w:pStyle w:val="737"/>
+        <w:pStyle w:val="956"/>
         <w:pBdr/>
         <w:spacing/>
         <w:ind/>
@@ -6705,7 +7301,10 @@
         <w:t xml:space="preserve">n </w:t>
       </w:r>
       <w:r>
-        <w:t xml:space="preserve">y solicitar servicios al servidor mediante peticiones, por otro lado tenemos al servidor que se encarga de gestionar todas las peticiones de los clientes concurrentemente, almacenar los datos, y ofrecer los servicios requeridos por los clientes. Esta comunicación es bidireccional y sucede a través de la red.</w:t>
+        <w:t xml:space="preserve">y solicitar servicios al servidor mediante peticiones</w:t>
+      </w:r>
+      <w:r>
+        <w:t xml:space="preserve">, por otro lado tenemos al servidor que se encarga de gestionar todas las peticiones de los clientes concurrentemente, almacenar los datos, y ofrecer los servicios requeridos por los clientes. Esta comunicación es bidireccional y sucede a través de la red.</w:t>
       </w:r>
       <w:r/>
     </w:p>
@@ -6726,38 +7325,41 @@
           <w:highlight w:val="none"/>
         </w:rPr>
       </w:r>
-      <w:r>
-        <w:rPr>
-          <w:highlight w:val="none"/>
-        </w:rPr>
-      </w:r>
-    </w:p>
-    <w:p>
-      <w:pPr>
-        <w:pBdr/>
-        <w:spacing/>
-        <w:ind/>
-        <w:rPr>
-          <w:highlight w:val="none"/>
-        </w:rPr>
-      </w:pPr>
-      <w:r>
-        <w:t xml:space="preserve">En este trabajo construimos una simple aplicación cliente-servidor que nos permita subir archivos a un servidor desde un cliente para </w:t>
-      </w:r>
-      <w:r>
-        <w:t xml:space="preserve">que </w:t>
-      </w:r>
-      <w:r>
-        <w:t xml:space="preserve">luego otro cliente, o el mismo, pueda descargarlos. En este trabajo se hizo principal foco en la comunicación entre el cliente y servidor, creando un protocolo de comunicación confiable en capa de aplicación utilizando UDP como protocolo de transporte.       </w:t>
-      </w:r>
-      <w:r>
-        <w:t xml:space="preserve"> </w:t>
-      </w:r>
       <w:r/>
     </w:p>
     <w:p>
       <w:pPr>
-        <w:pStyle w:val="737"/>
+        <w:pBdr/>
+        <w:spacing/>
+        <w:ind/>
+        <w:rPr>
+          <w:highlight w:val="none"/>
+        </w:rPr>
+      </w:pPr>
+      <w:r>
+        <w:t xml:space="preserve">En este trabajo construimos una simple aplicación cliente-servidor que nos permita subir archivos a un servidor desde un cliente para </w:t>
+      </w:r>
+      <w:r>
+        <w:t xml:space="preserve">que </w:t>
+      </w:r>
+      <w:r>
+        <w:t xml:space="preserve">lue</w:t>
+      </w:r>
+      <w:r>
+        <w:t xml:space="preserve">go otro cliente, o el mismo, pueda descargarlos. En este trabajo se hizo principal foco en la comunicación entre el cliente y servidor, creando un protocolo de comunicación confiable en capa de aplicación utilizando UDP como protocolo de transporte.       </w:t>
+      </w:r>
+      <w:r>
+        <w:t xml:space="preserve"> </w:t>
+      </w:r>
+      <w:r>
+        <w:rPr>
+          <w:highlight w:val="none"/>
+        </w:rPr>
+      </w:r>
+    </w:p>
+    <w:p>
+      <w:pPr>
+        <w:pStyle w:val="956"/>
         <w:pBdr/>
         <w:spacing/>
         <w:ind/>
@@ -6784,8 +7386,6 @@
           <w:highlight w:val="none"/>
         </w:rPr>
       </w:pPr>
-      <w:r/>
-      <w:r/>
       <w:r>
         <w:rPr>
           <w:rtl w:val="0"/>
@@ -6795,7 +7395,11 @@
       <w:r>
         <w:t xml:space="preserve">principal función de un protocolo de capa de aplicación es brindar acceso a los servicios de las demás capas a las aplicaciones, agregar servicios necesarios y definir los protocolos que utilizan estas para intercambiar datos.</w:t>
       </w:r>
-      <w:r/>
+      <w:r>
+        <w:rPr>
+          <w:highlight w:val="none"/>
+        </w:rPr>
+      </w:r>
     </w:p>
     <w:p>
       <w:pPr>
@@ -6804,7 +7408,6 @@
         <w:ind/>
         <w:rPr/>
       </w:pPr>
-      <w:r/>
       <w:r/>
       <w:r/>
     </w:p>
@@ -6828,6 +7431,11 @@
           <w:highlight w:val="none"/>
         </w:rPr>
       </w:r>
+      <w:r>
+        <w:rPr>
+          <w:highlight w:val="none"/>
+        </w:rPr>
+      </w:r>
     </w:p>
     <w:p>
       <w:pPr>
@@ -6880,6 +7488,11 @@
           <w:highlight w:val="none"/>
         </w:rPr>
       </w:r>
+      <w:r>
+        <w:rPr>
+          <w:highlight w:val="none"/>
+        </w:rPr>
+      </w:r>
     </w:p>
     <w:p>
       <w:pPr>
@@ -6937,100 +7550,6 @@
         <w:rPr>
           <w:highlight w:val="none"/>
         </w:rPr>
-      </w:r>
-    </w:p>
-    <w:p>
-      <w:pPr>
-        <w:pBdr/>
-        <w:spacing/>
-        <w:ind/>
-        <w:rPr>
-          <w:highlight w:val="none"/>
-        </w:rPr>
-      </w:pPr>
-      <w:r>
-        <w:rPr>
-          <w:highlight w:val="none"/>
-        </w:rPr>
-      </w:r>
-      <w:r>
-        <w:rPr>
-          <w:highlight w:val="none"/>
-        </w:rPr>
-      </w:r>
-      <w:r>
-        <w:rPr>
-          <w:highlight w:val="none"/>
-        </w:rPr>
-      </w:r>
-    </w:p>
-    <w:p>
-      <w:pPr>
-        <w:pBdr/>
-        <w:spacing/>
-        <w:ind/>
-        <w:rPr>
-          <w:highlight w:val="none"/>
-        </w:rPr>
-      </w:pPr>
-      <w:r>
-        <w:rPr>
-          <w:highlight w:val="none"/>
-        </w:rPr>
-        <w:t xml:space="preserve">DNS, </w:t>
-      </w:r>
-      <w:r>
-        <w:t xml:space="preserve">que se encarga de resolver nombres de dominio en direcciones IP.</w:t>
-      </w:r>
-      <w:r>
-        <w:rPr>
-          <w:highlight w:val="none"/>
-        </w:rPr>
-      </w:r>
-    </w:p>
-    <w:p>
-      <w:pPr>
-        <w:pBdr/>
-        <w:spacing/>
-        <w:ind/>
-        <w:rPr>
-          <w:highlight w:val="none"/>
-        </w:rPr>
-      </w:pPr>
-      <w:r>
-        <w:rPr>
-          <w:highlight w:val="none"/>
-        </w:rPr>
-      </w:r>
-      <w:r>
-        <w:rPr>
-          <w:highlight w:val="none"/>
-        </w:rPr>
-      </w:r>
-      <w:r>
-        <w:rPr>
-          <w:highlight w:val="none"/>
-        </w:rPr>
-      </w:r>
-    </w:p>
-    <w:p>
-      <w:pPr>
-        <w:pBdr/>
-        <w:spacing/>
-        <w:ind/>
-        <w:rPr/>
-      </w:pPr>
-      <w:r>
-        <w:rPr>
-          <w:highlight w:val="none"/>
-        </w:rPr>
-        <w:t xml:space="preserve">SMTP, </w:t>
-      </w:r>
-      <w:r>
-        <w:t xml:space="preserve">que es utilizado para el intercambio de mensajes de correo electr</w:t>
-      </w:r>
-      <w:r>
-        <w:t xml:space="preserve">ónico.</w:t>
       </w:r>
       <w:r/>
     </w:p>
@@ -7039,226 +7558,509 @@
         <w:pBdr/>
         <w:spacing/>
         <w:ind/>
+        <w:rPr>
+          <w:highlight w:val="none"/>
+        </w:rPr>
+      </w:pPr>
+      <w:r>
+        <w:rPr>
+          <w:highlight w:val="none"/>
+        </w:rPr>
+      </w:r>
+      <w:r>
+        <w:rPr>
+          <w:highlight w:val="none"/>
+        </w:rPr>
+      </w:r>
+      <w:r>
+        <w:rPr>
+          <w:highlight w:val="none"/>
+        </w:rPr>
+      </w:r>
+    </w:p>
+    <w:p>
+      <w:pPr>
+        <w:pBdr/>
+        <w:spacing/>
+        <w:ind/>
+        <w:rPr>
+          <w:highlight w:val="none"/>
+        </w:rPr>
+      </w:pPr>
+      <w:r>
+        <w:rPr>
+          <w:highlight w:val="none"/>
+        </w:rPr>
+        <w:t xml:space="preserve">DNS, </w:t>
+      </w:r>
+      <w:r>
+        <w:t xml:space="preserve">que se encarga de resolver nombres de dominio en direcciones IP.</w:t>
+      </w:r>
+      <w:r>
+        <w:rPr>
+          <w:highlight w:val="none"/>
+        </w:rPr>
+      </w:r>
+      <w:r>
+        <w:rPr>
+          <w:highlight w:val="none"/>
+        </w:rPr>
+      </w:r>
+    </w:p>
+    <w:p>
+      <w:pPr>
+        <w:pBdr/>
+        <w:spacing/>
+        <w:ind/>
+        <w:rPr>
+          <w:highlight w:val="none"/>
+        </w:rPr>
+      </w:pPr>
+      <w:r>
+        <w:rPr>
+          <w:highlight w:val="none"/>
+        </w:rPr>
+      </w:r>
+      <w:r>
+        <w:rPr>
+          <w:highlight w:val="none"/>
+        </w:rPr>
+      </w:r>
+      <w:r>
+        <w:rPr>
+          <w:highlight w:val="none"/>
+        </w:rPr>
+      </w:r>
+    </w:p>
+    <w:p>
+      <w:pPr>
+        <w:pBdr/>
+        <w:spacing/>
+        <w:ind/>
         <w:rPr/>
       </w:pPr>
       <w:r>
         <w:rPr>
+          <w:highlight w:val="none"/>
+        </w:rPr>
+        <w:t xml:space="preserve">SMTP, </w:t>
+      </w:r>
+      <w:r>
+        <w:t xml:space="preserve">que es utilizado para el intercambio de mensajes de correo electr</w:t>
+      </w:r>
+      <w:r>
+        <w:t xml:space="preserve">ónico.</w:t>
+      </w:r>
+      <w:r/>
+    </w:p>
+    <w:p>
+      <w:pPr>
+        <w:pBdr/>
+        <w:spacing/>
+        <w:ind/>
+        <w:rPr/>
+      </w:pPr>
+      <w:r>
+        <w:rPr>
           <w:rtl w:val="0"/>
         </w:rPr>
       </w:r>
+      <w:r/>
+    </w:p>
+    <w:p>
+      <w:pPr>
+        <w:pStyle w:val="956"/>
+        <w:pBdr/>
+        <w:spacing/>
+        <w:ind/>
+        <w:rPr/>
+      </w:pPr>
+      <w:r/>
+      <w:bookmarkStart w:id="14" w:name="_heading=h.b1p203h8ss67"/>
+      <w:r/>
+      <w:bookmarkEnd w:id="14"/>
+      <w:r>
+        <w:rPr>
+          <w:rtl w:val="0"/>
+        </w:rPr>
+        <w:t xml:space="preserve">4.3. Detalle el protocolo de aplicación desarrollado en este trabajo. </w:t>
+      </w:r>
+      <w:r/>
+    </w:p>
+    <w:p>
+      <w:pPr>
+        <w:pBdr/>
+        <w:spacing/>
+        <w:ind/>
+        <w:rPr/>
+      </w:pPr>
+      <w:r>
+        <w:rPr>
+          <w:rtl w:val="0"/>
+        </w:rPr>
+      </w:r>
+      <w:r>
+        <w:t xml:space="preserve">En este trabajo desarrollamos un protocolo de aplicaci</w:t>
+      </w:r>
+      <w:r>
+        <w:t xml:space="preserve">ón que se encarga de brindar un servicio de t</w:t>
+      </w:r>
+      <w:r>
+        <w:rPr>
+          <w:rtl w:val="0"/>
+        </w:rPr>
+        <w:t xml:space="preserve">ransferencia de datos confiable </w:t>
+      </w:r>
+      <w:r>
+        <w:rPr>
+          <w:rtl w:val="0"/>
+        </w:rPr>
+        <w:t xml:space="preserve">sobre el protocolo de capa de trasporte UDP, dado que UDP no garantiza la entrega de paquetes ni el orden de los mismos, se implementaron una serie de mecanismos a nivel de capa de aplicaci</w:t>
+      </w:r>
+      <w:r>
+        <w:rPr>
+          <w:rtl w:val="0"/>
+        </w:rPr>
+        <w:t xml:space="preserve">ón para poder asegurar la confiabilidad en la transferencia de datos.</w:t>
+      </w:r>
+      <w:r>
+        <w:rPr>
+          <w:highlight w:val="none"/>
+        </w:rPr>
+      </w:r>
+      <w:r/>
+    </w:p>
+    <w:p>
+      <w:pPr>
+        <w:pBdr/>
+        <w:spacing/>
+        <w:ind/>
+        <w:rPr>
+          <w:highlight w:val="none"/>
+        </w:rPr>
+      </w:pPr>
+      <w:r>
+        <w:rPr>
+          <w:rtl w:val="0"/>
+        </w:rPr>
+      </w:r>
+      <w:r>
+        <w:rPr>
+          <w:rtl w:val="0"/>
+        </w:rPr>
+        <w:t xml:space="preserve"> </w:t>
+      </w:r>
+      <w:r>
+        <w:rPr>
+          <w:highlight w:val="none"/>
+        </w:rPr>
+      </w:r>
+      <w:r>
+        <w:rPr>
+          <w:highlight w:val="none"/>
+        </w:rPr>
+      </w:r>
+    </w:p>
+    <w:p>
+      <w:pPr>
+        <w:pBdr/>
+        <w:spacing/>
+        <w:ind/>
+        <w:rPr>
+          <w:highlight w:val="none"/>
+        </w:rPr>
+      </w:pPr>
+      <w:r>
+        <w:rPr>
+          <w:highlight w:val="none"/>
+        </w:rPr>
+        <w:t xml:space="preserve">Se desarrollaron dos variantes del protocolo de aplicaci</w:t>
+      </w:r>
+      <w:r>
+        <w:rPr>
+          <w:highlight w:val="none"/>
+        </w:rPr>
+        <w:t xml:space="preserve">ón, una que </w:t>
+      </w:r>
+      <w:r>
+        <w:rPr>
+          <w:highlight w:val="none"/>
+        </w:rPr>
+        <w:t xml:space="preserve">utiliza el protocolo Go-Back-N y otra que utiliza el protocolo Stop</w:t>
+      </w:r>
+      <w:r>
+        <w:rPr>
+          <w:highlight w:val="none"/>
+        </w:rPr>
+        <w:t xml:space="preserve"> &amp; Wait</w:t>
+      </w:r>
+      <w:r>
+        <w:rPr>
+          <w:highlight w:val="none"/>
+        </w:rPr>
+        <w:t xml:space="preserve">. El primero mas complejo en implementación pero mas eficiente, mientras que el segundo mas simple pero con problemas de rendimiento. En estos protocolos se utilizan mecanismos como sequence numbers, </w:t>
+      </w:r>
+      <w:r>
+        <w:rPr>
+          <w:highlight w:val="none"/>
+        </w:rPr>
+        <w:t xml:space="preserve">acknowledgment</w:t>
+      </w:r>
+      <w:r>
+        <w:rPr>
+          <w:highlight w:val="none"/>
+        </w:rPr>
+        <w:t xml:space="preserve"> numbers, retransmisiones y manejo de timeouts.</w:t>
+      </w:r>
+      <w:r>
+        <w:rPr>
+          <w:highlight w:val="none"/>
+        </w:rPr>
+      </w:r>
+      <w:r>
+        <w:rPr>
+          <w:highlight w:val="none"/>
+        </w:rPr>
+      </w:r>
+    </w:p>
+    <w:p>
+      <w:pPr>
+        <w:pStyle w:val="956"/>
+        <w:pBdr/>
+        <w:spacing/>
+        <w:ind/>
+        <w:rPr/>
+      </w:pPr>
+      <w:r/>
+      <w:bookmarkStart w:id="15" w:name="_heading=h.lresgb2rjp2p"/>
+      <w:r/>
+      <w:bookmarkEnd w:id="15"/>
+      <w:r>
+        <w:rPr>
+          <w:rtl w:val="0"/>
+        </w:rPr>
+        <w:t xml:space="preserve">4.4. La capa de transporte del stack TCP/IP ofrece dos protocolos: TCP y UDP. ¿Qué servicios proveen dichos protocolos? ¿Cuáles son sus características? ¿Cuándo es apropiado utilizar cada uno? </w:t>
+      </w:r>
+      <w:r/>
+    </w:p>
+    <w:p>
+      <w:pPr>
+        <w:pBdr/>
+        <w:spacing/>
+        <w:ind/>
+        <w:rPr>
+          <w:highlight w:val="none"/>
+        </w:rPr>
+      </w:pPr>
+      <w:r>
+        <w:rPr>
+          <w:rtl w:val="0"/>
+        </w:rPr>
+      </w:r>
+      <w:r>
+        <w:t xml:space="preserve">La capa de transporte permite la comunicaci</w:t>
+      </w:r>
+      <w:r>
+        <w:t xml:space="preserve">ón entre aplicaciones mediante la multiplexaci</w:t>
+      </w:r>
+      <w:r>
+        <w:t xml:space="preserve">ó</w:t>
+      </w:r>
+      <w:r>
+        <w:t xml:space="preserve">n y demultiplexaci</w:t>
+      </w:r>
+      <w:r>
+        <w:t xml:space="preserve">ó</w:t>
+      </w:r>
+      <w:r>
+        <w:t xml:space="preserve">n. </w:t>
+      </w:r>
+      <w:r>
+        <w:rPr>
+          <w:highlight w:val="none"/>
+        </w:rPr>
+      </w:r>
+    </w:p>
+    <w:p>
+      <w:pPr>
+        <w:pBdr/>
+        <w:spacing/>
+        <w:ind/>
+        <w:rPr/>
+      </w:pPr>
+      <w:r>
+        <w:rPr>
+          <w:highlight w:val="none"/>
+        </w:rPr>
+      </w:r>
+      <w:r>
+        <w:rPr>
+          <w:highlight w:val="none"/>
+        </w:rPr>
+      </w:r>
+      <w:r/>
+    </w:p>
+    <w:p>
+      <w:pPr>
+        <w:pBdr/>
+        <w:spacing/>
+        <w:ind/>
+        <w:rPr>
+          <w:highlight w:val="none"/>
+        </w:rPr>
+      </w:pPr>
+      <w:r>
+        <w:t xml:space="preserve">El protocolo UDP ofrece las utilidades mínimas de </w:t>
+      </w:r>
+      <w:r>
+        <w:t xml:space="preserve">multiplexaci</w:t>
+      </w:r>
+      <w:r>
+        <w:t xml:space="preserve">ó</w:t>
+      </w:r>
+      <w:r>
+        <w:t xml:space="preserve">n y demultiplexaci</w:t>
+      </w:r>
+      <w:r>
+        <w:t xml:space="preserve">ó</w:t>
+      </w:r>
+      <w:r>
+        <w:t xml:space="preserve">n y una verificaci</w:t>
+      </w:r>
+      <w:r>
+        <w:t xml:space="preserve">ón de errores mínima utilizando el checksum, este es no conectivo, no fiable, ligero y simple. </w:t>
+      </w:r>
+      <w:r>
+        <w:t xml:space="preserve">Es utilizado cuando queremos priorizar la velocidad de transmisión por delante de la fiabilidad de los datos, se utiliza en aplicaciones en tiempo real que no pueden permitirse grandes retrasos, como streaming de video, VoIP y consultas DNS.</w:t>
+      </w:r>
+      <w:r>
+        <w:rPr>
+          <w:highlight w:val="none"/>
+        </w:rPr>
+      </w:r>
+    </w:p>
+    <w:p>
+      <w:pPr>
+        <w:pBdr/>
+        <w:spacing/>
+        <w:ind/>
+        <w:rPr/>
+      </w:pPr>
       <w:r/>
       <w:r/>
     </w:p>
     <w:p>
       <w:pPr>
-        <w:pStyle w:val="737"/>
         <w:pBdr/>
         <w:spacing/>
         <w:ind/>
         <w:rPr/>
       </w:pPr>
-      <w:r/>
-      <w:bookmarkStart w:id="14" w:name="_heading=h.b1p203h8ss67"/>
-      <w:r/>
-      <w:bookmarkEnd w:id="14"/>
-      <w:r>
-        <w:rPr>
-          <w:rtl w:val="0"/>
-        </w:rPr>
-        <w:t xml:space="preserve">4.3. Detalle el protocolo de aplicación desarrollado en este trabajo. </w:t>
+      <w:r>
+        <w:rPr>
+          <w:highlight w:val="none"/>
+        </w:rPr>
+        <w:t xml:space="preserve">El protocolo TCP, en cambio, ofrece un servicio confiable ori</w:t>
+      </w:r>
+      <w:r>
+        <w:rPr>
+          <w:highlight w:val="none"/>
+        </w:rPr>
+        <w:t xml:space="preserve">entado a la conexión, brinda el multiplexado y demultiplexado mínimo requerido como protocolo de capa de transporte pero a su vez brinda confiabilidad; asegura el orden; la entrega y la integridad de los datos, brinda control de flujo y control de congesti</w:t>
+      </w:r>
+      <w:r>
+        <w:rPr>
+          <w:highlight w:val="none"/>
+        </w:rPr>
+        <w:t xml:space="preserve">ón. Para proveer dichos servicios, este protocolo se vuelve muchos mas complejo y pesado que UPD por lo que se utiliza cuando la fiabilidad y la integridad de los datos son críticos, sacrificando la velocidad de transmisi</w:t>
+      </w:r>
+      <w:r>
+        <w:rPr>
+          <w:highlight w:val="none"/>
+        </w:rPr>
+        <w:t xml:space="preserve">ón.</w:t>
+      </w:r>
+      <w:r>
+        <w:rPr>
+          <w:highlight w:val="none"/>
+        </w:rPr>
+        <w:t xml:space="preserve"> Por ejemplo se utiliza en la navegación web y correo electrónico.</w:t>
+      </w:r>
+      <w:r>
+        <w:rPr>
+          <w:highlight w:val="none"/>
+        </w:rPr>
       </w:r>
       <w:r/>
     </w:p>
     <w:p>
       <w:pPr>
+        <w:pStyle w:val="956"/>
         <w:pBdr/>
         <w:spacing/>
         <w:ind/>
         <w:rPr/>
       </w:pPr>
+      <w:r/>
+      <w:bookmarkStart w:id="16" w:name="_heading=h.yeng39hq9mmx"/>
+      <w:r/>
+      <w:bookmarkEnd w:id="16"/>
       <w:r>
         <w:rPr>
           <w:rtl w:val="0"/>
         </w:rPr>
-      </w:r>
-      <w:r>
-        <w:t xml:space="preserve">En este trabajo desarrollamos un protocolo de aplicaci</w:t>
-      </w:r>
-      <w:r>
-        <w:t xml:space="preserve">ón que se encarga de brindar un servicio de t</w:t>
-      </w:r>
-      <w:r>
-        <w:rPr>
-          <w:rtl w:val="0"/>
-        </w:rPr>
-        <w:t xml:space="preserve">ransferencia de datos confiable </w:t>
-      </w:r>
-      <w:r>
-        <w:rPr>
-          <w:rtl w:val="0"/>
-        </w:rPr>
-        <w:t xml:space="preserve">sobre el protocolo de capa de trasporte UDP, dado que UDP no garantiza la entrega de paquetes ni el orden de los mismos, se implementaron una serie de mecanismos a nivel de capa de aplicaci</w:t>
-      </w:r>
-      <w:r>
-        <w:rPr>
-          <w:rtl w:val="0"/>
-        </w:rPr>
-        <w:t xml:space="preserve">ón para poder asegurar la confiabilidad en la transferencia de datos.</w:t>
-      </w:r>
-      <w:r>
-        <w:rPr>
-          <w:highlight w:val="none"/>
-        </w:rPr>
-      </w:r>
-    </w:p>
-    <w:p>
-      <w:pPr>
-        <w:pBdr/>
-        <w:spacing/>
-        <w:ind/>
-        <w:rPr>
-          <w:highlight w:val="none"/>
-        </w:rPr>
-      </w:pPr>
-      <w:r>
-        <w:rPr>
-          <w:rtl w:val="0"/>
-        </w:rPr>
-      </w:r>
-      <w:r>
-        <w:rPr>
-          <w:rtl w:val="0"/>
-        </w:rPr>
-        <w:t xml:space="preserve"> </w:t>
-      </w:r>
-      <w:r>
-        <w:rPr>
-          <w:highlight w:val="none"/>
-        </w:rPr>
-      </w:r>
-      <w:r>
-        <w:rPr>
-          <w:highlight w:val="none"/>
-        </w:rPr>
-      </w:r>
-    </w:p>
-    <w:p>
-      <w:pPr>
-        <w:pBdr/>
-        <w:spacing/>
-        <w:ind/>
-        <w:rPr>
-          <w:highlight w:val="none"/>
-        </w:rPr>
-      </w:pPr>
-      <w:r>
-        <w:rPr>
-          <w:highlight w:val="none"/>
-        </w:rPr>
-        <w:t xml:space="preserve">Se desarrollaron dos variantes del protocolo de aplicaci</w:t>
-      </w:r>
-      <w:r>
-        <w:rPr>
-          <w:highlight w:val="none"/>
-        </w:rPr>
-        <w:t xml:space="preserve">ón, una que </w:t>
-      </w:r>
-      <w:r>
-        <w:rPr>
-          <w:highlight w:val="none"/>
-        </w:rPr>
-        <w:t xml:space="preserve">utiliza el protocolo Go-Back-N y otra que utiliza el protocolo Stop</w:t>
-      </w:r>
-      <w:r>
-        <w:rPr>
-          <w:highlight w:val="none"/>
-        </w:rPr>
-        <w:t xml:space="preserve"> &amp; Wait</w:t>
-      </w:r>
-      <w:r>
-        <w:rPr>
-          <w:highlight w:val="none"/>
-        </w:rPr>
-        <w:t xml:space="preserve">. El primero mas complejo en implementación pero mas eficiente, mientras que el segundo mas simple pero con grandes problemas de rendimiento. En estos protocolos se utilizan mecanismos como sequence numbers, </w:t>
-      </w:r>
-      <w:r>
-        <w:rPr>
-          <w:highlight w:val="none"/>
-        </w:rPr>
-        <w:t xml:space="preserve">acknowledgment</w:t>
-      </w:r>
-      <w:r>
-        <w:rPr>
-          <w:highlight w:val="none"/>
-        </w:rPr>
-        <w:t xml:space="preserve"> numbers, retransmisiones y manejo de timeouts.</w:t>
-      </w:r>
-      <w:r>
-        <w:rPr>
-          <w:highlight w:val="none"/>
-        </w:rPr>
-      </w:r>
-    </w:p>
-    <w:p>
-      <w:pPr>
-        <w:pStyle w:val="737"/>
-        <w:pBdr/>
-        <w:spacing/>
-        <w:ind/>
-        <w:rPr/>
-      </w:pPr>
-      <w:r/>
-      <w:bookmarkStart w:id="15" w:name="_heading=h.lresgb2rjp2p"/>
-      <w:r/>
-      <w:bookmarkEnd w:id="15"/>
-      <w:r>
-        <w:rPr>
-          <w:rtl w:val="0"/>
-        </w:rPr>
-        <w:t xml:space="preserve">4.4. La capa de transporte del stack TCP/IP ofrece dos protocolos: TCP y UDP. ¿Qué servicios proveen dichos protocolos? ¿Cuáles son sus características? ¿Cuándo es apropiado utilizar cada uno? </w:t>
+        <w:t xml:space="preserve">4.5. Justifique si el protocolo desarrollado cuenta con mecanismos de control de congestión, en caso de tenerlos, descríbalos. </w:t>
       </w:r>
       <w:r/>
     </w:p>
     <w:p>
       <w:pPr>
-        <w:pBdr/>
+        <w:pBdr>
+          <w:top w:val="none" w:color="000000" w:sz="4" w:space="0"/>
+          <w:left w:val="none" w:color="000000" w:sz="4" w:space="0"/>
+          <w:bottom w:val="none" w:color="000000" w:sz="4" w:space="0"/>
+          <w:right w:val="none" w:color="000000" w:sz="4" w:space="0"/>
+        </w:pBdr>
         <w:spacing/>
         <w:ind/>
         <w:rPr>
           <w:highlight w:val="none"/>
+          <w14:ligatures w14:val="none"/>
         </w:rPr>
       </w:pPr>
       <w:r>
         <w:rPr>
           <w:rtl w:val="0"/>
-        </w:rPr>
-      </w:r>
-      <w:r>
-        <w:t xml:space="preserve">La capa de transporte permite la comunicaci</w:t>
-      </w:r>
-      <w:r>
-        <w:t xml:space="preserve">ón entre aplicaciones mediante la multiplexaci</w:t>
-      </w:r>
-      <w:r>
-        <w:t xml:space="preserve">ó</w:t>
-      </w:r>
-      <w:r>
-        <w:t xml:space="preserve">n y demultiplexaci</w:t>
-      </w:r>
-      <w:r>
-        <w:t xml:space="preserve">ó</w:t>
-      </w:r>
-      <w:r>
-        <w:t xml:space="preserve">n. </w:t>
+          <w:lang w:val="undefined" w:bidi="undefined"/>
+        </w:rPr>
+      </w:r>
+      <w:r>
+        <w:rPr>
+          <w:lang w:val="undefined"/>
+        </w:rPr>
+        <w:t xml:space="preserve">El protocolo desarrollado sí cuenta con mecanismos de control de congestión, presentes tanto en la variante Stop &amp; Wait como en Go-Back-N. Si bien el enfoque principal de la implementación apunta a garantizar la confiabilidad de la transmisión detectando </w:t>
+      </w:r>
+      <w:r>
+        <w:rPr>
+          <w:lang w:val="undefined"/>
+        </w:rPr>
+        <w:t xml:space="preserve">pérdidas, errores y reordenamientos para luego realizar las retransmisiones necesarias, es precisamente en la detección de pérdidas donde estos mecanismos de control entran en acción.</w:t>
       </w:r>
       <w:r/>
     </w:p>
     <w:p>
       <w:pPr>
-        <w:pBdr/>
-        <w:spacing/>
-        <w:ind/>
-        <w:rPr/>
+        <w:pBdr>
+          <w:top w:val="none" w:color="000000" w:sz="4" w:space="0"/>
+          <w:left w:val="none" w:color="000000" w:sz="4" w:space="0"/>
+          <w:bottom w:val="none" w:color="000000" w:sz="4" w:space="0"/>
+          <w:right w:val="none" w:color="000000" w:sz="4" w:space="0"/>
+        </w:pBdr>
+        <w:spacing/>
+        <w:ind/>
+        <w:rPr>
+          <w14:ligatures w14:val="none"/>
+        </w:rPr>
       </w:pPr>
       <w:r>
         <w:rPr>
@@ -7278,48 +8080,268 @@
     </w:p>
     <w:p>
       <w:pPr>
-        <w:pBdr/>
+        <w:pBdr>
+          <w:top w:val="none" w:color="000000" w:sz="4" w:space="0"/>
+          <w:left w:val="none" w:color="000000" w:sz="4" w:space="0"/>
+          <w:bottom w:val="none" w:color="000000" w:sz="4" w:space="0"/>
+          <w:right w:val="none" w:color="000000" w:sz="4" w:space="0"/>
+        </w:pBdr>
         <w:spacing/>
         <w:ind/>
         <w:rPr>
           <w:highlight w:val="none"/>
-        </w:rPr>
-      </w:pPr>
-      <w:r/>
-      <w:r>
-        <w:t xml:space="preserve">El protocolo UDP ofrece las utilidades mínimas de </w:t>
-      </w:r>
-      <w:r>
-        <w:t xml:space="preserve">multiplexaci</w:t>
-      </w:r>
-      <w:r>
-        <w:t xml:space="preserve">ó</w:t>
-      </w:r>
-      <w:r>
-        <w:t xml:space="preserve">n y demultiplexaci</w:t>
-      </w:r>
-      <w:r>
-        <w:t xml:space="preserve">ó</w:t>
-      </w:r>
-      <w:r>
-        <w:t xml:space="preserve">n y una verificaci</w:t>
-      </w:r>
-      <w:r>
-        <w:t xml:space="preserve">ón de errores mínima utilizando el checksum, este es no conectivo, no fiable, ligero y simple. </w:t>
-      </w:r>
-      <w:r>
-        <w:t xml:space="preserve">Es utilizado cuando queremos priorizar la velocidad de transmisión por delante de la fiabilidad de los datos, se utiliza en aplicaciones en tiempo real que no pueden permitirse grandes retrasos, como streaming de video, VoIP y consultas DNS.</w:t>
+          <w14:ligatures w14:val="none"/>
+        </w:rPr>
+      </w:pPr>
+      <w:r>
+        <w:rPr>
+          <w:lang w:val="undefined"/>
+        </w:rPr>
+        <w:t xml:space="preserve">En ambos protocolos se implementan </w:t>
+      </w:r>
+      <w:r>
+        <w:rPr>
+          <w:lang w:val="undefined"/>
+        </w:rPr>
+        <w:t xml:space="preserve">timeouts dinámicos</w:t>
+      </w:r>
+      <w:r>
+        <w:rPr>
+          <w:lang w:val="undefined"/>
+        </w:rPr>
+        <w:t xml:space="preserve">: ante la necesidad de retransmitir un paquete, el tiempo de espera se duplica con cada intento consecutivo. Esta estrategia se basa en la suposición de que una causa probable de la pérdida es la congestión de la red, por lo que extender el intervalo de es</w:t>
+      </w:r>
+      <w:r>
+        <w:rPr>
+          <w:lang w:val="undefined"/>
+        </w:rPr>
+        <w:t xml:space="preserve">pera le otorga tiempo al sistema para que dicha congestión se alivie antes de reintentar el envío.</w:t>
       </w:r>
       <w:r/>
     </w:p>
     <w:p>
       <w:pPr>
-        <w:pBdr/>
+        <w:pBdr>
+          <w:top w:val="none" w:color="000000" w:sz="4" w:space="0"/>
+          <w:left w:val="none" w:color="000000" w:sz="4" w:space="0"/>
+          <w:bottom w:val="none" w:color="000000" w:sz="4" w:space="0"/>
+          <w:right w:val="none" w:color="000000" w:sz="4" w:space="0"/>
+        </w:pBdr>
+        <w:spacing/>
+        <w:ind/>
+        <w:rPr>
+          <w14:ligatures w14:val="none"/>
+        </w:rPr>
+      </w:pPr>
+      <w:r>
+        <w:rPr>
+          <w:highlight w:val="none"/>
+        </w:rPr>
+      </w:r>
+      <w:r>
+        <w:rPr>
+          <w:highlight w:val="none"/>
+        </w:rPr>
+      </w:r>
+      <w:r>
+        <w:rPr>
+          <w:highlight w:val="none"/>
+        </w:rPr>
+      </w:r>
+    </w:p>
+    <w:p>
+      <w:pPr>
+        <w:pBdr>
+          <w:top w:val="none" w:color="000000" w:sz="4" w:space="0"/>
+          <w:left w:val="none" w:color="000000" w:sz="4" w:space="0"/>
+          <w:bottom w:val="none" w:color="000000" w:sz="4" w:space="0"/>
+          <w:right w:val="none" w:color="000000" w:sz="4" w:space="0"/>
+        </w:pBdr>
         <w:spacing/>
         <w:ind/>
         <w:rPr/>
       </w:pPr>
+      <w:r>
+        <w:rPr>
+          <w:lang w:val="undefined"/>
+        </w:rPr>
+        <w:t xml:space="preserve">En el caso particular de Go-Back-N, se incorpora un mecanismo complementario de </w:t>
+      </w:r>
+      <w:r>
+        <w:rPr>
+          <w:lang w:val="undefined"/>
+        </w:rPr>
+        <w:t xml:space="preserve">ventana adaptativa</w:t>
+      </w:r>
+      <w:r>
+        <w:rPr>
+          <w:lang w:val="undefined"/>
+        </w:rPr>
+        <w:t xml:space="preserve">: ante la detección de pérdida de paquetes, el tamaño de la ventana de </w:t>
+      </w:r>
+      <w:r>
+        <w:t xml:space="preserve">transmisión se reduce, disminuyendo la cantidad de datos en tránsito y aliviando así la presión sobre la red. A medida que la transmisión transcurre sin errores, la ventana se increment</w:t>
+      </w:r>
+      <w:r>
+        <w:rPr>
+          <w:lang w:val="undefined"/>
+        </w:rPr>
+        <w:t xml:space="preserve">a progresivament</w:t>
+      </w:r>
+      <w:r>
+        <w:rPr>
+          <w:lang w:val="es-ES"/>
+        </w:rPr>
+        <w:t xml:space="preserve">e</w:t>
+      </w:r>
+      <w:r>
+        <w:t xml:space="preserve">.</w:t>
+      </w:r>
       <w:r/>
+    </w:p>
+    <w:p>
+      <w:pPr>
+        <w:pBdr/>
+        <w:spacing/>
+        <w:ind/>
+        <w:rPr>
+          <w:highlight w:val="none"/>
+        </w:rPr>
+      </w:pPr>
+      <w:r/>
+      <w:r>
+        <w:rPr>
+          <w:highlight w:val="none"/>
+        </w:rPr>
+      </w:r>
+      <w:r/>
+    </w:p>
+    <w:p>
+      <w:pPr>
+        <w:pStyle w:val="956"/>
+        <w:pBdr/>
+        <w:spacing/>
+        <w:ind/>
+        <w:rPr/>
+      </w:pPr>
+      <w:r/>
+      <w:bookmarkStart w:id="17" w:name="_heading=h.ohgle2d2d2al"/>
+      <w:r/>
+      <w:bookmarkEnd w:id="17"/>
+      <w:r>
+        <w:rPr>
+          <w:rtl w:val="0"/>
+        </w:rPr>
+        <w:t xml:space="preserve">4.6. ¿Cuál de los dos protocolos desarrollados envía archivos en la menor cantidad de tiempo? ¿Es siempre el mismo?</w:t>
+      </w:r>
+      <w:r/>
+    </w:p>
+    <w:p>
+      <w:pPr>
+        <w:pBdr/>
+        <w:spacing/>
+        <w:ind/>
+        <w:rPr>
+          <w:highlight w:val="none"/>
+        </w:rPr>
+      </w:pPr>
+      <w:r>
+        <w:rPr>
+          <w:rtl w:val="0"/>
+        </w:rPr>
+      </w:r>
+      <w:r>
+        <w:rPr>
+          <w:rtl w:val="0"/>
+        </w:rPr>
+        <w:t xml:space="preserve">Por lo visto en las pruebas y analizando el funcionamiento de los dos protocolos desarrollados podemos afirmar que en la mayoría de casos el protocolo Go-Back-N env</w:t>
+      </w:r>
+      <w:r>
+        <w:rPr>
+          <w:rtl w:val="0"/>
+        </w:rPr>
+        <w:t xml:space="preserve">í</w:t>
+      </w:r>
+      <w:r>
+        <w:rPr>
+          <w:rtl w:val="0"/>
+        </w:rPr>
+        <w:t xml:space="preserve">a los archivos en menor cantidad de tiempo. Esto se debe a que </w:t>
+      </w:r>
+      <w:r>
+        <w:rPr>
+          <w:rtl w:val="0"/>
+        </w:rPr>
+        <w:t xml:space="preserve">este protocolo envía varios paquetes dentro de su ventana deslizante y espera la confirmaci</w:t>
+      </w:r>
+      <w:r>
+        <w:rPr>
+          <w:rtl w:val="0"/>
+        </w:rPr>
+        <w:t xml:space="preserve">ón de estos para avanzar su ventana deslizante y poder mandar nuevos paquetes, mientras que el protocolo Stop </w:t>
+      </w:r>
+      <w:r>
+        <w:rPr>
+          <w:highlight w:val="none"/>
+        </w:rPr>
+        <w:t xml:space="preserve">&amp; Wait</w:t>
+      </w:r>
+      <w:r>
+        <w:t xml:space="preserve"> solo envía un paquete y no envía ningún otro hasta recibir la confirmación de ese paquete, esto aumen</w:t>
+      </w:r>
+      <w:r>
+        <w:t xml:space="preserve">ta la simplicidad pero conlleva un aumento en la latencia. </w:t>
+      </w:r>
+      <w:r>
+        <w:rPr>
+          <w:rtl w:val="0"/>
+        </w:rPr>
+      </w:r>
+      <w:r/>
+    </w:p>
+    <w:p>
+      <w:pPr>
+        <w:pBdr/>
+        <w:spacing/>
+        <w:ind/>
+        <w:rPr/>
+      </w:pPr>
+      <w:r>
+        <w:rPr>
+          <w:highlight w:val="none"/>
+          <w:rtl w:val="0"/>
+        </w:rPr>
+      </w:r>
+      <w:r>
+        <w:rPr>
+          <w:highlight w:val="none"/>
+          <w:rtl w:val="0"/>
+        </w:rPr>
+      </w:r>
+      <w:r>
+        <w:rPr>
+          <w:highlight w:val="none"/>
+          <w:rtl w:val="0"/>
+        </w:rPr>
+      </w:r>
+    </w:p>
+    <w:p>
+      <w:pPr>
+        <w:pBdr/>
+        <w:spacing/>
+        <w:ind/>
+        <w:rPr/>
+      </w:pPr>
+      <w:r/>
+      <w:r>
+        <w:t xml:space="preserve">La diferencia en rendimiento entre ambos protocolos se vuelve más notoria a medida que aumenta el tamaño del archivo y la tasa de pérdida de paquetes en la red. En Stop &amp; Wait, cada pérdida implica esperar el vencimiento del timeout ant</w:t>
+      </w:r>
+      <w:r>
+        <w:t xml:space="preserve">es de retransmitir. Go-Back-N, en cambio, reacciona de forma más ágil, recibe un paquete fuera de orden y el receptor reenvía inmediatamente el último ACK enviado, desencadenando una retransmisión rápida de los paquetes pendientes sin necesidad de agota</w:t>
+      </w:r>
+      <w:r>
+        <w:t xml:space="preserve">r el timeout.</w:t>
+      </w:r>
       <w:r/>
       <w:r/>
     </w:p>
@@ -7334,30 +8356,6 @@
         <w:rPr>
           <w:highlight w:val="none"/>
         </w:rPr>
-        <w:t xml:space="preserve">El protocolo TCP, en cambio, ofrece un servicio confiable orientado a la conexión, brinda el multiplexado y demultiplexado mínimo requerido como protocolo de capa de transporte pero a su vez brinda confiabilidad; asegura el orden; la entrega y la integridad de los datos, brinda control de flujo y control de congesti</w:t>
-      </w:r>
-      <w:r>
-        <w:rPr>
-          <w:highlight w:val="none"/>
-        </w:rPr>
-        <w:t xml:space="preserve">ón. Para proveer dichos servicios, este protocolo se vuelve muchos mas complejo y pesado que UPD por lo que se utiliza cuando la fiabilidad y la integridad de los datos son críticos, sacrificando la velocidad de transmisi</w:t>
-      </w:r>
-      <w:r>
-        <w:rPr>
-          <w:highlight w:val="none"/>
-        </w:rPr>
-        <w:t xml:space="preserve">ón.</w:t>
-      </w:r>
-      <w:r>
-        <w:rPr>
-          <w:highlight w:val="none"/>
-        </w:rPr>
-        <w:t xml:space="preserve"> Por ejemplo se utiliza en la navegación web y correo electrónico.</w:t>
-      </w:r>
-      <w:r>
-        <w:rPr>
-          <w:highlight w:val="none"/>
-        </w:rPr>
       </w:r>
       <w:r>
         <w:rPr>
@@ -7367,206 +8365,37 @@
     </w:p>
     <w:p>
       <w:pPr>
-        <w:pStyle w:val="737"/>
         <w:pBdr/>
         <w:spacing/>
         <w:ind/>
         <w:rPr/>
       </w:pPr>
+      <w:r>
+        <w:rPr>
+          <w:rtl w:val="0"/>
+        </w:rPr>
+      </w:r>
+      <w:r>
+        <w:t xml:space="preserve">La ventana adaptativa descripta anteriormente tambi</w:t>
+      </w:r>
+      <w:r>
+        <w:t xml:space="preserve">é</w:t>
+      </w:r>
       <w:r/>
-      <w:bookmarkStart w:id="16" w:name="_heading=h.yeng39hq9mmx"/>
-      <w:r/>
-      <w:bookmarkEnd w:id="16"/>
-      <w:r>
-        <w:rPr>
-          <w:rtl w:val="0"/>
-        </w:rPr>
-        <w:t xml:space="preserve">4.5. Justifique si el protocolo desarrollado cuenta con mecanismos de control de congestión, en caso de tenerlos, descríbalos. </w:t>
+      <w:r>
+        <w:t xml:space="preserve">n cumple un rol clave, ante pérdidas reiteradas, la ventana se reduce progresivamente a la mitad, limitando la cantidad de paquetes que deben retransmitirse </w:t>
+      </w:r>
+      <w:r>
+        <w:t xml:space="preserve">en cada intento. En el peor de los casos</w:t>
+      </w:r>
+      <w:r>
+        <w:t xml:space="preserve"> la ventana puede achicarse hasta tamaño 1, equiparando el comportamiento de Go-Back-N al de Stop &amp; Wait. </w:t>
       </w:r>
       <w:r/>
     </w:p>
     <w:p>
       <w:pPr>
-        <w:pBdr/>
-        <w:spacing/>
-        <w:ind/>
-        <w:rPr>
-          <w:highlight w:val="none"/>
-        </w:rPr>
-      </w:pPr>
-      <w:r>
-        <w:rPr>
-          <w:rtl w:val="0"/>
-        </w:rPr>
-      </w:r>
-      <w:r>
-        <w:t xml:space="preserve">El protocolo desarrollado no cuenta con mecanismos de control de congesti</w:t>
-      </w:r>
-      <w:r>
-        <w:t xml:space="preserve">ón, tanto en la versión </w:t>
-      </w:r>
-      <w:r>
-        <w:rPr>
-          <w:highlight w:val="none"/>
-        </w:rPr>
-        <w:t xml:space="preserve">Stop</w:t>
-      </w:r>
-      <w:r>
-        <w:rPr>
-          <w:highlight w:val="none"/>
-        </w:rPr>
-        <w:t xml:space="preserve"> &amp; Wait</w:t>
-      </w:r>
-      <w:r/>
-      <w:r>
-        <w:t xml:space="preserve"> como en la versión </w:t>
-      </w:r>
-      <w:r>
-        <w:rPr>
-          <w:highlight w:val="none"/>
-        </w:rPr>
-        <w:t xml:space="preserve">Go-Back-N</w:t>
-      </w:r>
-      <w:r>
-        <w:t xml:space="preserve">, el comportamiento implementado se enfoca en garantizar la confiabilidad de la transmisión, detectar perdidas, errores y re-ordenamientos y entonces realizar retransmisiones.</w:t>
-      </w:r>
-      <w:r/>
-    </w:p>
-    <w:p>
-      <w:pPr>
-        <w:pBdr/>
-        <w:spacing/>
-        <w:ind/>
-        <w:rPr/>
-      </w:pPr>
-      <w:r>
-        <w:rPr>
-          <w:highlight w:val="none"/>
-        </w:rPr>
-      </w:r>
-      <w:r>
-        <w:rPr>
-          <w:highlight w:val="none"/>
-        </w:rPr>
-      </w:r>
-      <w:r>
-        <w:rPr>
-          <w:highlight w:val="none"/>
-        </w:rPr>
-      </w:r>
-    </w:p>
-    <w:p>
-      <w:pPr>
-        <w:pBdr/>
-        <w:spacing/>
-        <w:ind/>
-        <w:rPr>
-          <w:highlight w:val="none"/>
-        </w:rPr>
-      </w:pPr>
-      <w:r>
-        <w:t xml:space="preserve">Un mecanismo de control de congestión que se podría implementar en la versión </w:t>
-      </w:r>
-      <w:r>
-        <w:rPr>
-          <w:highlight w:val="none"/>
-        </w:rPr>
-        <w:t xml:space="preserve">Go-Back-N</w:t>
-      </w:r>
-      <w:r>
-        <w:t xml:space="preserve"> implicaría reducir la ventana ante perdidas de paquetes e incrementarla progresivamente cuando no hay errores. </w:t>
-      </w:r>
-      <w:r/>
-      <w:r/>
-    </w:p>
-    <w:p>
-      <w:pPr>
-        <w:pStyle w:val="737"/>
-        <w:pBdr/>
-        <w:spacing/>
-        <w:ind/>
-        <w:rPr/>
-      </w:pPr>
-      <w:r/>
-      <w:bookmarkStart w:id="17" w:name="_heading=h.ohgle2d2d2al"/>
-      <w:r/>
-      <w:bookmarkEnd w:id="17"/>
-      <w:r>
-        <w:rPr>
-          <w:rtl w:val="0"/>
-        </w:rPr>
-        <w:t xml:space="preserve">4.6. ¿Cuál de los dos protocolos desarrollados envía archivos en la menor cantidad de tiempo? ¿Es siempre el mismo?</w:t>
-      </w:r>
-      <w:r/>
-    </w:p>
-    <w:p>
-      <w:pPr>
-        <w:pBdr/>
-        <w:spacing/>
-        <w:ind/>
-        <w:rPr/>
-      </w:pPr>
-      <w:r>
-        <w:rPr>
-          <w:rtl w:val="0"/>
-        </w:rPr>
-      </w:r>
-      <w:r>
-        <w:rPr>
-          <w:rtl w:val="0"/>
-        </w:rPr>
-        <w:t xml:space="preserve">Por lo visto en las pruebas y analizando el funcionamiento de los dos protocolos desarrollados podemos afirmar que en la mayoría de casos el protocolo Go-Back-N env</w:t>
-      </w:r>
-      <w:r>
-        <w:rPr>
-          <w:rtl w:val="0"/>
-        </w:rPr>
-        <w:t xml:space="preserve">í</w:t>
-      </w:r>
-      <w:r>
-        <w:rPr>
-          <w:rtl w:val="0"/>
-        </w:rPr>
-        <w:t xml:space="preserve">a los archivos en menor cantidad de tiempo, esto sucede ya que este protocolo envía varios paquetes dentro de su ventana deslizante y espera la confirmaci</w:t>
-      </w:r>
-      <w:r>
-        <w:rPr>
-          <w:rtl w:val="0"/>
-        </w:rPr>
-        <w:t xml:space="preserve">ón de estos para avanzar su ventana deslizante y poder mandar nuevos paquetes, mientras que el protocolo Stop </w:t>
-      </w:r>
-      <w:r>
-        <w:rPr>
-          <w:highlight w:val="none"/>
-        </w:rPr>
-        <w:t xml:space="preserve">&amp; Wait</w:t>
-      </w:r>
-      <w:r>
-        <w:t xml:space="preserve"> solo envía un paquete y no envía ningún otro hasta recibir la confirmación de ese paquete, esto aumenta la simplicidad pero conlleva un aumento en la latencia. Esta diferencia en el tiempo que se tarda en enviar un archivo en los diferentes protocolos es mas notoria cuanto mas grande sean los archivos y mas perdidas de paquetes ocurran en la red. En Stop </w:t>
-      </w:r>
-      <w:r>
-        <w:rPr>
-          <w:highlight w:val="none"/>
-        </w:rPr>
-        <w:t xml:space="preserve">&amp; Wait</w:t>
-      </w:r>
-      <w:r>
-        <w:t xml:space="preserve"> siempre se espera el Timeout para reenviar paquetes mientras que en Go</w:t>
-      </w:r>
-      <w:r>
-        <w:rPr>
-          <w:rtl w:val="0"/>
-        </w:rPr>
-        <w:t xml:space="preserve">-Back-N </w:t>
-      </w:r>
-      <w:r>
-        <w:t xml:space="preserve">cuando se recibe un paquete que no es el esperado, se envía nuevamente el ultimo ack enviado entonces se realiza un rápido reenvió de los paquetes correspondientes, esto influye enormemente en la performance cuando la red es propensa a perder paquetes. </w:t>
-      </w:r>
-      <w:r/>
-    </w:p>
-    <w:p>
-      <w:pPr>
-        <w:pStyle w:val="736"/>
+        <w:pStyle w:val="955"/>
         <w:pBdr/>
         <w:spacing/>
         <w:ind/>
@@ -7601,7 +8430,7 @@
     </w:p>
     <w:p>
       <w:pPr>
-        <w:pStyle w:val="737"/>
+        <w:pStyle w:val="956"/>
         <w:pBdr/>
         <w:spacing/>
         <w:ind/>
@@ -7651,7 +8480,7 @@
     </w:p>
     <w:p>
       <w:pPr>
-        <w:pStyle w:val="737"/>
+        <w:pStyle w:val="956"/>
         <w:pBdr/>
         <w:spacing/>
         <w:ind/>
@@ -7705,10 +8534,11 @@
         </w:rPr>
         <w:t xml:space="preserve">Este problema se resolvió incorporando un mecanismo de deduplicación en el servidor, que permite identificar solicitudes repetidas y reutilizar la misma sesión de transferencia en lugar de crear nuevas.</w:t>
       </w:r>
-      <w:r/>
-      <w:r/>
-      <w:r/>
-      <w:r/>
+      <w:r>
+        <w:rPr>
+          <w:highlight w:val="none"/>
+        </w:rPr>
+      </w:r>
       <w:r>
         <w:rPr>
           <w:highlight w:val="none"/>
@@ -7717,7 +8547,7 @@
     </w:p>
     <w:p>
       <w:pPr>
-        <w:pStyle w:val="737"/>
+        <w:pStyle w:val="956"/>
         <w:pBdr/>
         <w:spacing/>
         <w:ind/>
@@ -7731,9 +8561,16 @@
         <w:rPr>
           <w:rtl w:val="0"/>
         </w:rPr>
-        <w:t xml:space="preserve">Cierre prematuro del receptor</w:t>
-      </w:r>
-      <w:r/>
+        <w:t xml:space="preserve">G</w:t>
+      </w:r>
+      <w:r>
+        <w:t xml:space="preserve">o-Back-N más lento de lo esperado</w:t>
+      </w:r>
+      <w:r>
+        <w:rPr>
+          <w:rtl w:val="0"/>
+        </w:rPr>
+      </w:r>
       <w:r/>
     </w:p>
     <w:p>
@@ -7741,122 +8578,322 @@
         <w:pBdr/>
         <w:spacing w:after="240" w:before="240"/>
         <w:ind w:right="600" w:firstLine="0" w:left="0"/>
-        <w:rPr/>
+        <w:rPr>
+          <w14:ligatures w14:val="none"/>
+        </w:rPr>
       </w:pPr>
       <w:r>
         <w:rPr>
           <w:rtl w:val="0"/>
         </w:rPr>
-        <w:t xml:space="preserve">Inicialmente, el receptor </w:t>
+      </w:r>
+      <w:r>
+        <w:t xml:space="preserve">En su versión inicial, la implementación de Go-Back-N funcionaba correctamente y se comportaba según lo esperado en escenarios con baja pérdida de paquetes y archivos de tamaño reducido. Sin embargo, al incrementar cualquiera de estas dos variables, el pro</w:t>
+      </w:r>
+      <w:r>
+        <w:t xml:space="preserve">tocolo comenzaba a mostrar un rendimiento inferior al anticipado, </w:t>
+      </w:r>
+      <w:r>
+        <w:rPr>
+          <w:lang w:val="undefined"/>
+        </w:rPr>
+        <w:t xml:space="preserve">volviéndose más lento que Stop &amp; Wait en lugar de superarlo.</w:t>
       </w:r>
       <w:r>
         <w:rPr>
           <w:rtl w:val="0"/>
-        </w:rPr>
-        <w:t xml:space="preserve">finalizaba la transferencia luego de recibir el primer paquete, debido a un error en la condición de salida del ciclo principal. Esto provocaba que el resto de los paquetes fueran ignorados, generando fallas en la transferencia de archivos de mayor tamaño.</w:t>
-      </w:r>
-      <w:r/>
+          <w:lang w:val="undefined" w:bidi="undefined"/>
+        </w:rPr>
+      </w:r>
+      <w:r>
+        <w:rPr>
+          <w:lang w:val="undefined"/>
+        </w:rPr>
+      </w:r>
+    </w:p>
+    <w:p>
+      <w:pPr>
+        <w:pBdr>
+          <w:top w:val="none" w:color="000000" w:sz="4" w:space="0"/>
+          <w:left w:val="none" w:color="000000" w:sz="4" w:space="0"/>
+          <w:bottom w:val="none" w:color="000000" w:sz="4" w:space="0"/>
+          <w:right w:val="none" w:color="000000" w:sz="4" w:space="0"/>
+        </w:pBdr>
+        <w:spacing w:after="240" w:before="240"/>
+        <w:ind w:right="600" w:firstLine="0" w:left="0"/>
+        <w:rPr>
+          <w14:ligatures w14:val="none"/>
+        </w:rPr>
+      </w:pPr>
+      <w:r>
+        <w:rPr>
+          <w:lang w:val="undefined"/>
+        </w:rPr>
+        <w:t xml:space="preserve">La causa radicaba en la estrategia de recepción</w:t>
+      </w:r>
+      <w:r>
+        <w:rPr>
+          <w:lang w:val="es-ES"/>
+        </w:rPr>
+        <w:t xml:space="preserve">,</w:t>
+      </w:r>
+      <w:r>
+        <w:t xml:space="preserve"> ante la llegada de paquetes fuera de orden, estos eran descartados y se retransmitía la ventana completa. Esto generaba </w:t>
+      </w:r>
+      <w:r>
+        <w:rPr>
+          <w:lang w:val="es-ES"/>
+        </w:rPr>
+        <w:t xml:space="preserve">que</w:t>
+      </w:r>
+      <w:r>
+        <w:t xml:space="preserve"> mientras Stop &amp; Wait solo debía reenviar un ún</w:t>
+      </w:r>
+      <w:r>
+        <w:rPr>
+          <w:lang w:val="undefined"/>
+        </w:rPr>
+        <w:t xml:space="preserve">ico paquete por cada pérdida, Go-Back-N debía retransmitir todos los paquetes de la ventana, multiplicando el tráfico innecesario y</w:t>
+      </w:r>
+      <w:r>
+        <w:rPr>
+          <w:lang w:val="es-ES"/>
+        </w:rPr>
+        <w:t xml:space="preserve"> generando un efecto peyorativo en</w:t>
+      </w:r>
+      <w:r>
+        <w:t xml:space="preserve"> el rendimiento a medida que la red se volvía más inestable.</w:t>
+      </w:r>
+      <w:r>
+        <w:rPr>
+          <w:lang w:val="undefined"/>
+        </w:rPr>
+      </w:r>
+    </w:p>
+    <w:p>
+      <w:pPr>
+        <w:pBdr>
+          <w:top w:val="none" w:color="000000" w:sz="4" w:space="0"/>
+          <w:left w:val="none" w:color="000000" w:sz="4" w:space="0"/>
+          <w:bottom w:val="none" w:color="000000" w:sz="4" w:space="0"/>
+          <w:right w:val="none" w:color="000000" w:sz="4" w:space="0"/>
+        </w:pBdr>
+        <w:spacing w:after="240" w:before="240"/>
+        <w:ind w:right="600" w:firstLine="0" w:left="0"/>
+        <w:rPr>
+          <w14:ligatures w14:val="none"/>
+        </w:rPr>
+      </w:pPr>
+      <w:r>
+        <w:rPr>
+          <w:lang w:val="undefined"/>
+        </w:rPr>
+        <w:t xml:space="preserve">La solución adoptada fue incorporar una </w:t>
+      </w:r>
+      <w:r>
+        <w:rPr>
+          <w:lang w:val="undefined"/>
+        </w:rPr>
+        <w:t xml:space="preserve">ventana dinámica</w:t>
+      </w:r>
+      <w:r>
+        <w:rPr>
+          <w:lang w:val="undefined"/>
+        </w:rPr>
+        <w:t xml:space="preserve"> que reduce su tamaño ante condiciones de red adversas, limitando así la cantidad de paquetes involucrados en cada retransmisión</w:t>
+      </w:r>
+      <w:r>
+        <w:rPr>
+          <w:lang w:val="es-ES"/>
+        </w:rPr>
+        <w:t xml:space="preserve">.</w:t>
+      </w:r>
+      <w:r>
+        <w:rPr>
+          <w:rtl w:val="0"/>
+        </w:rPr>
+      </w:r>
+      <w:r>
+        <w:rPr>
+          <w:lang w:val="undefined" w:bidi="undefined"/>
+        </w:rPr>
+      </w:r>
       <w:r/>
     </w:p>
     <w:p>
       <w:pPr>
-        <w:pBdr/>
-        <w:spacing w:after="240" w:before="240"/>
-        <w:ind w:right="600" w:firstLine="0" w:left="0"/>
+        <w:pStyle w:val="956"/>
+        <w:pBdr/>
+        <w:spacing/>
+        <w:ind/>
         <w:rPr/>
       </w:pPr>
       <w:r>
-        <w:rPr>
-          <w:rtl w:val="0"/>
-        </w:rPr>
-        <w:t xml:space="preserve">Este problema fue resuelto corrigiendo la condición de finalización, asegurando que el receptor continúe recibiendo datos hasta completar el tamaño total esperado del archivo.</w:t>
-      </w:r>
-      <w:r/>
-      <w:r/>
-      <w:r>
-        <w:rPr>
-          <w:highlight w:val="none"/>
-          <w:rtl w:val="0"/>
-        </w:rPr>
-      </w:r>
-      <w:r>
-        <w:rPr>
-          <w:highlight w:val="none"/>
-          <w:rtl w:val="0"/>
-        </w:rPr>
-      </w:r>
-      <w:r>
-        <w:rPr>
-          <w:highlight w:val="none"/>
-          <w:rtl w:val="0"/>
-        </w:rPr>
+        <w:t xml:space="preserve">Timeout din</w:t>
+      </w:r>
+      <w:r>
+        <w:t xml:space="preserve">á</w:t>
+      </w:r>
+      <w:r>
+        <w:t xml:space="preserve">mico</w:t>
       </w:r>
       <w:r/>
     </w:p>
     <w:p>
       <w:pPr>
-        <w:pStyle w:val="737"/>
-        <w:pBdr/>
-        <w:spacing/>
-        <w:ind/>
-        <w:rPr/>
-      </w:pPr>
-      <w:r/>
-      <w:bookmarkStart w:id="22" w:name="_heading=h.3vgzfupkaime"/>
-      <w:r/>
-      <w:bookmarkEnd w:id="22"/>
+        <w:pBdr>
+          <w:top w:val="none" w:color="000000" w:sz="4" w:space="0"/>
+          <w:left w:val="none" w:color="000000" w:sz="4" w:space="0"/>
+          <w:bottom w:val="none" w:color="000000" w:sz="4" w:space="0"/>
+          <w:right w:val="none" w:color="000000" w:sz="4" w:space="0"/>
+        </w:pBdr>
+        <w:spacing w:after="240" w:before="240"/>
+        <w:ind w:right="600" w:firstLine="0" w:left="0"/>
+        <w:rPr>
+          <w14:ligatures w14:val="none"/>
+        </w:rPr>
+      </w:pPr>
+      <w:r>
+        <w:rPr>
+          <w:lang w:val="undefined"/>
+        </w:rPr>
+        <w:t xml:space="preserve">Inicialmente se optó por trabajar con un timeout estático, decisión </w:t>
+      </w:r>
+      <w:r>
+        <w:rPr>
+          <w:lang w:val="es-ES"/>
+        </w:rPr>
+        <w:t xml:space="preserve">ocasion</w:t>
+      </w:r>
+      <w:r>
+        <w:t xml:space="preserve">ó serios problemas de rendimiento. Al no adaptarse al estado real de la red, este esquema presentaba dos comportamientos problemáticos según el valor elegido</w:t>
+      </w:r>
+      <w:r>
+        <w:rPr>
+          <w:lang w:val="es-ES"/>
+        </w:rPr>
+        <w:t xml:space="preserve">,</w:t>
+      </w:r>
+      <w:r>
+        <w:t xml:space="preserve"> si el time</w:t>
+      </w:r>
+      <w:r>
+        <w:rPr>
+          <w:lang w:val="undefined"/>
+        </w:rPr>
+        <w:t xml:space="preserve">out era demasiado corto, se generaban retransmisiones innecesarias</w:t>
+      </w:r>
+      <w:r>
+        <w:rPr>
+          <w:lang w:val="es-ES"/>
+        </w:rPr>
+        <w:t xml:space="preserve">, y</w:t>
+      </w:r>
+      <w:r>
+        <w:t xml:space="preserve"> si era demasiado largo, el sistema perdía tiempo </w:t>
+      </w:r>
+      <w:r>
+        <w:rPr>
+          <w:lang w:val="es-ES"/>
+        </w:rPr>
+        <w:t xml:space="preserve">esperando</w:t>
+      </w:r>
+      <w:r>
+        <w:t xml:space="preserve"> confirmaciones que no llegarían.</w:t>
+      </w:r>
+      <w:r>
+        <w:rPr>
+          <w:lang w:val="undefined"/>
+        </w:rPr>
+      </w:r>
+    </w:p>
+    <w:p>
+      <w:pPr>
+        <w:pBdr>
+          <w:top w:val="none" w:color="000000" w:sz="4" w:space="0"/>
+          <w:left w:val="none" w:color="000000" w:sz="4" w:space="0"/>
+          <w:bottom w:val="none" w:color="000000" w:sz="4" w:space="0"/>
+          <w:right w:val="none" w:color="000000" w:sz="4" w:space="0"/>
+        </w:pBdr>
+        <w:spacing w:after="240" w:before="240"/>
+        <w:ind w:right="600" w:firstLine="0" w:left="0"/>
+        <w:rPr>
+          <w14:ligatures w14:val="none"/>
+        </w:rPr>
+      </w:pPr>
+      <w:r>
+        <w:rPr>
+          <w:lang w:val="undefined"/>
+        </w:rPr>
+        <w:t xml:space="preserve">La solución fue reemplazarlo por un </w:t>
+      </w:r>
+      <w:r>
+        <w:rPr>
+          <w:lang w:val="undefined"/>
+        </w:rPr>
+        <w:t xml:space="preserve">timeout dinámico</w:t>
+      </w:r>
+      <w:r>
+        <w:rPr>
+          <w:lang w:val="undefined"/>
+        </w:rPr>
+        <w:t xml:space="preserve">, calculado mediante el mismo algoritmo utilizado por TCP</w:t>
+      </w:r>
+      <w:r>
+        <w:rPr>
+          <w:lang w:val="es-ES"/>
+        </w:rPr>
+        <w:t xml:space="preserve">, </w:t>
+      </w:r>
+      <w:r>
+        <w:t xml:space="preserve">el algoritmo de Jacobson/Karels. Este método estima el tiempo de ida y vuelta de los paquetes (</w:t>
+      </w:r>
+      <w:r>
+        <w:rPr>
+          <w:lang w:val="undefined"/>
+        </w:rPr>
+        <w:t xml:space="preserve">RTT</w:t>
+      </w:r>
+      <w:r>
+        <w:rPr>
+          <w:lang w:val="undefined"/>
+        </w:rPr>
+        <w:t xml:space="preserve">) y ajusta el timeout en función de su variabilidad</w:t>
+      </w:r>
+      <w:r>
+        <w:rPr>
+          <w:lang w:val="es-ES"/>
+        </w:rPr>
+        <w:t xml:space="preserve"> (DevRtt)</w:t>
+      </w:r>
+      <w:r>
+        <w:t xml:space="preserve">, logrando una adaptación continua y precisa a las condiciones cambiantes de la red.</w:t>
+      </w:r>
+      <w:r>
+        <w:rPr>
+          <w:lang w:val="undefined"/>
+        </w:rPr>
+      </w:r>
       <w:r>
         <w:rPr>
           <w:rtl w:val="0"/>
         </w:rPr>
-        <w:t xml:space="preserve">Pruebas en entorno simulado</w:t>
+      </w:r>
+      <w:r>
+        <w:rPr>
+          <w:rtl w:val="0"/>
+        </w:rPr>
+      </w:r>
+      <w:r>
+        <w:rPr>
+          <w:rtl w:val="0"/>
+        </w:rPr>
       </w:r>
       <w:r/>
     </w:p>
     <w:p>
       <w:pPr>
-        <w:pBdr/>
-        <w:spacing w:after="240" w:before="240"/>
-        <w:ind w:right="600" w:firstLine="0" w:left="0"/>
-        <w:rPr/>
-      </w:pPr>
-      <w:r>
-        <w:rPr>
-          <w:rtl w:val="0"/>
-        </w:rPr>
-        <w:t xml:space="preserve">La utilización de Mininet p</w:t>
-      </w:r>
-      <w:r>
-        <w:rPr>
-          <w:rtl w:val="0"/>
-        </w:rPr>
-        <w:t xml:space="preserve">resentó desafíos iniciales relacionados con la configuración de rutas y la ejecución de comandos en los hosts virtuales. En particular, fue necesario ajustar las rutas de acceso a los archivos y asegurar la correcta ejecución del servidor en segundo plano.</w:t>
-      </w:r>
-      <w:r/>
-    </w:p>
-    <w:p>
-      <w:pPr>
-        <w:pBdr/>
-        <w:spacing w:after="240" w:before="240"/>
-        <w:ind w:right="600" w:firstLine="0" w:left="0"/>
-        <w:rPr/>
-      </w:pPr>
-      <w:r>
-        <w:rPr>
-          <w:rtl w:val="0"/>
-        </w:rPr>
-        <w:t xml:space="preserve">Una vez resueltos estos inconvenientes, Mininet permitió validar correctamente el comportamiento del sistema bajo condiciones de pérdida controlada.</w:t>
-      </w:r>
-      <w:r>
-        <w:rPr>
-          <w:rtl w:val="0"/>
-        </w:rPr>
-      </w:r>
-      <w:r/>
-    </w:p>
-    <w:p>
-      <w:pPr>
-        <w:pStyle w:val="736"/>
+        <w:pStyle w:val="955"/>
         <w:pBdr/>
         <w:spacing/>
         <w:ind/>
@@ -8018,7 +9055,6 @@
         <w:ind/>
         <w:rPr/>
       </w:pPr>
-      <w:r/>
       <w:r>
         <w:separator/>
       </w:r>
@@ -8033,7 +9069,6 @@
         <w:ind/>
         <w:rPr/>
       </w:pPr>
-      <w:r/>
       <w:r>
         <w:continuationSeparator/>
       </w:r>
@@ -8098,7 +9133,6 @@
         <w:ind/>
         <w:rPr/>
       </w:pPr>
-      <w:r/>
       <w:r>
         <w:separator/>
       </w:r>
@@ -8113,7 +9147,6 @@
         <w:ind/>
         <w:rPr/>
       </w:pPr>
-      <w:r/>
       <w:r>
         <w:continuationSeparator/>
       </w:r>
@@ -8160,8 +9193,6 @@
         <w:szCs w:val="24"/>
       </w:rPr>
     </w:r>
-    <w:r/>
-    <w:r/>
     <w:r>
       <mc:AlternateContent>
         <mc:Choice Requires="wpg">
@@ -8230,16 +9261,6 @@
           </w:pict>
         </mc:Fallback>
       </mc:AlternateContent>
-    </w:r>
-    <w:r/>
-    <w:r/>
-    <w:r>
-      <w:rPr>
-        <w:b/>
-        <w:bCs/>
-        <w:sz w:val="24"/>
-        <w:szCs w:val="24"/>
-      </w:rPr>
     </w:r>
     <w:r>
       <w:rPr>
@@ -9308,7 +10329,7 @@
     <w:lsdException w:name="Bibliography" w:uiPriority="37"/>
     <w:lsdException w:name="TOC Heading" w:uiPriority="39" w:qFormat="1"/>
   </w:latentStyles>
-  <w:style w:type="table" w:styleId="11" w:default="1">
+  <w:style w:type="table" w:styleId="774" w:default="1">
     <w:name w:val="Normal Table"/>
     <w:uiPriority w:val="99"/>
     <w:semiHidden/>
@@ -9501,9 +10522,9 @@
       </w:tcPr>
     </w:tblStylePr>
   </w:style>
-  <w:style w:type="table" w:styleId="12">
+  <w:style w:type="table" w:styleId="775">
     <w:name w:val="Table Grid"/>
-    <w:basedOn w:val="11"/>
+    <w:basedOn w:val="774"/>
     <w:uiPriority w:val="59"/>
     <w:pPr>
       <w:pBdr/>
@@ -9700,9 +10721,9 @@
       </w:tcPr>
     </w:tblStylePr>
   </w:style>
-  <w:style w:type="table" w:styleId="13">
+  <w:style w:type="table" w:styleId="776">
     <w:name w:val="Table Grid Light"/>
-    <w:basedOn w:val="11"/>
+    <w:basedOn w:val="774"/>
     <w:uiPriority w:val="59"/>
     <w:pPr>
       <w:pBdr/>
@@ -9899,9 +10920,9 @@
       </w:tcPr>
     </w:tblStylePr>
   </w:style>
-  <w:style w:type="table" w:styleId="14">
+  <w:style w:type="table" w:styleId="777">
     <w:name w:val="Plain Table 1"/>
-    <w:basedOn w:val="11"/>
+    <w:basedOn w:val="774"/>
     <w:uiPriority w:val="59"/>
     <w:pPr>
       <w:pBdr/>
@@ -10124,9 +11145,9 @@
       </w:tcPr>
     </w:tblStylePr>
   </w:style>
-  <w:style w:type="table" w:styleId="15">
+  <w:style w:type="table" w:styleId="778">
     <w:name w:val="Plain Table 2"/>
-    <w:basedOn w:val="11"/>
+    <w:basedOn w:val="774"/>
     <w:uiPriority w:val="59"/>
     <w:pPr>
       <w:pBdr/>
@@ -10357,9 +11378,9 @@
       </w:tcPr>
     </w:tblStylePr>
   </w:style>
-  <w:style w:type="table" w:styleId="16">
+  <w:style w:type="table" w:styleId="779">
     <w:name w:val="Plain Table 3"/>
-    <w:basedOn w:val="11"/>
+    <w:basedOn w:val="774"/>
     <w:uiPriority w:val="99"/>
     <w:pPr>
       <w:pBdr/>
@@ -10587,9 +11608,9 @@
       </w:tcPr>
     </w:tblStylePr>
   </w:style>
-  <w:style w:type="table" w:styleId="17">
+  <w:style w:type="table" w:styleId="780">
     <w:name w:val="Plain Table 4"/>
-    <w:basedOn w:val="11"/>
+    <w:basedOn w:val="774"/>
     <w:uiPriority w:val="99"/>
     <w:pPr>
       <w:pBdr/>
@@ -10803,9 +11824,9 @@
       </w:tcPr>
     </w:tblStylePr>
   </w:style>
-  <w:style w:type="table" w:styleId="18">
+  <w:style w:type="table" w:styleId="781">
     <w:name w:val="Plain Table 5"/>
-    <w:basedOn w:val="11"/>
+    <w:basedOn w:val="774"/>
     <w:uiPriority w:val="99"/>
     <w:pPr>
       <w:pBdr/>
@@ -11036,9 +12057,9 @@
       </w:tcPr>
     </w:tblStylePr>
   </w:style>
-  <w:style w:type="table" w:styleId="19">
+  <w:style w:type="table" w:styleId="782">
     <w:name w:val="Grid Table 1 Light"/>
-    <w:basedOn w:val="11"/>
+    <w:basedOn w:val="774"/>
     <w:uiPriority w:val="99"/>
     <w:pPr>
       <w:pBdr/>
@@ -11259,9 +12280,9 @@
       </w:tcPr>
     </w:tblStylePr>
   </w:style>
-  <w:style w:type="table" w:styleId="20">
+  <w:style w:type="table" w:styleId="783">
     <w:name w:val="Grid Table 1 Light - Accent 1"/>
-    <w:basedOn w:val="11"/>
+    <w:basedOn w:val="774"/>
     <w:uiPriority w:val="99"/>
     <w:pPr>
       <w:pBdr/>
@@ -11482,9 +12503,9 @@
       </w:tcPr>
     </w:tblStylePr>
   </w:style>
-  <w:style w:type="table" w:styleId="21">
+  <w:style w:type="table" w:styleId="784">
     <w:name w:val="Grid Table 1 Light - Accent 2"/>
-    <w:basedOn w:val="11"/>
+    <w:basedOn w:val="774"/>
     <w:uiPriority w:val="99"/>
     <w:pPr>
       <w:pBdr/>
@@ -11705,9 +12726,9 @@
       </w:tcPr>
     </w:tblStylePr>
   </w:style>
-  <w:style w:type="table" w:styleId="22">
+  <w:style w:type="table" w:styleId="785">
     <w:name w:val="Grid Table 1 Light - Accent 3"/>
-    <w:basedOn w:val="11"/>
+    <w:basedOn w:val="774"/>
     <w:uiPriority w:val="99"/>
     <w:pPr>
       <w:pBdr/>
@@ -11928,9 +12949,9 @@
       </w:tcPr>
     </w:tblStylePr>
   </w:style>
-  <w:style w:type="table" w:styleId="23">
+  <w:style w:type="table" w:styleId="786">
     <w:name w:val="Grid Table 1 Light - Accent 4"/>
-    <w:basedOn w:val="11"/>
+    <w:basedOn w:val="774"/>
     <w:uiPriority w:val="99"/>
     <w:pPr>
       <w:pBdr/>
@@ -12151,9 +13172,9 @@
       </w:tcPr>
     </w:tblStylePr>
   </w:style>
-  <w:style w:type="table" w:styleId="24">
+  <w:style w:type="table" w:styleId="787">
     <w:name w:val="Grid Table 1 Light - Accent 5"/>
-    <w:basedOn w:val="11"/>
+    <w:basedOn w:val="774"/>
     <w:uiPriority w:val="99"/>
     <w:pPr>
       <w:pBdr/>
@@ -12374,9 +13395,9 @@
       </w:tcPr>
     </w:tblStylePr>
   </w:style>
-  <w:style w:type="table" w:styleId="25">
+  <w:style w:type="table" w:styleId="788">
     <w:name w:val="Grid Table 1 Light - Accent 6"/>
-    <w:basedOn w:val="11"/>
+    <w:basedOn w:val="774"/>
     <w:uiPriority w:val="99"/>
     <w:pPr>
       <w:pBdr/>
@@ -12597,9 +13618,9 @@
       </w:tcPr>
     </w:tblStylePr>
   </w:style>
-  <w:style w:type="table" w:styleId="26">
+  <w:style w:type="table" w:styleId="789">
     <w:name w:val="Grid Table 2"/>
-    <w:basedOn w:val="11"/>
+    <w:basedOn w:val="774"/>
     <w:uiPriority w:val="99"/>
     <w:pPr>
       <w:pBdr/>
@@ -12829,9 +13850,9 @@
       </w:tcPr>
     </w:tblStylePr>
   </w:style>
-  <w:style w:type="table" w:styleId="27">
+  <w:style w:type="table" w:styleId="790">
     <w:name w:val="Grid Table 2 - Accent 1"/>
-    <w:basedOn w:val="11"/>
+    <w:basedOn w:val="774"/>
     <w:uiPriority w:val="99"/>
     <w:pPr>
       <w:pBdr/>
@@ -13061,9 +14082,9 @@
       </w:tcPr>
     </w:tblStylePr>
   </w:style>
-  <w:style w:type="table" w:styleId="28">
+  <w:style w:type="table" w:styleId="791">
     <w:name w:val="Grid Table 2 - Accent 2"/>
-    <w:basedOn w:val="11"/>
+    <w:basedOn w:val="774"/>
     <w:uiPriority w:val="99"/>
     <w:pPr>
       <w:pBdr/>
@@ -13293,9 +14314,9 @@
       </w:tcPr>
     </w:tblStylePr>
   </w:style>
-  <w:style w:type="table" w:styleId="29">
+  <w:style w:type="table" w:styleId="792">
     <w:name w:val="Grid Table 2 - Accent 3"/>
-    <w:basedOn w:val="11"/>
+    <w:basedOn w:val="774"/>
     <w:uiPriority w:val="99"/>
     <w:pPr>
       <w:pBdr/>
@@ -13525,9 +14546,9 @@
       </w:tcPr>
     </w:tblStylePr>
   </w:style>
-  <w:style w:type="table" w:styleId="30">
+  <w:style w:type="table" w:styleId="793">
     <w:name w:val="Grid Table 2 - Accent 4"/>
-    <w:basedOn w:val="11"/>
+    <w:basedOn w:val="774"/>
     <w:uiPriority w:val="99"/>
     <w:pPr>
       <w:pBdr/>
@@ -13757,9 +14778,9 @@
       </w:tcPr>
     </w:tblStylePr>
   </w:style>
-  <w:style w:type="table" w:styleId="31">
+  <w:style w:type="table" w:styleId="794">
     <w:name w:val="Grid Table 2 - Accent 5"/>
-    <w:basedOn w:val="11"/>
+    <w:basedOn w:val="774"/>
     <w:uiPriority w:val="99"/>
     <w:pPr>
       <w:pBdr/>
@@ -13989,9 +15010,9 @@
       </w:tcPr>
     </w:tblStylePr>
   </w:style>
-  <w:style w:type="table" w:styleId="32">
+  <w:style w:type="table" w:styleId="795">
     <w:name w:val="Grid Table 2 - Accent 6"/>
-    <w:basedOn w:val="11"/>
+    <w:basedOn w:val="774"/>
     <w:uiPriority w:val="99"/>
     <w:pPr>
       <w:pBdr/>
@@ -14221,9 +15242,9 @@
       </w:tcPr>
     </w:tblStylePr>
   </w:style>
-  <w:style w:type="table" w:styleId="33">
+  <w:style w:type="table" w:styleId="796">
     <w:name w:val="Grid Table 3"/>
-    <w:basedOn w:val="11"/>
+    <w:basedOn w:val="774"/>
     <w:uiPriority w:val="99"/>
     <w:pPr>
       <w:pBdr/>
@@ -14322,29 +15343,6 @@
         <w:tblBorders/>
       </w:tblPr>
       <w:tcPr>
-        <w:shd w:color="ffffff"/>
-        <w:tcBorders>
-          <w:top w:val="none" w:color="000000" w:sz="4" w:space="0"/>
-          <w:left w:val="none" w:color="000000" w:sz="4" w:space="0"/>
-          <w:bottom w:val="none" w:color="000000" w:sz="4" w:space="0"/>
-          <w:right w:val="none" w:color="000000" w:sz="4" w:space="0"/>
-        </w:tcBorders>
-      </w:tcPr>
-    </w:tblStylePr>
-    <w:tblStylePr w:type="firstRow">
-      <w:rPr>
-        <w:b/>
-        <w:color w:val="404040"/>
-      </w:rPr>
-      <w:pPr>
-        <w:pBdr/>
-        <w:spacing/>
-        <w:ind/>
-      </w:pPr>
-      <w:tblPr>
-        <w:tblBorders/>
-      </w:tblPr>
-      <w:tcPr>
         <w:shd w:val="clear" w:color="ffffff"/>
         <w:tcBorders>
           <w:top w:val="none" w:color="000000" w:sz="4" w:space="0"/>
@@ -14354,30 +15352,7 @@
         </w:tcBorders>
       </w:tcPr>
     </w:tblStylePr>
-    <w:tblStylePr w:type="lastCol">
-      <w:rPr>
-        <w:i/>
-        <w:color w:val="404040"/>
-      </w:rPr>
-      <w:pPr>
-        <w:pBdr/>
-        <w:spacing/>
-        <w:ind/>
-      </w:pPr>
-      <w:tblPr>
-        <w:tblBorders/>
-      </w:tblPr>
-      <w:tcPr>
-        <w:shd w:color="ffffff"/>
-        <w:tcBorders>
-          <w:top w:val="none" w:color="000000" w:sz="4" w:space="0"/>
-          <w:left w:val="none" w:color="000000" w:sz="4" w:space="0"/>
-          <w:bottom w:val="none" w:color="000000" w:sz="4" w:space="0"/>
-          <w:right w:val="none" w:color="000000" w:sz="4" w:space="0"/>
-        </w:tcBorders>
-      </w:tcPr>
-    </w:tblStylePr>
-    <w:tblStylePr w:type="lastRow">
+    <w:tblStylePr w:type="firstRow">
       <w:rPr>
         <w:b/>
         <w:color w:val="404040"/>
@@ -14400,6 +15375,52 @@
         </w:tcBorders>
       </w:tcPr>
     </w:tblStylePr>
+    <w:tblStylePr w:type="lastCol">
+      <w:rPr>
+        <w:i/>
+        <w:color w:val="404040"/>
+      </w:rPr>
+      <w:pPr>
+        <w:pBdr/>
+        <w:spacing/>
+        <w:ind/>
+      </w:pPr>
+      <w:tblPr>
+        <w:tblBorders/>
+      </w:tblPr>
+      <w:tcPr>
+        <w:shd w:val="clear" w:color="ffffff"/>
+        <w:tcBorders>
+          <w:top w:val="none" w:color="000000" w:sz="4" w:space="0"/>
+          <w:left w:val="none" w:color="000000" w:sz="4" w:space="0"/>
+          <w:bottom w:val="none" w:color="000000" w:sz="4" w:space="0"/>
+          <w:right w:val="none" w:color="000000" w:sz="4" w:space="0"/>
+        </w:tcBorders>
+      </w:tcPr>
+    </w:tblStylePr>
+    <w:tblStylePr w:type="lastRow">
+      <w:rPr>
+        <w:b/>
+        <w:color w:val="404040"/>
+      </w:rPr>
+      <w:pPr>
+        <w:pBdr/>
+        <w:spacing/>
+        <w:ind/>
+      </w:pPr>
+      <w:tblPr>
+        <w:tblBorders/>
+      </w:tblPr>
+      <w:tcPr>
+        <w:shd w:val="clear" w:color="ffffff"/>
+        <w:tcBorders>
+          <w:top w:val="none" w:color="000000" w:sz="4" w:space="0"/>
+          <w:left w:val="none" w:color="000000" w:sz="4" w:space="0"/>
+          <w:bottom w:val="none" w:color="000000" w:sz="4" w:space="0"/>
+          <w:right w:val="none" w:color="000000" w:sz="4" w:space="0"/>
+        </w:tcBorders>
+      </w:tcPr>
+    </w:tblStylePr>
     <w:tblStylePr w:type="nwCell">
       <w:pPr>
         <w:pBdr/>
@@ -14466,9 +15487,9 @@
       </w:tcPr>
     </w:tblStylePr>
   </w:style>
-  <w:style w:type="table" w:styleId="34">
+  <w:style w:type="table" w:styleId="797">
     <w:name w:val="Grid Table 3 - Accent 1"/>
-    <w:basedOn w:val="11"/>
+    <w:basedOn w:val="774"/>
     <w:uiPriority w:val="99"/>
     <w:pPr>
       <w:pBdr/>
@@ -14567,29 +15588,6 @@
         <w:tblBorders/>
       </w:tblPr>
       <w:tcPr>
-        <w:shd w:color="ffffff"/>
-        <w:tcBorders>
-          <w:top w:val="none" w:color="000000" w:sz="4" w:space="0"/>
-          <w:left w:val="none" w:color="000000" w:sz="4" w:space="0"/>
-          <w:bottom w:val="none" w:color="000000" w:sz="4" w:space="0"/>
-          <w:right w:val="none" w:color="000000" w:sz="4" w:space="0"/>
-        </w:tcBorders>
-      </w:tcPr>
-    </w:tblStylePr>
-    <w:tblStylePr w:type="firstRow">
-      <w:rPr>
-        <w:b/>
-        <w:color w:val="404040"/>
-      </w:rPr>
-      <w:pPr>
-        <w:pBdr/>
-        <w:spacing/>
-        <w:ind/>
-      </w:pPr>
-      <w:tblPr>
-        <w:tblBorders/>
-      </w:tblPr>
-      <w:tcPr>
         <w:shd w:val="clear" w:color="ffffff"/>
         <w:tcBorders>
           <w:top w:val="none" w:color="000000" w:sz="4" w:space="0"/>
@@ -14599,30 +15597,7 @@
         </w:tcBorders>
       </w:tcPr>
     </w:tblStylePr>
-    <w:tblStylePr w:type="lastCol">
-      <w:rPr>
-        <w:i/>
-        <w:color w:val="404040"/>
-      </w:rPr>
-      <w:pPr>
-        <w:pBdr/>
-        <w:spacing/>
-        <w:ind/>
-      </w:pPr>
-      <w:tblPr>
-        <w:tblBorders/>
-      </w:tblPr>
-      <w:tcPr>
-        <w:shd w:color="ffffff"/>
-        <w:tcBorders>
-          <w:top w:val="none" w:color="000000" w:sz="4" w:space="0"/>
-          <w:left w:val="none" w:color="000000" w:sz="4" w:space="0"/>
-          <w:bottom w:val="none" w:color="000000" w:sz="4" w:space="0"/>
-          <w:right w:val="none" w:color="000000" w:sz="4" w:space="0"/>
-        </w:tcBorders>
-      </w:tcPr>
-    </w:tblStylePr>
-    <w:tblStylePr w:type="lastRow">
+    <w:tblStylePr w:type="firstRow">
       <w:rPr>
         <w:b/>
         <w:color w:val="404040"/>
@@ -14645,6 +15620,52 @@
         </w:tcBorders>
       </w:tcPr>
     </w:tblStylePr>
+    <w:tblStylePr w:type="lastCol">
+      <w:rPr>
+        <w:i/>
+        <w:color w:val="404040"/>
+      </w:rPr>
+      <w:pPr>
+        <w:pBdr/>
+        <w:spacing/>
+        <w:ind/>
+      </w:pPr>
+      <w:tblPr>
+        <w:tblBorders/>
+      </w:tblPr>
+      <w:tcPr>
+        <w:shd w:val="clear" w:color="ffffff"/>
+        <w:tcBorders>
+          <w:top w:val="none" w:color="000000" w:sz="4" w:space="0"/>
+          <w:left w:val="none" w:color="000000" w:sz="4" w:space="0"/>
+          <w:bottom w:val="none" w:color="000000" w:sz="4" w:space="0"/>
+          <w:right w:val="none" w:color="000000" w:sz="4" w:space="0"/>
+        </w:tcBorders>
+      </w:tcPr>
+    </w:tblStylePr>
+    <w:tblStylePr w:type="lastRow">
+      <w:rPr>
+        <w:b/>
+        <w:color w:val="404040"/>
+      </w:rPr>
+      <w:pPr>
+        <w:pBdr/>
+        <w:spacing/>
+        <w:ind/>
+      </w:pPr>
+      <w:tblPr>
+        <w:tblBorders/>
+      </w:tblPr>
+      <w:tcPr>
+        <w:shd w:val="clear" w:color="ffffff"/>
+        <w:tcBorders>
+          <w:top w:val="none" w:color="000000" w:sz="4" w:space="0"/>
+          <w:left w:val="none" w:color="000000" w:sz="4" w:space="0"/>
+          <w:bottom w:val="none" w:color="000000" w:sz="4" w:space="0"/>
+          <w:right w:val="none" w:color="000000" w:sz="4" w:space="0"/>
+        </w:tcBorders>
+      </w:tcPr>
+    </w:tblStylePr>
     <w:tblStylePr w:type="nwCell">
       <w:pPr>
         <w:pBdr/>
@@ -14711,9 +15732,9 @@
       </w:tcPr>
     </w:tblStylePr>
   </w:style>
-  <w:style w:type="table" w:styleId="35">
+  <w:style w:type="table" w:styleId="798">
     <w:name w:val="Grid Table 3 - Accent 2"/>
-    <w:basedOn w:val="11"/>
+    <w:basedOn w:val="774"/>
     <w:uiPriority w:val="99"/>
     <w:pPr>
       <w:pBdr/>
@@ -14812,29 +15833,6 @@
         <w:tblBorders/>
       </w:tblPr>
       <w:tcPr>
-        <w:shd w:color="ffffff"/>
-        <w:tcBorders>
-          <w:top w:val="none" w:color="000000" w:sz="4" w:space="0"/>
-          <w:left w:val="none" w:color="000000" w:sz="4" w:space="0"/>
-          <w:bottom w:val="none" w:color="000000" w:sz="4" w:space="0"/>
-          <w:right w:val="none" w:color="000000" w:sz="4" w:space="0"/>
-        </w:tcBorders>
-      </w:tcPr>
-    </w:tblStylePr>
-    <w:tblStylePr w:type="firstRow">
-      <w:rPr>
-        <w:b/>
-        <w:color w:val="404040"/>
-      </w:rPr>
-      <w:pPr>
-        <w:pBdr/>
-        <w:spacing/>
-        <w:ind/>
-      </w:pPr>
-      <w:tblPr>
-        <w:tblBorders/>
-      </w:tblPr>
-      <w:tcPr>
         <w:shd w:val="clear" w:color="ffffff"/>
         <w:tcBorders>
           <w:top w:val="none" w:color="000000" w:sz="4" w:space="0"/>
@@ -14844,30 +15842,7 @@
         </w:tcBorders>
       </w:tcPr>
     </w:tblStylePr>
-    <w:tblStylePr w:type="lastCol">
-      <w:rPr>
-        <w:i/>
-        <w:color w:val="404040"/>
-      </w:rPr>
-      <w:pPr>
-        <w:pBdr/>
-        <w:spacing/>
-        <w:ind/>
-      </w:pPr>
-      <w:tblPr>
-        <w:tblBorders/>
-      </w:tblPr>
-      <w:tcPr>
-        <w:shd w:color="ffffff"/>
-        <w:tcBorders>
-          <w:top w:val="none" w:color="000000" w:sz="4" w:space="0"/>
-          <w:left w:val="none" w:color="000000" w:sz="4" w:space="0"/>
-          <w:bottom w:val="none" w:color="000000" w:sz="4" w:space="0"/>
-          <w:right w:val="none" w:color="000000" w:sz="4" w:space="0"/>
-        </w:tcBorders>
-      </w:tcPr>
-    </w:tblStylePr>
-    <w:tblStylePr w:type="lastRow">
+    <w:tblStylePr w:type="firstRow">
       <w:rPr>
         <w:b/>
         <w:color w:val="404040"/>
@@ -14890,6 +15865,52 @@
         </w:tcBorders>
       </w:tcPr>
     </w:tblStylePr>
+    <w:tblStylePr w:type="lastCol">
+      <w:rPr>
+        <w:i/>
+        <w:color w:val="404040"/>
+      </w:rPr>
+      <w:pPr>
+        <w:pBdr/>
+        <w:spacing/>
+        <w:ind/>
+      </w:pPr>
+      <w:tblPr>
+        <w:tblBorders/>
+      </w:tblPr>
+      <w:tcPr>
+        <w:shd w:val="clear" w:color="ffffff"/>
+        <w:tcBorders>
+          <w:top w:val="none" w:color="000000" w:sz="4" w:space="0"/>
+          <w:left w:val="none" w:color="000000" w:sz="4" w:space="0"/>
+          <w:bottom w:val="none" w:color="000000" w:sz="4" w:space="0"/>
+          <w:right w:val="none" w:color="000000" w:sz="4" w:space="0"/>
+        </w:tcBorders>
+      </w:tcPr>
+    </w:tblStylePr>
+    <w:tblStylePr w:type="lastRow">
+      <w:rPr>
+        <w:b/>
+        <w:color w:val="404040"/>
+      </w:rPr>
+      <w:pPr>
+        <w:pBdr/>
+        <w:spacing/>
+        <w:ind/>
+      </w:pPr>
+      <w:tblPr>
+        <w:tblBorders/>
+      </w:tblPr>
+      <w:tcPr>
+        <w:shd w:val="clear" w:color="ffffff"/>
+        <w:tcBorders>
+          <w:top w:val="none" w:color="000000" w:sz="4" w:space="0"/>
+          <w:left w:val="none" w:color="000000" w:sz="4" w:space="0"/>
+          <w:bottom w:val="none" w:color="000000" w:sz="4" w:space="0"/>
+          <w:right w:val="none" w:color="000000" w:sz="4" w:space="0"/>
+        </w:tcBorders>
+      </w:tcPr>
+    </w:tblStylePr>
     <w:tblStylePr w:type="nwCell">
       <w:pPr>
         <w:pBdr/>
@@ -14956,9 +15977,9 @@
       </w:tcPr>
     </w:tblStylePr>
   </w:style>
-  <w:style w:type="table" w:styleId="36">
+  <w:style w:type="table" w:styleId="799">
     <w:name w:val="Grid Table 3 - Accent 3"/>
-    <w:basedOn w:val="11"/>
+    <w:basedOn w:val="774"/>
     <w:uiPriority w:val="99"/>
     <w:pPr>
       <w:pBdr/>
@@ -15057,29 +16078,6 @@
         <w:tblBorders/>
       </w:tblPr>
       <w:tcPr>
-        <w:shd w:color="ffffff"/>
-        <w:tcBorders>
-          <w:top w:val="none" w:color="000000" w:sz="4" w:space="0"/>
-          <w:left w:val="none" w:color="000000" w:sz="4" w:space="0"/>
-          <w:bottom w:val="none" w:color="000000" w:sz="4" w:space="0"/>
-          <w:right w:val="none" w:color="000000" w:sz="4" w:space="0"/>
-        </w:tcBorders>
-      </w:tcPr>
-    </w:tblStylePr>
-    <w:tblStylePr w:type="firstRow">
-      <w:rPr>
-        <w:b/>
-        <w:color w:val="404040"/>
-      </w:rPr>
-      <w:pPr>
-        <w:pBdr/>
-        <w:spacing/>
-        <w:ind/>
-      </w:pPr>
-      <w:tblPr>
-        <w:tblBorders/>
-      </w:tblPr>
-      <w:tcPr>
         <w:shd w:val="clear" w:color="ffffff"/>
         <w:tcBorders>
           <w:top w:val="none" w:color="000000" w:sz="4" w:space="0"/>
@@ -15089,30 +16087,7 @@
         </w:tcBorders>
       </w:tcPr>
     </w:tblStylePr>
-    <w:tblStylePr w:type="lastCol">
-      <w:rPr>
-        <w:i/>
-        <w:color w:val="404040"/>
-      </w:rPr>
-      <w:pPr>
-        <w:pBdr/>
-        <w:spacing/>
-        <w:ind/>
-      </w:pPr>
-      <w:tblPr>
-        <w:tblBorders/>
-      </w:tblPr>
-      <w:tcPr>
-        <w:shd w:color="ffffff"/>
-        <w:tcBorders>
-          <w:top w:val="none" w:color="000000" w:sz="4" w:space="0"/>
-          <w:left w:val="none" w:color="000000" w:sz="4" w:space="0"/>
-          <w:bottom w:val="none" w:color="000000" w:sz="4" w:space="0"/>
-          <w:right w:val="none" w:color="000000" w:sz="4" w:space="0"/>
-        </w:tcBorders>
-      </w:tcPr>
-    </w:tblStylePr>
-    <w:tblStylePr w:type="lastRow">
+    <w:tblStylePr w:type="firstRow">
       <w:rPr>
         <w:b/>
         <w:color w:val="404040"/>
@@ -15135,6 +16110,52 @@
         </w:tcBorders>
       </w:tcPr>
     </w:tblStylePr>
+    <w:tblStylePr w:type="lastCol">
+      <w:rPr>
+        <w:i/>
+        <w:color w:val="404040"/>
+      </w:rPr>
+      <w:pPr>
+        <w:pBdr/>
+        <w:spacing/>
+        <w:ind/>
+      </w:pPr>
+      <w:tblPr>
+        <w:tblBorders/>
+      </w:tblPr>
+      <w:tcPr>
+        <w:shd w:val="clear" w:color="ffffff"/>
+        <w:tcBorders>
+          <w:top w:val="none" w:color="000000" w:sz="4" w:space="0"/>
+          <w:left w:val="none" w:color="000000" w:sz="4" w:space="0"/>
+          <w:bottom w:val="none" w:color="000000" w:sz="4" w:space="0"/>
+          <w:right w:val="none" w:color="000000" w:sz="4" w:space="0"/>
+        </w:tcBorders>
+      </w:tcPr>
+    </w:tblStylePr>
+    <w:tblStylePr w:type="lastRow">
+      <w:rPr>
+        <w:b/>
+        <w:color w:val="404040"/>
+      </w:rPr>
+      <w:pPr>
+        <w:pBdr/>
+        <w:spacing/>
+        <w:ind/>
+      </w:pPr>
+      <w:tblPr>
+        <w:tblBorders/>
+      </w:tblPr>
+      <w:tcPr>
+        <w:shd w:val="clear" w:color="ffffff"/>
+        <w:tcBorders>
+          <w:top w:val="none" w:color="000000" w:sz="4" w:space="0"/>
+          <w:left w:val="none" w:color="000000" w:sz="4" w:space="0"/>
+          <w:bottom w:val="none" w:color="000000" w:sz="4" w:space="0"/>
+          <w:right w:val="none" w:color="000000" w:sz="4" w:space="0"/>
+        </w:tcBorders>
+      </w:tcPr>
+    </w:tblStylePr>
     <w:tblStylePr w:type="nwCell">
       <w:pPr>
         <w:pBdr/>
@@ -15201,9 +16222,9 @@
       </w:tcPr>
     </w:tblStylePr>
   </w:style>
-  <w:style w:type="table" w:styleId="37">
+  <w:style w:type="table" w:styleId="800">
     <w:name w:val="Grid Table 3 - Accent 4"/>
-    <w:basedOn w:val="11"/>
+    <w:basedOn w:val="774"/>
     <w:uiPriority w:val="99"/>
     <w:pPr>
       <w:pBdr/>
@@ -15302,29 +16323,6 @@
         <w:tblBorders/>
       </w:tblPr>
       <w:tcPr>
-        <w:shd w:color="ffffff"/>
-        <w:tcBorders>
-          <w:top w:val="none" w:color="000000" w:sz="4" w:space="0"/>
-          <w:left w:val="none" w:color="000000" w:sz="4" w:space="0"/>
-          <w:bottom w:val="none" w:color="000000" w:sz="4" w:space="0"/>
-          <w:right w:val="none" w:color="000000" w:sz="4" w:space="0"/>
-        </w:tcBorders>
-      </w:tcPr>
-    </w:tblStylePr>
-    <w:tblStylePr w:type="firstRow">
-      <w:rPr>
-        <w:b/>
-        <w:color w:val="404040"/>
-      </w:rPr>
-      <w:pPr>
-        <w:pBdr/>
-        <w:spacing/>
-        <w:ind/>
-      </w:pPr>
-      <w:tblPr>
-        <w:tblBorders/>
-      </w:tblPr>
-      <w:tcPr>
         <w:shd w:val="clear" w:color="ffffff"/>
         <w:tcBorders>
           <w:top w:val="none" w:color="000000" w:sz="4" w:space="0"/>
@@ -15334,30 +16332,7 @@
         </w:tcBorders>
       </w:tcPr>
     </w:tblStylePr>
-    <w:tblStylePr w:type="lastCol">
-      <w:rPr>
-        <w:i/>
-        <w:color w:val="404040"/>
-      </w:rPr>
-      <w:pPr>
-        <w:pBdr/>
-        <w:spacing/>
-        <w:ind/>
-      </w:pPr>
-      <w:tblPr>
-        <w:tblBorders/>
-      </w:tblPr>
-      <w:tcPr>
-        <w:shd w:color="ffffff"/>
-        <w:tcBorders>
-          <w:top w:val="none" w:color="000000" w:sz="4" w:space="0"/>
-          <w:left w:val="none" w:color="000000" w:sz="4" w:space="0"/>
-          <w:bottom w:val="none" w:color="000000" w:sz="4" w:space="0"/>
-          <w:right w:val="none" w:color="000000" w:sz="4" w:space="0"/>
-        </w:tcBorders>
-      </w:tcPr>
-    </w:tblStylePr>
-    <w:tblStylePr w:type="lastRow">
+    <w:tblStylePr w:type="firstRow">
       <w:rPr>
         <w:b/>
         <w:color w:val="404040"/>
@@ -15380,6 +16355,52 @@
         </w:tcBorders>
       </w:tcPr>
     </w:tblStylePr>
+    <w:tblStylePr w:type="lastCol">
+      <w:rPr>
+        <w:i/>
+        <w:color w:val="404040"/>
+      </w:rPr>
+      <w:pPr>
+        <w:pBdr/>
+        <w:spacing/>
+        <w:ind/>
+      </w:pPr>
+      <w:tblPr>
+        <w:tblBorders/>
+      </w:tblPr>
+      <w:tcPr>
+        <w:shd w:val="clear" w:color="ffffff"/>
+        <w:tcBorders>
+          <w:top w:val="none" w:color="000000" w:sz="4" w:space="0"/>
+          <w:left w:val="none" w:color="000000" w:sz="4" w:space="0"/>
+          <w:bottom w:val="none" w:color="000000" w:sz="4" w:space="0"/>
+          <w:right w:val="none" w:color="000000" w:sz="4" w:space="0"/>
+        </w:tcBorders>
+      </w:tcPr>
+    </w:tblStylePr>
+    <w:tblStylePr w:type="lastRow">
+      <w:rPr>
+        <w:b/>
+        <w:color w:val="404040"/>
+      </w:rPr>
+      <w:pPr>
+        <w:pBdr/>
+        <w:spacing/>
+        <w:ind/>
+      </w:pPr>
+      <w:tblPr>
+        <w:tblBorders/>
+      </w:tblPr>
+      <w:tcPr>
+        <w:shd w:val="clear" w:color="ffffff"/>
+        <w:tcBorders>
+          <w:top w:val="none" w:color="000000" w:sz="4" w:space="0"/>
+          <w:left w:val="none" w:color="000000" w:sz="4" w:space="0"/>
+          <w:bottom w:val="none" w:color="000000" w:sz="4" w:space="0"/>
+          <w:right w:val="none" w:color="000000" w:sz="4" w:space="0"/>
+        </w:tcBorders>
+      </w:tcPr>
+    </w:tblStylePr>
     <w:tblStylePr w:type="nwCell">
       <w:pPr>
         <w:pBdr/>
@@ -15446,9 +16467,9 @@
       </w:tcPr>
     </w:tblStylePr>
   </w:style>
-  <w:style w:type="table" w:styleId="38">
+  <w:style w:type="table" w:styleId="801">
     <w:name w:val="Grid Table 3 - Accent 5"/>
-    <w:basedOn w:val="11"/>
+    <w:basedOn w:val="774"/>
     <w:uiPriority w:val="99"/>
     <w:pPr>
       <w:pBdr/>
@@ -15547,29 +16568,6 @@
         <w:tblBorders/>
       </w:tblPr>
       <w:tcPr>
-        <w:shd w:color="ffffff"/>
-        <w:tcBorders>
-          <w:top w:val="none" w:color="000000" w:sz="4" w:space="0"/>
-          <w:left w:val="none" w:color="000000" w:sz="4" w:space="0"/>
-          <w:bottom w:val="none" w:color="000000" w:sz="4" w:space="0"/>
-          <w:right w:val="none" w:color="000000" w:sz="4" w:space="0"/>
-        </w:tcBorders>
-      </w:tcPr>
-    </w:tblStylePr>
-    <w:tblStylePr w:type="firstRow">
-      <w:rPr>
-        <w:b/>
-        <w:color w:val="404040"/>
-      </w:rPr>
-      <w:pPr>
-        <w:pBdr/>
-        <w:spacing/>
-        <w:ind/>
-      </w:pPr>
-      <w:tblPr>
-        <w:tblBorders/>
-      </w:tblPr>
-      <w:tcPr>
         <w:shd w:val="clear" w:color="ffffff"/>
         <w:tcBorders>
           <w:top w:val="none" w:color="000000" w:sz="4" w:space="0"/>
@@ -15579,30 +16577,7 @@
         </w:tcBorders>
       </w:tcPr>
     </w:tblStylePr>
-    <w:tblStylePr w:type="lastCol">
-      <w:rPr>
-        <w:i/>
-        <w:color w:val="404040"/>
-      </w:rPr>
-      <w:pPr>
-        <w:pBdr/>
-        <w:spacing/>
-        <w:ind/>
-      </w:pPr>
-      <w:tblPr>
-        <w:tblBorders/>
-      </w:tblPr>
-      <w:tcPr>
-        <w:shd w:color="ffffff"/>
-        <w:tcBorders>
-          <w:top w:val="none" w:color="000000" w:sz="4" w:space="0"/>
-          <w:left w:val="none" w:color="000000" w:sz="4" w:space="0"/>
-          <w:bottom w:val="none" w:color="000000" w:sz="4" w:space="0"/>
-          <w:right w:val="none" w:color="000000" w:sz="4" w:space="0"/>
-        </w:tcBorders>
-      </w:tcPr>
-    </w:tblStylePr>
-    <w:tblStylePr w:type="lastRow">
+    <w:tblStylePr w:type="firstRow">
       <w:rPr>
         <w:b/>
         <w:color w:val="404040"/>
@@ -15625,6 +16600,52 @@
         </w:tcBorders>
       </w:tcPr>
     </w:tblStylePr>
+    <w:tblStylePr w:type="lastCol">
+      <w:rPr>
+        <w:i/>
+        <w:color w:val="404040"/>
+      </w:rPr>
+      <w:pPr>
+        <w:pBdr/>
+        <w:spacing/>
+        <w:ind/>
+      </w:pPr>
+      <w:tblPr>
+        <w:tblBorders/>
+      </w:tblPr>
+      <w:tcPr>
+        <w:shd w:val="clear" w:color="ffffff"/>
+        <w:tcBorders>
+          <w:top w:val="none" w:color="000000" w:sz="4" w:space="0"/>
+          <w:left w:val="none" w:color="000000" w:sz="4" w:space="0"/>
+          <w:bottom w:val="none" w:color="000000" w:sz="4" w:space="0"/>
+          <w:right w:val="none" w:color="000000" w:sz="4" w:space="0"/>
+        </w:tcBorders>
+      </w:tcPr>
+    </w:tblStylePr>
+    <w:tblStylePr w:type="lastRow">
+      <w:rPr>
+        <w:b/>
+        <w:color w:val="404040"/>
+      </w:rPr>
+      <w:pPr>
+        <w:pBdr/>
+        <w:spacing/>
+        <w:ind/>
+      </w:pPr>
+      <w:tblPr>
+        <w:tblBorders/>
+      </w:tblPr>
+      <w:tcPr>
+        <w:shd w:val="clear" w:color="ffffff"/>
+        <w:tcBorders>
+          <w:top w:val="none" w:color="000000" w:sz="4" w:space="0"/>
+          <w:left w:val="none" w:color="000000" w:sz="4" w:space="0"/>
+          <w:bottom w:val="none" w:color="000000" w:sz="4" w:space="0"/>
+          <w:right w:val="none" w:color="000000" w:sz="4" w:space="0"/>
+        </w:tcBorders>
+      </w:tcPr>
+    </w:tblStylePr>
     <w:tblStylePr w:type="nwCell">
       <w:pPr>
         <w:pBdr/>
@@ -15691,9 +16712,9 @@
       </w:tcPr>
     </w:tblStylePr>
   </w:style>
-  <w:style w:type="table" w:styleId="39">
+  <w:style w:type="table" w:styleId="802">
     <w:name w:val="Grid Table 3 - Accent 6"/>
-    <w:basedOn w:val="11"/>
+    <w:basedOn w:val="774"/>
     <w:uiPriority w:val="99"/>
     <w:pPr>
       <w:pBdr/>
@@ -15792,29 +16813,6 @@
         <w:tblBorders/>
       </w:tblPr>
       <w:tcPr>
-        <w:shd w:color="ffffff"/>
-        <w:tcBorders>
-          <w:top w:val="none" w:color="000000" w:sz="4" w:space="0"/>
-          <w:left w:val="none" w:color="000000" w:sz="4" w:space="0"/>
-          <w:bottom w:val="none" w:color="000000" w:sz="4" w:space="0"/>
-          <w:right w:val="none" w:color="000000" w:sz="4" w:space="0"/>
-        </w:tcBorders>
-      </w:tcPr>
-    </w:tblStylePr>
-    <w:tblStylePr w:type="firstRow">
-      <w:rPr>
-        <w:b/>
-        <w:color w:val="404040"/>
-      </w:rPr>
-      <w:pPr>
-        <w:pBdr/>
-        <w:spacing/>
-        <w:ind/>
-      </w:pPr>
-      <w:tblPr>
-        <w:tblBorders/>
-      </w:tblPr>
-      <w:tcPr>
         <w:shd w:val="clear" w:color="ffffff"/>
         <w:tcBorders>
           <w:top w:val="none" w:color="000000" w:sz="4" w:space="0"/>
@@ -15824,30 +16822,7 @@
         </w:tcBorders>
       </w:tcPr>
     </w:tblStylePr>
-    <w:tblStylePr w:type="lastCol">
-      <w:rPr>
-        <w:i/>
-        <w:color w:val="404040"/>
-      </w:rPr>
-      <w:pPr>
-        <w:pBdr/>
-        <w:spacing/>
-        <w:ind/>
-      </w:pPr>
-      <w:tblPr>
-        <w:tblBorders/>
-      </w:tblPr>
-      <w:tcPr>
-        <w:shd w:color="ffffff"/>
-        <w:tcBorders>
-          <w:top w:val="none" w:color="000000" w:sz="4" w:space="0"/>
-          <w:left w:val="none" w:color="000000" w:sz="4" w:space="0"/>
-          <w:bottom w:val="none" w:color="000000" w:sz="4" w:space="0"/>
-          <w:right w:val="none" w:color="000000" w:sz="4" w:space="0"/>
-        </w:tcBorders>
-      </w:tcPr>
-    </w:tblStylePr>
-    <w:tblStylePr w:type="lastRow">
+    <w:tblStylePr w:type="firstRow">
       <w:rPr>
         <w:b/>
         <w:color w:val="404040"/>
@@ -15870,6 +16845,52 @@
         </w:tcBorders>
       </w:tcPr>
     </w:tblStylePr>
+    <w:tblStylePr w:type="lastCol">
+      <w:rPr>
+        <w:i/>
+        <w:color w:val="404040"/>
+      </w:rPr>
+      <w:pPr>
+        <w:pBdr/>
+        <w:spacing/>
+        <w:ind/>
+      </w:pPr>
+      <w:tblPr>
+        <w:tblBorders/>
+      </w:tblPr>
+      <w:tcPr>
+        <w:shd w:val="clear" w:color="ffffff"/>
+        <w:tcBorders>
+          <w:top w:val="none" w:color="000000" w:sz="4" w:space="0"/>
+          <w:left w:val="none" w:color="000000" w:sz="4" w:space="0"/>
+          <w:bottom w:val="none" w:color="000000" w:sz="4" w:space="0"/>
+          <w:right w:val="none" w:color="000000" w:sz="4" w:space="0"/>
+        </w:tcBorders>
+      </w:tcPr>
+    </w:tblStylePr>
+    <w:tblStylePr w:type="lastRow">
+      <w:rPr>
+        <w:b/>
+        <w:color w:val="404040"/>
+      </w:rPr>
+      <w:pPr>
+        <w:pBdr/>
+        <w:spacing/>
+        <w:ind/>
+      </w:pPr>
+      <w:tblPr>
+        <w:tblBorders/>
+      </w:tblPr>
+      <w:tcPr>
+        <w:shd w:val="clear" w:color="ffffff"/>
+        <w:tcBorders>
+          <w:top w:val="none" w:color="000000" w:sz="4" w:space="0"/>
+          <w:left w:val="none" w:color="000000" w:sz="4" w:space="0"/>
+          <w:bottom w:val="none" w:color="000000" w:sz="4" w:space="0"/>
+          <w:right w:val="none" w:color="000000" w:sz="4" w:space="0"/>
+        </w:tcBorders>
+      </w:tcPr>
+    </w:tblStylePr>
     <w:tblStylePr w:type="nwCell">
       <w:pPr>
         <w:pBdr/>
@@ -15936,9 +16957,9 @@
       </w:tcPr>
     </w:tblStylePr>
   </w:style>
-  <w:style w:type="table" w:styleId="40">
+  <w:style w:type="table" w:styleId="803">
     <w:name w:val="Grid Table 4"/>
-    <w:basedOn w:val="11"/>
+    <w:basedOn w:val="774"/>
     <w:uiPriority w:val="59"/>
     <w:pPr>
       <w:pBdr/>
@@ -16169,9 +17190,9 @@
       </w:tcPr>
     </w:tblStylePr>
   </w:style>
-  <w:style w:type="table" w:styleId="41">
+  <w:style w:type="table" w:styleId="804">
     <w:name w:val="Grid Table 4 - Accent 1"/>
-    <w:basedOn w:val="11"/>
+    <w:basedOn w:val="774"/>
     <w:uiPriority w:val="59"/>
     <w:pPr>
       <w:pBdr/>
@@ -16402,9 +17423,9 @@
       </w:tcPr>
     </w:tblStylePr>
   </w:style>
-  <w:style w:type="table" w:styleId="42">
+  <w:style w:type="table" w:styleId="805">
     <w:name w:val="Grid Table 4 - Accent 2"/>
-    <w:basedOn w:val="11"/>
+    <w:basedOn w:val="774"/>
     <w:uiPriority w:val="59"/>
     <w:pPr>
       <w:pBdr/>
@@ -16635,9 +17656,9 @@
       </w:tcPr>
     </w:tblStylePr>
   </w:style>
-  <w:style w:type="table" w:styleId="43">
+  <w:style w:type="table" w:styleId="806">
     <w:name w:val="Grid Table 4 - Accent 3"/>
-    <w:basedOn w:val="11"/>
+    <w:basedOn w:val="774"/>
     <w:uiPriority w:val="59"/>
     <w:pPr>
       <w:pBdr/>
@@ -16868,9 +17889,9 @@
       </w:tcPr>
     </w:tblStylePr>
   </w:style>
-  <w:style w:type="table" w:styleId="44">
+  <w:style w:type="table" w:styleId="807">
     <w:name w:val="Grid Table 4 - Accent 4"/>
-    <w:basedOn w:val="11"/>
+    <w:basedOn w:val="774"/>
     <w:uiPriority w:val="59"/>
     <w:pPr>
       <w:pBdr/>
@@ -17101,9 +18122,9 @@
       </w:tcPr>
     </w:tblStylePr>
   </w:style>
-  <w:style w:type="table" w:styleId="45">
+  <w:style w:type="table" w:styleId="808">
     <w:name w:val="Grid Table 4 - Accent 5"/>
-    <w:basedOn w:val="11"/>
+    <w:basedOn w:val="774"/>
     <w:uiPriority w:val="59"/>
     <w:pPr>
       <w:pBdr/>
@@ -17334,9 +18355,9 @@
       </w:tcPr>
     </w:tblStylePr>
   </w:style>
-  <w:style w:type="table" w:styleId="46">
+  <w:style w:type="table" w:styleId="809">
     <w:name w:val="Grid Table 4 - Accent 6"/>
-    <w:basedOn w:val="11"/>
+    <w:basedOn w:val="774"/>
     <w:uiPriority w:val="59"/>
     <w:pPr>
       <w:pBdr/>
@@ -17567,9 +18588,9 @@
       </w:tcPr>
     </w:tblStylePr>
   </w:style>
-  <w:style w:type="table" w:styleId="47">
+  <w:style w:type="table" w:styleId="810">
     <w:name w:val="Grid Table 5 Dark"/>
-    <w:basedOn w:val="11"/>
+    <w:basedOn w:val="774"/>
     <w:uiPriority w:val="99"/>
     <w:pPr>
       <w:pBdr/>
@@ -17795,9 +18816,9 @@
       </w:tcPr>
     </w:tblStylePr>
   </w:style>
-  <w:style w:type="table" w:styleId="48">
+  <w:style w:type="table" w:styleId="811">
     <w:name w:val="Grid Table 5 Dark- Accent 1"/>
-    <w:basedOn w:val="11"/>
+    <w:basedOn w:val="774"/>
     <w:uiPriority w:val="99"/>
     <w:pPr>
       <w:pBdr/>
@@ -18023,9 +19044,9 @@
       </w:tcPr>
     </w:tblStylePr>
   </w:style>
-  <w:style w:type="table" w:styleId="49">
+  <w:style w:type="table" w:styleId="812">
     <w:name w:val="Grid Table 5 Dark - Accent 2"/>
-    <w:basedOn w:val="11"/>
+    <w:basedOn w:val="774"/>
     <w:uiPriority w:val="99"/>
     <w:pPr>
       <w:pBdr/>
@@ -18251,9 +19272,9 @@
       </w:tcPr>
     </w:tblStylePr>
   </w:style>
-  <w:style w:type="table" w:styleId="50">
+  <w:style w:type="table" w:styleId="813">
     <w:name w:val="Grid Table 5 Dark - Accent 3"/>
-    <w:basedOn w:val="11"/>
+    <w:basedOn w:val="774"/>
     <w:uiPriority w:val="99"/>
     <w:pPr>
       <w:pBdr/>
@@ -18479,9 +19500,9 @@
       </w:tcPr>
     </w:tblStylePr>
   </w:style>
-  <w:style w:type="table" w:styleId="51">
+  <w:style w:type="table" w:styleId="814">
     <w:name w:val="Grid Table 5 Dark- Accent 4"/>
-    <w:basedOn w:val="11"/>
+    <w:basedOn w:val="774"/>
     <w:uiPriority w:val="99"/>
     <w:pPr>
       <w:pBdr/>
@@ -18707,9 +19728,9 @@
       </w:tcPr>
     </w:tblStylePr>
   </w:style>
-  <w:style w:type="table" w:styleId="52">
+  <w:style w:type="table" w:styleId="815">
     <w:name w:val="Grid Table 5 Dark - Accent 5"/>
-    <w:basedOn w:val="11"/>
+    <w:basedOn w:val="774"/>
     <w:uiPriority w:val="99"/>
     <w:pPr>
       <w:pBdr/>
@@ -18935,9 +19956,9 @@
       </w:tcPr>
     </w:tblStylePr>
   </w:style>
-  <w:style w:type="table" w:styleId="53">
+  <w:style w:type="table" w:styleId="816">
     <w:name w:val="Grid Table 5 Dark - Accent 6"/>
-    <w:basedOn w:val="11"/>
+    <w:basedOn w:val="774"/>
     <w:uiPriority w:val="99"/>
     <w:pPr>
       <w:pBdr/>
@@ -19163,9 +20184,9 @@
       </w:tcPr>
     </w:tblStylePr>
   </w:style>
-  <w:style w:type="table" w:styleId="54">
+  <w:style w:type="table" w:styleId="817">
     <w:name w:val="Grid Table 6 Colorful"/>
-    <w:basedOn w:val="11"/>
+    <w:basedOn w:val="774"/>
     <w:uiPriority w:val="99"/>
     <w:pPr>
       <w:pBdr/>
@@ -19393,9 +20414,9 @@
       </w:tcPr>
     </w:tblStylePr>
   </w:style>
-  <w:style w:type="table" w:styleId="55">
+  <w:style w:type="table" w:styleId="818">
     <w:name w:val="Grid Table 6 Colorful - Accent 1"/>
-    <w:basedOn w:val="11"/>
+    <w:basedOn w:val="774"/>
     <w:uiPriority w:val="99"/>
     <w:pPr>
       <w:pBdr/>
@@ -19623,9 +20644,9 @@
       </w:tcPr>
     </w:tblStylePr>
   </w:style>
-  <w:style w:type="table" w:styleId="56">
+  <w:style w:type="table" w:styleId="819">
     <w:name w:val="Grid Table 6 Colorful - Accent 2"/>
-    <w:basedOn w:val="11"/>
+    <w:basedOn w:val="774"/>
     <w:uiPriority w:val="99"/>
     <w:pPr>
       <w:pBdr/>
@@ -19853,9 +20874,9 @@
       </w:tcPr>
     </w:tblStylePr>
   </w:style>
-  <w:style w:type="table" w:styleId="57">
+  <w:style w:type="table" w:styleId="820">
     <w:name w:val="Grid Table 6 Colorful - Accent 3"/>
-    <w:basedOn w:val="11"/>
+    <w:basedOn w:val="774"/>
     <w:uiPriority w:val="99"/>
     <w:pPr>
       <w:pBdr/>
@@ -20083,9 +21104,9 @@
       </w:tcPr>
     </w:tblStylePr>
   </w:style>
-  <w:style w:type="table" w:styleId="58">
+  <w:style w:type="table" w:styleId="821">
     <w:name w:val="Grid Table 6 Colorful - Accent 4"/>
-    <w:basedOn w:val="11"/>
+    <w:basedOn w:val="774"/>
     <w:uiPriority w:val="99"/>
     <w:pPr>
       <w:pBdr/>
@@ -20313,9 +21334,9 @@
       </w:tcPr>
     </w:tblStylePr>
   </w:style>
-  <w:style w:type="table" w:styleId="59">
+  <w:style w:type="table" w:styleId="822">
     <w:name w:val="Grid Table 6 Colorful - Accent 5"/>
-    <w:basedOn w:val="11"/>
+    <w:basedOn w:val="774"/>
     <w:uiPriority w:val="99"/>
     <w:pPr>
       <w:pBdr/>
@@ -20543,9 +21564,9 @@
       </w:tcPr>
     </w:tblStylePr>
   </w:style>
-  <w:style w:type="table" w:styleId="60">
+  <w:style w:type="table" w:styleId="823">
     <w:name w:val="Grid Table 6 Colorful - Accent 6"/>
-    <w:basedOn w:val="11"/>
+    <w:basedOn w:val="774"/>
     <w:uiPriority w:val="99"/>
     <w:pPr>
       <w:pBdr/>
@@ -20773,9 +21794,9 @@
       </w:tcPr>
     </w:tblStylePr>
   </w:style>
-  <w:style w:type="table" w:styleId="61">
+  <w:style w:type="table" w:styleId="824">
     <w:name w:val="Grid Table 7 Colorful"/>
-    <w:basedOn w:val="11"/>
+    <w:basedOn w:val="774"/>
     <w:uiPriority w:val="99"/>
     <w:pPr>
       <w:pBdr/>
@@ -20877,11 +21898,11 @@
         <w:tblBorders/>
       </w:tblPr>
       <w:tcPr>
-        <w:shd w:color="ffffff"/>
+        <w:shd w:val="clear" w:color="ffffff"/>
         <w:tcBorders>
-          <w:top w:val="none"/>
-          <w:left w:val="none"/>
-          <w:bottom w:val="none"/>
+          <w:top w:val="none" w:color="000000" w:sz="4" w:space="0"/>
+          <w:left w:val="none" w:color="000000" w:sz="4" w:space="0"/>
+          <w:bottom w:val="none" w:color="000000" w:sz="4" w:space="0"/>
           <w:right w:val="single" w:color="000000" w:themeColor="text1" w:themeTint="80" w:sz="4" w:space="0"/>
         </w:tcBorders>
       </w:tcPr>
@@ -20904,10 +21925,10 @@
       <w:tcPr>
         <w:shd w:val="clear" w:color="ffffff" w:themeColor="light1" w:fill="ffffff" w:themeFill="light1"/>
         <w:tcBorders>
-          <w:top w:val="none"/>
-          <w:left w:val="none"/>
+          <w:top w:val="none" w:color="000000" w:sz="4" w:space="0"/>
+          <w:left w:val="none" w:color="000000" w:sz="4" w:space="0"/>
           <w:bottom w:val="single" w:color="000000" w:themeColor="text1" w:themeTint="80" w:sz="4" w:space="0"/>
-          <w:right w:val="none"/>
+          <w:right w:val="none" w:color="000000" w:sz="4" w:space="0"/>
         </w:tcBorders>
       </w:tcPr>
     </w:tblStylePr>
@@ -20927,12 +21948,12 @@
         <w:tblBorders/>
       </w:tblPr>
       <w:tcPr>
-        <w:shd w:color="ffffff"/>
+        <w:shd w:val="clear" w:color="ffffff"/>
         <w:tcBorders>
-          <w:top w:val="none"/>
+          <w:top w:val="none" w:color="000000" w:sz="4" w:space="0"/>
           <w:left w:val="single" w:color="000000" w:themeColor="text1" w:themeTint="80" w:sz="4" w:space="0"/>
-          <w:bottom w:val="none"/>
-          <w:right w:val="none"/>
+          <w:bottom w:val="none" w:color="000000" w:sz="4" w:space="0"/>
+          <w:right w:val="none" w:color="000000" w:sz="4" w:space="0"/>
         </w:tcBorders>
       </w:tcPr>
     </w:tblStylePr>
@@ -20955,9 +21976,9 @@
         <w:shd w:val="clear" w:color="ffffff" w:themeColor="light1" w:fill="ffffff" w:themeFill="light1"/>
         <w:tcBorders>
           <w:top w:val="single" w:color="000000" w:themeColor="text1" w:themeTint="80" w:sz="4" w:space="0"/>
-          <w:left w:val="none"/>
-          <w:bottom w:val="none"/>
-          <w:right w:val="none"/>
+          <w:left w:val="none" w:color="000000" w:sz="4" w:space="0"/>
+          <w:bottom w:val="none" w:color="000000" w:sz="4" w:space="0"/>
+          <w:right w:val="none" w:color="000000" w:sz="4" w:space="0"/>
         </w:tcBorders>
       </w:tcPr>
     </w:tblStylePr>
@@ -21027,9 +22048,9 @@
       </w:tcPr>
     </w:tblStylePr>
   </w:style>
-  <w:style w:type="table" w:styleId="62">
+  <w:style w:type="table" w:styleId="825">
     <w:name w:val="Grid Table 7 Colorful - Accent 1"/>
-    <w:basedOn w:val="11"/>
+    <w:basedOn w:val="774"/>
     <w:uiPriority w:val="99"/>
     <w:pPr>
       <w:pBdr/>
@@ -21131,11 +22152,11 @@
         <w:tblBorders/>
       </w:tblPr>
       <w:tcPr>
-        <w:shd w:color="ffffff"/>
+        <w:shd w:val="clear" w:color="ffffff"/>
         <w:tcBorders>
-          <w:top w:val="none"/>
-          <w:left w:val="none"/>
-          <w:bottom w:val="none"/>
+          <w:top w:val="none" w:color="000000" w:sz="4" w:space="0"/>
+          <w:left w:val="none" w:color="000000" w:sz="4" w:space="0"/>
+          <w:bottom w:val="none" w:color="000000" w:sz="4" w:space="0"/>
           <w:right w:val="single" w:color="000000" w:themeColor="accent1" w:themeTint="80" w:sz="4" w:space="0"/>
         </w:tcBorders>
       </w:tcPr>
@@ -21158,10 +22179,10 @@
       <w:tcPr>
         <w:shd w:val="clear" w:color="ffffff" w:themeColor="light1" w:fill="ffffff" w:themeFill="light1"/>
         <w:tcBorders>
-          <w:top w:val="none"/>
-          <w:left w:val="none"/>
+          <w:top w:val="none" w:color="000000" w:sz="4" w:space="0"/>
+          <w:left w:val="none" w:color="000000" w:sz="4" w:space="0"/>
           <w:bottom w:val="single" w:color="000000" w:themeColor="accent1" w:themeTint="80" w:sz="4" w:space="0"/>
-          <w:right w:val="none"/>
+          <w:right w:val="none" w:color="000000" w:sz="4" w:space="0"/>
         </w:tcBorders>
       </w:tcPr>
     </w:tblStylePr>
@@ -21181,12 +22202,12 @@
         <w:tblBorders/>
       </w:tblPr>
       <w:tcPr>
-        <w:shd w:color="ffffff"/>
+        <w:shd w:val="clear" w:color="ffffff"/>
         <w:tcBorders>
-          <w:top w:val="none"/>
+          <w:top w:val="none" w:color="000000" w:sz="4" w:space="0"/>
           <w:left w:val="single" w:color="000000" w:themeColor="accent1" w:themeTint="80" w:sz="4" w:space="0"/>
-          <w:bottom w:val="none"/>
-          <w:right w:val="none"/>
+          <w:bottom w:val="none" w:color="000000" w:sz="4" w:space="0"/>
+          <w:right w:val="none" w:color="000000" w:sz="4" w:space="0"/>
         </w:tcBorders>
       </w:tcPr>
     </w:tblStylePr>
@@ -21209,9 +22230,9 @@
         <w:shd w:val="clear" w:color="ffffff" w:themeColor="light1" w:fill="ffffff" w:themeFill="light1"/>
         <w:tcBorders>
           <w:top w:val="single" w:color="000000" w:themeColor="accent1" w:themeTint="80" w:sz="4" w:space="0"/>
-          <w:left w:val="none"/>
-          <w:bottom w:val="none"/>
-          <w:right w:val="none"/>
+          <w:left w:val="none" w:color="000000" w:sz="4" w:space="0"/>
+          <w:bottom w:val="none" w:color="000000" w:sz="4" w:space="0"/>
+          <w:right w:val="none" w:color="000000" w:sz="4" w:space="0"/>
         </w:tcBorders>
       </w:tcPr>
     </w:tblStylePr>
@@ -21281,9 +22302,9 @@
       </w:tcPr>
     </w:tblStylePr>
   </w:style>
-  <w:style w:type="table" w:styleId="63">
+  <w:style w:type="table" w:styleId="826">
     <w:name w:val="Grid Table 7 Colorful - Accent 2"/>
-    <w:basedOn w:val="11"/>
+    <w:basedOn w:val="774"/>
     <w:uiPriority w:val="99"/>
     <w:pPr>
       <w:pBdr/>
@@ -21385,11 +22406,11 @@
         <w:tblBorders/>
       </w:tblPr>
       <w:tcPr>
-        <w:shd w:color="ffffff"/>
+        <w:shd w:val="clear" w:color="ffffff"/>
         <w:tcBorders>
-          <w:top w:val="none"/>
-          <w:left w:val="none"/>
-          <w:bottom w:val="none"/>
+          <w:top w:val="none" w:color="000000" w:sz="4" w:space="0"/>
+          <w:left w:val="none" w:color="000000" w:sz="4" w:space="0"/>
+          <w:bottom w:val="none" w:color="000000" w:sz="4" w:space="0"/>
           <w:right w:val="single" w:color="000000" w:themeColor="accent2" w:themeTint="97" w:sz="4" w:space="0"/>
         </w:tcBorders>
       </w:tcPr>
@@ -21412,10 +22433,10 @@
       <w:tcPr>
         <w:shd w:val="clear" w:color="ffffff" w:themeColor="light1" w:fill="ffffff" w:themeFill="light1"/>
         <w:tcBorders>
-          <w:top w:val="none"/>
-          <w:left w:val="none"/>
+          <w:top w:val="none" w:color="000000" w:sz="4" w:space="0"/>
+          <w:left w:val="none" w:color="000000" w:sz="4" w:space="0"/>
           <w:bottom w:val="single" w:color="000000" w:themeColor="accent2" w:themeTint="97" w:sz="4" w:space="0"/>
-          <w:right w:val="none"/>
+          <w:right w:val="none" w:color="000000" w:sz="4" w:space="0"/>
         </w:tcBorders>
       </w:tcPr>
     </w:tblStylePr>
@@ -21435,12 +22456,12 @@
         <w:tblBorders/>
       </w:tblPr>
       <w:tcPr>
-        <w:shd w:color="ffffff"/>
+        <w:shd w:val="clear" w:color="ffffff"/>
         <w:tcBorders>
-          <w:top w:val="none"/>
+          <w:top w:val="none" w:color="000000" w:sz="4" w:space="0"/>
           <w:left w:val="single" w:color="000000" w:themeColor="accent2" w:themeTint="97" w:sz="4" w:space="0"/>
-          <w:bottom w:val="none"/>
-          <w:right w:val="none"/>
+          <w:bottom w:val="none" w:color="000000" w:sz="4" w:space="0"/>
+          <w:right w:val="none" w:color="000000" w:sz="4" w:space="0"/>
         </w:tcBorders>
       </w:tcPr>
     </w:tblStylePr>
@@ -21463,9 +22484,9 @@
         <w:shd w:val="clear" w:color="ffffff" w:themeColor="light1" w:fill="ffffff" w:themeFill="light1"/>
         <w:tcBorders>
           <w:top w:val="single" w:color="000000" w:themeColor="accent2" w:themeTint="97" w:sz="4" w:space="0"/>
-          <w:left w:val="none"/>
-          <w:bottom w:val="none"/>
-          <w:right w:val="none"/>
+          <w:left w:val="none" w:color="000000" w:sz="4" w:space="0"/>
+          <w:bottom w:val="none" w:color="000000" w:sz="4" w:space="0"/>
+          <w:right w:val="none" w:color="000000" w:sz="4" w:space="0"/>
         </w:tcBorders>
       </w:tcPr>
     </w:tblStylePr>
@@ -21535,9 +22556,9 @@
       </w:tcPr>
     </w:tblStylePr>
   </w:style>
-  <w:style w:type="table" w:styleId="64">
+  <w:style w:type="table" w:styleId="827">
     <w:name w:val="Grid Table 7 Colorful - Accent 3"/>
-    <w:basedOn w:val="11"/>
+    <w:basedOn w:val="774"/>
     <w:uiPriority w:val="99"/>
     <w:pPr>
       <w:pBdr/>
@@ -21639,11 +22660,11 @@
         <w:tblBorders/>
       </w:tblPr>
       <w:tcPr>
-        <w:shd w:color="ffffff"/>
+        <w:shd w:val="clear" w:color="ffffff"/>
         <w:tcBorders>
-          <w:top w:val="none"/>
-          <w:left w:val="none"/>
-          <w:bottom w:val="none"/>
+          <w:top w:val="none" w:color="000000" w:sz="4" w:space="0"/>
+          <w:left w:val="none" w:color="000000" w:sz="4" w:space="0"/>
+          <w:bottom w:val="none" w:color="000000" w:sz="4" w:space="0"/>
           <w:right w:val="single" w:color="000000" w:themeColor="accent3" w:themeTint="FE" w:sz="4" w:space="0"/>
         </w:tcBorders>
       </w:tcPr>
@@ -21666,10 +22687,10 @@
       <w:tcPr>
         <w:shd w:val="clear" w:color="ffffff" w:themeColor="light1" w:fill="ffffff" w:themeFill="light1"/>
         <w:tcBorders>
-          <w:top w:val="none"/>
-          <w:left w:val="none"/>
+          <w:top w:val="none" w:color="000000" w:sz="4" w:space="0"/>
+          <w:left w:val="none" w:color="000000" w:sz="4" w:space="0"/>
           <w:bottom w:val="single" w:color="000000" w:themeColor="accent3" w:themeTint="FE" w:sz="4" w:space="0"/>
-          <w:right w:val="none"/>
+          <w:right w:val="none" w:color="000000" w:sz="4" w:space="0"/>
         </w:tcBorders>
       </w:tcPr>
     </w:tblStylePr>
@@ -21689,12 +22710,12 @@
         <w:tblBorders/>
       </w:tblPr>
       <w:tcPr>
-        <w:shd w:color="ffffff"/>
+        <w:shd w:val="clear" w:color="ffffff"/>
         <w:tcBorders>
-          <w:top w:val="none"/>
+          <w:top w:val="none" w:color="000000" w:sz="4" w:space="0"/>
           <w:left w:val="single" w:color="000000" w:themeColor="accent3" w:themeTint="FE" w:sz="4" w:space="0"/>
-          <w:bottom w:val="none"/>
-          <w:right w:val="none"/>
+          <w:bottom w:val="none" w:color="000000" w:sz="4" w:space="0"/>
+          <w:right w:val="none" w:color="000000" w:sz="4" w:space="0"/>
         </w:tcBorders>
       </w:tcPr>
     </w:tblStylePr>
@@ -21717,9 +22738,9 @@
         <w:shd w:val="clear" w:color="ffffff" w:themeColor="light1" w:fill="ffffff" w:themeFill="light1"/>
         <w:tcBorders>
           <w:top w:val="single" w:color="000000" w:themeColor="accent3" w:themeTint="FE" w:sz="4" w:space="0"/>
-          <w:left w:val="none"/>
-          <w:bottom w:val="none"/>
-          <w:right w:val="none"/>
+          <w:left w:val="none" w:color="000000" w:sz="4" w:space="0"/>
+          <w:bottom w:val="none" w:color="000000" w:sz="4" w:space="0"/>
+          <w:right w:val="none" w:color="000000" w:sz="4" w:space="0"/>
         </w:tcBorders>
       </w:tcPr>
     </w:tblStylePr>
@@ -21789,9 +22810,9 @@
       </w:tcPr>
     </w:tblStylePr>
   </w:style>
-  <w:style w:type="table" w:styleId="65">
+  <w:style w:type="table" w:styleId="828">
     <w:name w:val="Grid Table 7 Colorful - Accent 4"/>
-    <w:basedOn w:val="11"/>
+    <w:basedOn w:val="774"/>
     <w:uiPriority w:val="99"/>
     <w:pPr>
       <w:pBdr/>
@@ -21893,11 +22914,11 @@
         <w:tblBorders/>
       </w:tblPr>
       <w:tcPr>
-        <w:shd w:color="ffffff"/>
+        <w:shd w:val="clear" w:color="ffffff"/>
         <w:tcBorders>
-          <w:top w:val="none"/>
-          <w:left w:val="none"/>
-          <w:bottom w:val="none"/>
+          <w:top w:val="none" w:color="000000" w:sz="4" w:space="0"/>
+          <w:left w:val="none" w:color="000000" w:sz="4" w:space="0"/>
+          <w:bottom w:val="none" w:color="000000" w:sz="4" w:space="0"/>
           <w:right w:val="single" w:color="000000" w:themeColor="accent4" w:themeTint="9A" w:sz="4" w:space="0"/>
         </w:tcBorders>
       </w:tcPr>
@@ -21920,10 +22941,10 @@
       <w:tcPr>
         <w:shd w:val="clear" w:color="ffffff" w:themeColor="light1" w:fill="ffffff" w:themeFill="light1"/>
         <w:tcBorders>
-          <w:top w:val="none"/>
-          <w:left w:val="none"/>
+          <w:top w:val="none" w:color="000000" w:sz="4" w:space="0"/>
+          <w:left w:val="none" w:color="000000" w:sz="4" w:space="0"/>
           <w:bottom w:val="single" w:color="000000" w:themeColor="accent4" w:themeTint="9A" w:sz="4" w:space="0"/>
-          <w:right w:val="none"/>
+          <w:right w:val="none" w:color="000000" w:sz="4" w:space="0"/>
         </w:tcBorders>
       </w:tcPr>
     </w:tblStylePr>
@@ -21943,12 +22964,12 @@
         <w:tblBorders/>
       </w:tblPr>
       <w:tcPr>
-        <w:shd w:color="ffffff"/>
+        <w:shd w:val="clear" w:color="ffffff"/>
         <w:tcBorders>
-          <w:top w:val="none"/>
+          <w:top w:val="none" w:color="000000" w:sz="4" w:space="0"/>
           <w:left w:val="single" w:color="000000" w:themeColor="accent4" w:themeTint="9A" w:sz="4" w:space="0"/>
-          <w:bottom w:val="none"/>
-          <w:right w:val="none"/>
+          <w:bottom w:val="none" w:color="000000" w:sz="4" w:space="0"/>
+          <w:right w:val="none" w:color="000000" w:sz="4" w:space="0"/>
         </w:tcBorders>
       </w:tcPr>
     </w:tblStylePr>
@@ -21971,9 +22992,9 @@
         <w:shd w:val="clear" w:color="ffffff" w:themeColor="light1" w:fill="ffffff" w:themeFill="light1"/>
         <w:tcBorders>
           <w:top w:val="single" w:color="000000" w:themeColor="accent4" w:themeTint="9A" w:sz="4" w:space="0"/>
-          <w:left w:val="none"/>
-          <w:bottom w:val="none"/>
-          <w:right w:val="none"/>
+          <w:left w:val="none" w:color="000000" w:sz="4" w:space="0"/>
+          <w:bottom w:val="none" w:color="000000" w:sz="4" w:space="0"/>
+          <w:right w:val="none" w:color="000000" w:sz="4" w:space="0"/>
         </w:tcBorders>
       </w:tcPr>
     </w:tblStylePr>
@@ -22043,9 +23064,9 @@
       </w:tcPr>
     </w:tblStylePr>
   </w:style>
-  <w:style w:type="table" w:styleId="66">
+  <w:style w:type="table" w:styleId="829">
     <w:name w:val="Grid Table 7 Colorful - Accent 5"/>
-    <w:basedOn w:val="11"/>
+    <w:basedOn w:val="774"/>
     <w:uiPriority w:val="99"/>
     <w:pPr>
       <w:pBdr/>
@@ -22147,11 +23168,11 @@
         <w:tblBorders/>
       </w:tblPr>
       <w:tcPr>
-        <w:shd w:color="ffffff"/>
+        <w:shd w:val="clear" w:color="ffffff"/>
         <w:tcBorders>
-          <w:top w:val="none"/>
-          <w:left w:val="none"/>
-          <w:bottom w:val="none"/>
+          <w:top w:val="none" w:color="000000" w:sz="4" w:space="0"/>
+          <w:left w:val="none" w:color="000000" w:sz="4" w:space="0"/>
+          <w:bottom w:val="none" w:color="000000" w:sz="4" w:space="0"/>
           <w:right w:val="single" w:color="000000" w:themeColor="accent5" w:themeTint="90" w:sz="4" w:space="0"/>
         </w:tcBorders>
       </w:tcPr>
@@ -22174,10 +23195,10 @@
       <w:tcPr>
         <w:shd w:val="clear" w:color="ffffff" w:themeColor="light1" w:fill="ffffff" w:themeFill="light1"/>
         <w:tcBorders>
-          <w:top w:val="none"/>
-          <w:left w:val="none"/>
+          <w:top w:val="none" w:color="000000" w:sz="4" w:space="0"/>
+          <w:left w:val="none" w:color="000000" w:sz="4" w:space="0"/>
           <w:bottom w:val="single" w:color="000000" w:themeColor="accent5" w:themeTint="90" w:sz="4" w:space="0"/>
-          <w:right w:val="none"/>
+          <w:right w:val="none" w:color="000000" w:sz="4" w:space="0"/>
         </w:tcBorders>
       </w:tcPr>
     </w:tblStylePr>
@@ -22197,12 +23218,12 @@
         <w:tblBorders/>
       </w:tblPr>
       <w:tcPr>
-        <w:shd w:color="ffffff"/>
+        <w:shd w:val="clear" w:color="ffffff"/>
         <w:tcBorders>
-          <w:top w:val="none"/>
+          <w:top w:val="none" w:color="000000" w:sz="4" w:space="0"/>
           <w:left w:val="single" w:color="000000" w:themeColor="accent5" w:themeTint="90" w:sz="4" w:space="0"/>
-          <w:bottom w:val="none"/>
-          <w:right w:val="none"/>
+          <w:bottom w:val="none" w:color="000000" w:sz="4" w:space="0"/>
+          <w:right w:val="none" w:color="000000" w:sz="4" w:space="0"/>
         </w:tcBorders>
       </w:tcPr>
     </w:tblStylePr>
@@ -22225,9 +23246,9 @@
         <w:shd w:val="clear" w:color="ffffff" w:themeColor="light1" w:fill="ffffff" w:themeFill="light1"/>
         <w:tcBorders>
           <w:top w:val="single" w:color="000000" w:themeColor="accent5" w:themeTint="90" w:sz="4" w:space="0"/>
-          <w:left w:val="none"/>
-          <w:bottom w:val="none"/>
-          <w:right w:val="none"/>
+          <w:left w:val="none" w:color="000000" w:sz="4" w:space="0"/>
+          <w:bottom w:val="none" w:color="000000" w:sz="4" w:space="0"/>
+          <w:right w:val="none" w:color="000000" w:sz="4" w:space="0"/>
         </w:tcBorders>
       </w:tcPr>
     </w:tblStylePr>
@@ -22297,9 +23318,9 @@
       </w:tcPr>
     </w:tblStylePr>
   </w:style>
-  <w:style w:type="table" w:styleId="67">
+  <w:style w:type="table" w:styleId="830">
     <w:name w:val="Grid Table 7 Colorful - Accent 6"/>
-    <w:basedOn w:val="11"/>
+    <w:basedOn w:val="774"/>
     <w:uiPriority w:val="99"/>
     <w:pPr>
       <w:pBdr/>
@@ -22401,11 +23422,11 @@
         <w:tblBorders/>
       </w:tblPr>
       <w:tcPr>
-        <w:shd w:color="ffffff"/>
+        <w:shd w:val="clear" w:color="ffffff"/>
         <w:tcBorders>
-          <w:top w:val="none"/>
-          <w:left w:val="none"/>
-          <w:bottom w:val="none"/>
+          <w:top w:val="none" w:color="000000" w:sz="4" w:space="0"/>
+          <w:left w:val="none" w:color="000000" w:sz="4" w:space="0"/>
+          <w:bottom w:val="none" w:color="000000" w:sz="4" w:space="0"/>
           <w:right w:val="single" w:color="000000" w:themeColor="accent6" w:themeTint="90" w:sz="4" w:space="0"/>
         </w:tcBorders>
       </w:tcPr>
@@ -22428,10 +23449,10 @@
       <w:tcPr>
         <w:shd w:val="clear" w:color="ffffff" w:themeColor="light1" w:fill="ffffff" w:themeFill="light1"/>
         <w:tcBorders>
-          <w:top w:val="none"/>
-          <w:left w:val="none"/>
+          <w:top w:val="none" w:color="000000" w:sz="4" w:space="0"/>
+          <w:left w:val="none" w:color="000000" w:sz="4" w:space="0"/>
           <w:bottom w:val="single" w:color="000000" w:themeColor="accent6" w:themeTint="90" w:sz="4" w:space="0"/>
-          <w:right w:val="none"/>
+          <w:right w:val="none" w:color="000000" w:sz="4" w:space="0"/>
         </w:tcBorders>
       </w:tcPr>
     </w:tblStylePr>
@@ -22451,12 +23472,12 @@
         <w:tblBorders/>
       </w:tblPr>
       <w:tcPr>
-        <w:shd w:color="ffffff"/>
+        <w:shd w:val="clear" w:color="ffffff"/>
         <w:tcBorders>
-          <w:top w:val="none"/>
+          <w:top w:val="none" w:color="000000" w:sz="4" w:space="0"/>
           <w:left w:val="single" w:color="000000" w:themeColor="accent6" w:themeTint="90" w:sz="4" w:space="0"/>
-          <w:bottom w:val="none"/>
-          <w:right w:val="none"/>
+          <w:bottom w:val="none" w:color="000000" w:sz="4" w:space="0"/>
+          <w:right w:val="none" w:color="000000" w:sz="4" w:space="0"/>
         </w:tcBorders>
       </w:tcPr>
     </w:tblStylePr>
@@ -22479,9 +23500,9 @@
         <w:shd w:val="clear" w:color="ffffff" w:themeColor="light1" w:fill="ffffff" w:themeFill="light1"/>
         <w:tcBorders>
           <w:top w:val="single" w:color="000000" w:themeColor="accent6" w:themeTint="90" w:sz="4" w:space="0"/>
-          <w:left w:val="none"/>
-          <w:bottom w:val="none"/>
-          <w:right w:val="none"/>
+          <w:left w:val="none" w:color="000000" w:sz="4" w:space="0"/>
+          <w:bottom w:val="none" w:color="000000" w:sz="4" w:space="0"/>
+          <w:right w:val="none" w:color="000000" w:sz="4" w:space="0"/>
         </w:tcBorders>
       </w:tcPr>
     </w:tblStylePr>
@@ -22551,9 +23572,9 @@
       </w:tcPr>
     </w:tblStylePr>
   </w:style>
-  <w:style w:type="table" w:styleId="68">
+  <w:style w:type="table" w:styleId="831">
     <w:name w:val="List Table 1 Light"/>
-    <w:basedOn w:val="11"/>
+    <w:basedOn w:val="774"/>
     <w:uiPriority w:val="99"/>
     <w:pPr>
       <w:pBdr/>
@@ -22767,9 +23788,9 @@
       </w:tcPr>
     </w:tblStylePr>
   </w:style>
-  <w:style w:type="table" w:styleId="69">
+  <w:style w:type="table" w:styleId="832">
     <w:name w:val="List Table 1 Light - Accent 1"/>
-    <w:basedOn w:val="11"/>
+    <w:basedOn w:val="774"/>
     <w:uiPriority w:val="99"/>
     <w:pPr>
       <w:pBdr/>
@@ -22983,9 +24004,9 @@
       </w:tcPr>
     </w:tblStylePr>
   </w:style>
-  <w:style w:type="table" w:styleId="70">
+  <w:style w:type="table" w:styleId="833">
     <w:name w:val="List Table 1 Light - Accent 2"/>
-    <w:basedOn w:val="11"/>
+    <w:basedOn w:val="774"/>
     <w:uiPriority w:val="99"/>
     <w:pPr>
       <w:pBdr/>
@@ -23199,9 +24220,9 @@
       </w:tcPr>
     </w:tblStylePr>
   </w:style>
-  <w:style w:type="table" w:styleId="71">
+  <w:style w:type="table" w:styleId="834">
     <w:name w:val="List Table 1 Light - Accent 3"/>
-    <w:basedOn w:val="11"/>
+    <w:basedOn w:val="774"/>
     <w:uiPriority w:val="99"/>
     <w:pPr>
       <w:pBdr/>
@@ -23415,9 +24436,9 @@
       </w:tcPr>
     </w:tblStylePr>
   </w:style>
-  <w:style w:type="table" w:styleId="72">
+  <w:style w:type="table" w:styleId="835">
     <w:name w:val="List Table 1 Light - Accent 4"/>
-    <w:basedOn w:val="11"/>
+    <w:basedOn w:val="774"/>
     <w:uiPriority w:val="99"/>
     <w:pPr>
       <w:pBdr/>
@@ -23631,9 +24652,9 @@
       </w:tcPr>
     </w:tblStylePr>
   </w:style>
-  <w:style w:type="table" w:styleId="73">
+  <w:style w:type="table" w:styleId="836">
     <w:name w:val="List Table 1 Light - Accent 5"/>
-    <w:basedOn w:val="11"/>
+    <w:basedOn w:val="774"/>
     <w:uiPriority w:val="99"/>
     <w:pPr>
       <w:pBdr/>
@@ -23847,9 +24868,9 @@
       </w:tcPr>
     </w:tblStylePr>
   </w:style>
-  <w:style w:type="table" w:styleId="74">
+  <w:style w:type="table" w:styleId="837">
     <w:name w:val="List Table 1 Light - Accent 6"/>
-    <w:basedOn w:val="11"/>
+    <w:basedOn w:val="774"/>
     <w:uiPriority w:val="99"/>
     <w:pPr>
       <w:pBdr/>
@@ -24063,9 +25084,9 @@
       </w:tcPr>
     </w:tblStylePr>
   </w:style>
-  <w:style w:type="table" w:styleId="75">
+  <w:style w:type="table" w:styleId="838">
     <w:name w:val="List Table 2"/>
-    <w:basedOn w:val="11"/>
+    <w:basedOn w:val="774"/>
     <w:uiPriority w:val="99"/>
     <w:pPr>
       <w:pBdr/>
@@ -24301,9 +25322,9 @@
       </w:tcPr>
     </w:tblStylePr>
   </w:style>
-  <w:style w:type="table" w:styleId="76">
+  <w:style w:type="table" w:styleId="839">
     <w:name w:val="List Table 2 - Accent 1"/>
-    <w:basedOn w:val="11"/>
+    <w:basedOn w:val="774"/>
     <w:uiPriority w:val="99"/>
     <w:pPr>
       <w:pBdr/>
@@ -24539,9 +25560,9 @@
       </w:tcPr>
     </w:tblStylePr>
   </w:style>
-  <w:style w:type="table" w:styleId="77">
+  <w:style w:type="table" w:styleId="840">
     <w:name w:val="List Table 2 - Accent 2"/>
-    <w:basedOn w:val="11"/>
+    <w:basedOn w:val="774"/>
     <w:uiPriority w:val="99"/>
     <w:pPr>
       <w:pBdr/>
@@ -24777,9 +25798,9 @@
       </w:tcPr>
     </w:tblStylePr>
   </w:style>
-  <w:style w:type="table" w:styleId="78">
+  <w:style w:type="table" w:styleId="841">
     <w:name w:val="List Table 2 - Accent 3"/>
-    <w:basedOn w:val="11"/>
+    <w:basedOn w:val="774"/>
     <w:uiPriority w:val="99"/>
     <w:pPr>
       <w:pBdr/>
@@ -25015,9 +26036,9 @@
       </w:tcPr>
     </w:tblStylePr>
   </w:style>
-  <w:style w:type="table" w:styleId="79">
+  <w:style w:type="table" w:styleId="842">
     <w:name w:val="List Table 2 - Accent 4"/>
-    <w:basedOn w:val="11"/>
+    <w:basedOn w:val="774"/>
     <w:uiPriority w:val="99"/>
     <w:pPr>
       <w:pBdr/>
@@ -25253,9 +26274,9 @@
       </w:tcPr>
     </w:tblStylePr>
   </w:style>
-  <w:style w:type="table" w:styleId="80">
+  <w:style w:type="table" w:styleId="843">
     <w:name w:val="List Table 2 - Accent 5"/>
-    <w:basedOn w:val="11"/>
+    <w:basedOn w:val="774"/>
     <w:uiPriority w:val="99"/>
     <w:pPr>
       <w:pBdr/>
@@ -25491,9 +26512,9 @@
       </w:tcPr>
     </w:tblStylePr>
   </w:style>
-  <w:style w:type="table" w:styleId="81">
+  <w:style w:type="table" w:styleId="844">
     <w:name w:val="List Table 2 - Accent 6"/>
-    <w:basedOn w:val="11"/>
+    <w:basedOn w:val="774"/>
     <w:uiPriority w:val="99"/>
     <w:pPr>
       <w:pBdr/>
@@ -25729,9 +26750,9 @@
       </w:tcPr>
     </w:tblStylePr>
   </w:style>
-  <w:style w:type="table" w:styleId="82">
+  <w:style w:type="table" w:styleId="845">
     <w:name w:val="List Table 3"/>
-    <w:basedOn w:val="11"/>
+    <w:basedOn w:val="774"/>
     <w:uiPriority w:val="99"/>
     <w:pPr>
       <w:pBdr/>
@@ -25957,9 +26978,9 @@
       </w:tcPr>
     </w:tblStylePr>
   </w:style>
-  <w:style w:type="table" w:styleId="83">
+  <w:style w:type="table" w:styleId="846">
     <w:name w:val="List Table 3 - Accent 1"/>
-    <w:basedOn w:val="11"/>
+    <w:basedOn w:val="774"/>
     <w:uiPriority w:val="99"/>
     <w:pPr>
       <w:pBdr/>
@@ -26185,9 +27206,9 @@
       </w:tcPr>
     </w:tblStylePr>
   </w:style>
-  <w:style w:type="table" w:styleId="84">
+  <w:style w:type="table" w:styleId="847">
     <w:name w:val="List Table 3 - Accent 2"/>
-    <w:basedOn w:val="11"/>
+    <w:basedOn w:val="774"/>
     <w:uiPriority w:val="99"/>
     <w:pPr>
       <w:pBdr/>
@@ -26413,9 +27434,9 @@
       </w:tcPr>
     </w:tblStylePr>
   </w:style>
-  <w:style w:type="table" w:styleId="85">
+  <w:style w:type="table" w:styleId="848">
     <w:name w:val="List Table 3 - Accent 3"/>
-    <w:basedOn w:val="11"/>
+    <w:basedOn w:val="774"/>
     <w:uiPriority w:val="99"/>
     <w:pPr>
       <w:pBdr/>
@@ -26641,9 +27662,9 @@
       </w:tcPr>
     </w:tblStylePr>
   </w:style>
-  <w:style w:type="table" w:styleId="86">
+  <w:style w:type="table" w:styleId="849">
     <w:name w:val="List Table 3 - Accent 4"/>
-    <w:basedOn w:val="11"/>
+    <w:basedOn w:val="774"/>
     <w:uiPriority w:val="99"/>
     <w:pPr>
       <w:pBdr/>
@@ -26869,9 +27890,9 @@
       </w:tcPr>
     </w:tblStylePr>
   </w:style>
-  <w:style w:type="table" w:styleId="87">
+  <w:style w:type="table" w:styleId="850">
     <w:name w:val="List Table 3 - Accent 5"/>
-    <w:basedOn w:val="11"/>
+    <w:basedOn w:val="774"/>
     <w:uiPriority w:val="99"/>
     <w:pPr>
       <w:pBdr/>
@@ -27097,9 +28118,9 @@
       </w:tcPr>
     </w:tblStylePr>
   </w:style>
-  <w:style w:type="table" w:styleId="88">
+  <w:style w:type="table" w:styleId="851">
     <w:name w:val="List Table 3 - Accent 6"/>
-    <w:basedOn w:val="11"/>
+    <w:basedOn w:val="774"/>
     <w:uiPriority w:val="99"/>
     <w:pPr>
       <w:pBdr/>
@@ -27325,9 +28346,9 @@
       </w:tcPr>
     </w:tblStylePr>
   </w:style>
-  <w:style w:type="table" w:styleId="89">
+  <w:style w:type="table" w:styleId="852">
     <w:name w:val="List Table 4"/>
-    <w:basedOn w:val="11"/>
+    <w:basedOn w:val="774"/>
     <w:uiPriority w:val="99"/>
     <w:pPr>
       <w:pBdr/>
@@ -27550,9 +28571,9 @@
       </w:tcPr>
     </w:tblStylePr>
   </w:style>
-  <w:style w:type="table" w:styleId="90">
+  <w:style w:type="table" w:styleId="853">
     <w:name w:val="List Table 4 - Accent 1"/>
-    <w:basedOn w:val="11"/>
+    <w:basedOn w:val="774"/>
     <w:uiPriority w:val="99"/>
     <w:pPr>
       <w:pBdr/>
@@ -27775,9 +28796,9 @@
       </w:tcPr>
     </w:tblStylePr>
   </w:style>
-  <w:style w:type="table" w:styleId="91">
+  <w:style w:type="table" w:styleId="854">
     <w:name w:val="List Table 4 - Accent 2"/>
-    <w:basedOn w:val="11"/>
+    <w:basedOn w:val="774"/>
     <w:uiPriority w:val="99"/>
     <w:pPr>
       <w:pBdr/>
@@ -28000,9 +29021,9 @@
       </w:tcPr>
     </w:tblStylePr>
   </w:style>
-  <w:style w:type="table" w:styleId="92">
+  <w:style w:type="table" w:styleId="855">
     <w:name w:val="List Table 4 - Accent 3"/>
-    <w:basedOn w:val="11"/>
+    <w:basedOn w:val="774"/>
     <w:uiPriority w:val="99"/>
     <w:pPr>
       <w:pBdr/>
@@ -28225,9 +29246,9 @@
       </w:tcPr>
     </w:tblStylePr>
   </w:style>
-  <w:style w:type="table" w:styleId="93">
+  <w:style w:type="table" w:styleId="856">
     <w:name w:val="List Table 4 - Accent 4"/>
-    <w:basedOn w:val="11"/>
+    <w:basedOn w:val="774"/>
     <w:uiPriority w:val="99"/>
     <w:pPr>
       <w:pBdr/>
@@ -28450,9 +29471,9 @@
       </w:tcPr>
     </w:tblStylePr>
   </w:style>
-  <w:style w:type="table" w:styleId="94">
+  <w:style w:type="table" w:styleId="857">
     <w:name w:val="List Table 4 - Accent 5"/>
-    <w:basedOn w:val="11"/>
+    <w:basedOn w:val="774"/>
     <w:uiPriority w:val="99"/>
     <w:pPr>
       <w:pBdr/>
@@ -28675,9 +29696,9 @@
       </w:tcPr>
     </w:tblStylePr>
   </w:style>
-  <w:style w:type="table" w:styleId="95">
+  <w:style w:type="table" w:styleId="858">
     <w:name w:val="List Table 4 - Accent 6"/>
-    <w:basedOn w:val="11"/>
+    <w:basedOn w:val="774"/>
     <w:uiPriority w:val="99"/>
     <w:pPr>
       <w:pBdr/>
@@ -28900,9 +29921,9 @@
       </w:tcPr>
     </w:tblStylePr>
   </w:style>
-  <w:style w:type="table" w:styleId="96">
+  <w:style w:type="table" w:styleId="859">
     <w:name w:val="List Table 5 Dark"/>
-    <w:basedOn w:val="11"/>
+    <w:basedOn w:val="774"/>
     <w:uiPriority w:val="99"/>
     <w:pPr>
       <w:pBdr/>
@@ -29142,9 +30163,9 @@
       </w:tcPr>
     </w:tblStylePr>
   </w:style>
-  <w:style w:type="table" w:styleId="97">
+  <w:style w:type="table" w:styleId="860">
     <w:name w:val="List Table 5 Dark - Accent 1"/>
-    <w:basedOn w:val="11"/>
+    <w:basedOn w:val="774"/>
     <w:uiPriority w:val="99"/>
     <w:pPr>
       <w:pBdr/>
@@ -29384,9 +30405,9 @@
       </w:tcPr>
     </w:tblStylePr>
   </w:style>
-  <w:style w:type="table" w:styleId="98">
+  <w:style w:type="table" w:styleId="861">
     <w:name w:val="List Table 5 Dark - Accent 2"/>
-    <w:basedOn w:val="11"/>
+    <w:basedOn w:val="774"/>
     <w:uiPriority w:val="99"/>
     <w:pPr>
       <w:pBdr/>
@@ -29626,9 +30647,9 @@
       </w:tcPr>
     </w:tblStylePr>
   </w:style>
-  <w:style w:type="table" w:styleId="99">
+  <w:style w:type="table" w:styleId="862">
     <w:name w:val="List Table 5 Dark - Accent 3"/>
-    <w:basedOn w:val="11"/>
+    <w:basedOn w:val="774"/>
     <w:uiPriority w:val="99"/>
     <w:pPr>
       <w:pBdr/>
@@ -29868,9 +30889,9 @@
       </w:tcPr>
     </w:tblStylePr>
   </w:style>
-  <w:style w:type="table" w:styleId="100">
+  <w:style w:type="table" w:styleId="863">
     <w:name w:val="List Table 5 Dark - Accent 4"/>
-    <w:basedOn w:val="11"/>
+    <w:basedOn w:val="774"/>
     <w:uiPriority w:val="99"/>
     <w:pPr>
       <w:pBdr/>
@@ -30110,9 +31131,9 @@
       </w:tcPr>
     </w:tblStylePr>
   </w:style>
-  <w:style w:type="table" w:styleId="101">
+  <w:style w:type="table" w:styleId="864">
     <w:name w:val="List Table 5 Dark - Accent 5"/>
-    <w:basedOn w:val="11"/>
+    <w:basedOn w:val="774"/>
     <w:uiPriority w:val="99"/>
     <w:pPr>
       <w:pBdr/>
@@ -30352,9 +31373,9 @@
       </w:tcPr>
     </w:tblStylePr>
   </w:style>
-  <w:style w:type="table" w:styleId="102">
+  <w:style w:type="table" w:styleId="865">
     <w:name w:val="List Table 5 Dark - Accent 6"/>
-    <w:basedOn w:val="11"/>
+    <w:basedOn w:val="774"/>
     <w:uiPriority w:val="99"/>
     <w:pPr>
       <w:pBdr/>
@@ -30594,9 +31615,9 @@
       </w:tcPr>
     </w:tblStylePr>
   </w:style>
-  <w:style w:type="table" w:styleId="103">
+  <w:style w:type="table" w:styleId="866">
     <w:name w:val="List Table 6 Colorful"/>
-    <w:basedOn w:val="11"/>
+    <w:basedOn w:val="774"/>
     <w:uiPriority w:val="99"/>
     <w:pPr>
       <w:pBdr/>
@@ -30817,9 +31838,9 @@
       </w:tcPr>
     </w:tblStylePr>
   </w:style>
-  <w:style w:type="table" w:styleId="104">
+  <w:style w:type="table" w:styleId="867">
     <w:name w:val="List Table 6 Colorful - Accent 1"/>
-    <w:basedOn w:val="11"/>
+    <w:basedOn w:val="774"/>
     <w:uiPriority w:val="99"/>
     <w:pPr>
       <w:pBdr/>
@@ -31040,9 +32061,9 @@
       </w:tcPr>
     </w:tblStylePr>
   </w:style>
-  <w:style w:type="table" w:styleId="105">
+  <w:style w:type="table" w:styleId="868">
     <w:name w:val="List Table 6 Colorful - Accent 2"/>
-    <w:basedOn w:val="11"/>
+    <w:basedOn w:val="774"/>
     <w:uiPriority w:val="99"/>
     <w:pPr>
       <w:pBdr/>
@@ -31263,9 +32284,9 @@
       </w:tcPr>
     </w:tblStylePr>
   </w:style>
-  <w:style w:type="table" w:styleId="106">
+  <w:style w:type="table" w:styleId="869">
     <w:name w:val="List Table 6 Colorful - Accent 3"/>
-    <w:basedOn w:val="11"/>
+    <w:basedOn w:val="774"/>
     <w:uiPriority w:val="99"/>
     <w:pPr>
       <w:pBdr/>
@@ -31486,9 +32507,9 @@
       </w:tcPr>
     </w:tblStylePr>
   </w:style>
-  <w:style w:type="table" w:styleId="107">
+  <w:style w:type="table" w:styleId="870">
     <w:name w:val="List Table 6 Colorful - Accent 4"/>
-    <w:basedOn w:val="11"/>
+    <w:basedOn w:val="774"/>
     <w:uiPriority w:val="99"/>
     <w:pPr>
       <w:pBdr/>
@@ -31709,9 +32730,9 @@
       </w:tcPr>
     </w:tblStylePr>
   </w:style>
-  <w:style w:type="table" w:styleId="108">
+  <w:style w:type="table" w:styleId="871">
     <w:name w:val="List Table 6 Colorful - Accent 5"/>
-    <w:basedOn w:val="11"/>
+    <w:basedOn w:val="774"/>
     <w:uiPriority w:val="99"/>
     <w:pPr>
       <w:pBdr/>
@@ -31932,9 +32953,9 @@
       </w:tcPr>
     </w:tblStylePr>
   </w:style>
-  <w:style w:type="table" w:styleId="109">
+  <w:style w:type="table" w:styleId="872">
     <w:name w:val="List Table 6 Colorful - Accent 6"/>
-    <w:basedOn w:val="11"/>
+    <w:basedOn w:val="774"/>
     <w:uiPriority w:val="99"/>
     <w:pPr>
       <w:pBdr/>
@@ -32155,9 +33176,9 @@
       </w:tcPr>
     </w:tblStylePr>
   </w:style>
-  <w:style w:type="table" w:styleId="110">
+  <w:style w:type="table" w:styleId="873">
     <w:name w:val="List Table 7 Colorful"/>
-    <w:basedOn w:val="11"/>
+    <w:basedOn w:val="774"/>
     <w:uiPriority w:val="99"/>
     <w:pPr>
       <w:pBdr/>
@@ -32256,11 +33277,11 @@
         <w:tblBorders/>
       </w:tblPr>
       <w:tcPr>
-        <w:shd w:color="ffffff"/>
+        <w:shd w:val="clear" w:color="ffffff"/>
         <w:tcBorders>
-          <w:top w:val="none"/>
-          <w:left w:val="none"/>
-          <w:bottom w:val="none"/>
+          <w:top w:val="none" w:color="000000" w:sz="4" w:space="0"/>
+          <w:left w:val="none" w:color="000000" w:sz="4" w:space="0"/>
+          <w:bottom w:val="none" w:color="000000" w:sz="4" w:space="0"/>
           <w:right w:val="single" w:color="000000" w:themeColor="text1" w:themeTint="80" w:sz="4" w:space="0"/>
         </w:tcBorders>
       </w:tcPr>
@@ -32283,10 +33304,10 @@
       <w:tcPr>
         <w:shd w:val="clear" w:color="ffffff" w:themeColor="light1" w:fill="ffffff" w:themeFill="light1"/>
         <w:tcBorders>
-          <w:top w:val="none"/>
-          <w:left w:val="none"/>
+          <w:top w:val="none" w:color="000000" w:sz="4" w:space="0"/>
+          <w:left w:val="none" w:color="000000" w:sz="4" w:space="0"/>
           <w:bottom w:val="single" w:color="000000" w:themeColor="text1" w:themeTint="80" w:sz="4" w:space="0"/>
-          <w:right w:val="none"/>
+          <w:right w:val="none" w:color="000000" w:sz="4" w:space="0"/>
         </w:tcBorders>
       </w:tcPr>
     </w:tblStylePr>
@@ -32306,12 +33327,12 @@
         <w:tblBorders/>
       </w:tblPr>
       <w:tcPr>
-        <w:shd w:color="ffffff"/>
+        <w:shd w:val="clear" w:color="ffffff"/>
         <w:tcBorders>
-          <w:top w:val="none"/>
+          <w:top w:val="none" w:color="000000" w:sz="4" w:space="0"/>
           <w:left w:val="single" w:color="000000" w:themeColor="text1" w:themeTint="80" w:sz="4" w:space="0"/>
-          <w:bottom w:val="none"/>
-          <w:right w:val="none"/>
+          <w:bottom w:val="none" w:color="000000" w:sz="4" w:space="0"/>
+          <w:right w:val="none" w:color="000000" w:sz="4" w:space="0"/>
         </w:tcBorders>
       </w:tcPr>
     </w:tblStylePr>
@@ -32334,9 +33355,9 @@
         <w:shd w:val="clear" w:color="ffffff" w:themeColor="light1" w:fill="ffffff" w:themeFill="light1"/>
         <w:tcBorders>
           <w:top w:val="single" w:color="000000" w:themeColor="text1" w:themeTint="80" w:sz="4" w:space="0"/>
-          <w:left w:val="none"/>
-          <w:bottom w:val="none"/>
-          <w:right w:val="none"/>
+          <w:left w:val="none" w:color="000000" w:sz="4" w:space="0"/>
+          <w:bottom w:val="none" w:color="000000" w:sz="4" w:space="0"/>
+          <w:right w:val="none" w:color="000000" w:sz="4" w:space="0"/>
         </w:tcBorders>
       </w:tcPr>
     </w:tblStylePr>
@@ -32411,9 +33432,9 @@
       </w:tcPr>
     </w:tblStylePr>
   </w:style>
-  <w:style w:type="table" w:styleId="111">
+  <w:style w:type="table" w:styleId="874">
     <w:name w:val="List Table 7 Colorful - Accent 1"/>
-    <w:basedOn w:val="11"/>
+    <w:basedOn w:val="774"/>
     <w:uiPriority w:val="99"/>
     <w:pPr>
       <w:pBdr/>
@@ -32512,11 +33533,11 @@
         <w:tblBorders/>
       </w:tblPr>
       <w:tcPr>
-        <w:shd w:color="ffffff"/>
+        <w:shd w:val="clear" w:color="ffffff"/>
         <w:tcBorders>
-          <w:top w:val="none"/>
-          <w:left w:val="none"/>
-          <w:bottom w:val="none"/>
+          <w:top w:val="none" w:color="000000" w:sz="4" w:space="0"/>
+          <w:left w:val="none" w:color="000000" w:sz="4" w:space="0"/>
+          <w:bottom w:val="none" w:color="000000" w:sz="4" w:space="0"/>
           <w:right w:val="single" w:color="000000" w:themeColor="accent1" w:sz="4" w:space="0"/>
         </w:tcBorders>
       </w:tcPr>
@@ -32539,10 +33560,10 @@
       <w:tcPr>
         <w:shd w:val="clear" w:color="ffffff" w:themeColor="light1" w:fill="ffffff" w:themeFill="light1"/>
         <w:tcBorders>
-          <w:top w:val="none"/>
-          <w:left w:val="none"/>
+          <w:top w:val="none" w:color="000000" w:sz="4" w:space="0"/>
+          <w:left w:val="none" w:color="000000" w:sz="4" w:space="0"/>
           <w:bottom w:val="single" w:color="000000" w:themeColor="accent1" w:sz="4" w:space="0"/>
-          <w:right w:val="none"/>
+          <w:right w:val="none" w:color="000000" w:sz="4" w:space="0"/>
         </w:tcBorders>
       </w:tcPr>
     </w:tblStylePr>
@@ -32562,12 +33583,12 @@
         <w:tblBorders/>
       </w:tblPr>
       <w:tcPr>
-        <w:shd w:color="ffffff"/>
+        <w:shd w:val="clear" w:color="ffffff"/>
         <w:tcBorders>
-          <w:top w:val="none"/>
+          <w:top w:val="none" w:color="000000" w:sz="4" w:space="0"/>
           <w:left w:val="single" w:color="000000" w:themeColor="accent1" w:sz="4" w:space="0"/>
-          <w:bottom w:val="none"/>
-          <w:right w:val="none"/>
+          <w:bottom w:val="none" w:color="000000" w:sz="4" w:space="0"/>
+          <w:right w:val="none" w:color="000000" w:sz="4" w:space="0"/>
         </w:tcBorders>
       </w:tcPr>
     </w:tblStylePr>
@@ -32590,9 +33611,9 @@
         <w:shd w:val="clear" w:color="ffffff" w:themeColor="light1" w:fill="ffffff" w:themeFill="light1"/>
         <w:tcBorders>
           <w:top w:val="single" w:color="000000" w:themeColor="accent1" w:sz="4" w:space="0"/>
-          <w:left w:val="none"/>
-          <w:bottom w:val="none"/>
-          <w:right w:val="none"/>
+          <w:left w:val="none" w:color="000000" w:sz="4" w:space="0"/>
+          <w:bottom w:val="none" w:color="000000" w:sz="4" w:space="0"/>
+          <w:right w:val="none" w:color="000000" w:sz="4" w:space="0"/>
         </w:tcBorders>
       </w:tcPr>
     </w:tblStylePr>
@@ -32667,9 +33688,9 @@
       </w:tcPr>
     </w:tblStylePr>
   </w:style>
-  <w:style w:type="table" w:styleId="112">
+  <w:style w:type="table" w:styleId="875">
     <w:name w:val="List Table 7 Colorful - Accent 2"/>
-    <w:basedOn w:val="11"/>
+    <w:basedOn w:val="774"/>
     <w:uiPriority w:val="99"/>
     <w:pPr>
       <w:pBdr/>
@@ -32768,11 +33789,11 @@
         <w:tblBorders/>
       </w:tblPr>
       <w:tcPr>
-        <w:shd w:color="ffffff"/>
+        <w:shd w:val="clear" w:color="ffffff"/>
         <w:tcBorders>
-          <w:top w:val="none"/>
-          <w:left w:val="none"/>
-          <w:bottom w:val="none"/>
+          <w:top w:val="none" w:color="000000" w:sz="4" w:space="0"/>
+          <w:left w:val="none" w:color="000000" w:sz="4" w:space="0"/>
+          <w:bottom w:val="none" w:color="000000" w:sz="4" w:space="0"/>
           <w:right w:val="single" w:color="000000" w:themeColor="accent2" w:themeTint="97" w:sz="4" w:space="0"/>
         </w:tcBorders>
       </w:tcPr>
@@ -32795,10 +33816,10 @@
       <w:tcPr>
         <w:shd w:val="clear" w:color="ffffff" w:themeColor="light1" w:fill="ffffff" w:themeFill="light1"/>
         <w:tcBorders>
-          <w:top w:val="none"/>
-          <w:left w:val="none"/>
+          <w:top w:val="none" w:color="000000" w:sz="4" w:space="0"/>
+          <w:left w:val="none" w:color="000000" w:sz="4" w:space="0"/>
           <w:bottom w:val="single" w:color="000000" w:themeColor="accent2" w:themeTint="97" w:sz="4" w:space="0"/>
-          <w:right w:val="none"/>
+          <w:right w:val="none" w:color="000000" w:sz="4" w:space="0"/>
         </w:tcBorders>
       </w:tcPr>
     </w:tblStylePr>
@@ -32818,12 +33839,12 @@
         <w:tblBorders/>
       </w:tblPr>
       <w:tcPr>
-        <w:shd w:color="ffffff"/>
+        <w:shd w:val="clear" w:color="ffffff"/>
         <w:tcBorders>
-          <w:top w:val="none"/>
+          <w:top w:val="none" w:color="000000" w:sz="4" w:space="0"/>
           <w:left w:val="single" w:color="000000" w:themeColor="accent2" w:themeTint="97" w:sz="4" w:space="0"/>
-          <w:bottom w:val="none"/>
-          <w:right w:val="none"/>
+          <w:bottom w:val="none" w:color="000000" w:sz="4" w:space="0"/>
+          <w:right w:val="none" w:color="000000" w:sz="4" w:space="0"/>
         </w:tcBorders>
       </w:tcPr>
     </w:tblStylePr>
@@ -32846,9 +33867,9 @@
         <w:shd w:val="clear" w:color="ffffff" w:themeColor="light1" w:fill="ffffff" w:themeFill="light1"/>
         <w:tcBorders>
           <w:top w:val="single" w:color="000000" w:themeColor="accent2" w:themeTint="97" w:sz="4" w:space="0"/>
-          <w:left w:val="none"/>
-          <w:bottom w:val="none"/>
-          <w:right w:val="none"/>
+          <w:left w:val="none" w:color="000000" w:sz="4" w:space="0"/>
+          <w:bottom w:val="none" w:color="000000" w:sz="4" w:space="0"/>
+          <w:right w:val="none" w:color="000000" w:sz="4" w:space="0"/>
         </w:tcBorders>
       </w:tcPr>
     </w:tblStylePr>
@@ -32923,9 +33944,9 @@
       </w:tcPr>
     </w:tblStylePr>
   </w:style>
-  <w:style w:type="table" w:styleId="113">
+  <w:style w:type="table" w:styleId="876">
     <w:name w:val="List Table 7 Colorful - Accent 3"/>
-    <w:basedOn w:val="11"/>
+    <w:basedOn w:val="774"/>
     <w:uiPriority w:val="99"/>
     <w:pPr>
       <w:pBdr/>
@@ -33024,11 +34045,11 @@
         <w:tblBorders/>
       </w:tblPr>
       <w:tcPr>
-        <w:shd w:color="ffffff"/>
+        <w:shd w:val="clear" w:color="ffffff"/>
         <w:tcBorders>
-          <w:top w:val="none"/>
-          <w:left w:val="none"/>
-          <w:bottom w:val="none"/>
+          <w:top w:val="none" w:color="000000" w:sz="4" w:space="0"/>
+          <w:left w:val="none" w:color="000000" w:sz="4" w:space="0"/>
+          <w:bottom w:val="none" w:color="000000" w:sz="4" w:space="0"/>
           <w:right w:val="single" w:color="000000" w:themeColor="accent3" w:themeTint="98" w:sz="4" w:space="0"/>
         </w:tcBorders>
       </w:tcPr>
@@ -33051,10 +34072,10 @@
       <w:tcPr>
         <w:shd w:val="clear" w:color="ffffff" w:themeColor="light1" w:fill="ffffff" w:themeFill="light1"/>
         <w:tcBorders>
-          <w:top w:val="none"/>
-          <w:left w:val="none"/>
+          <w:top w:val="none" w:color="000000" w:sz="4" w:space="0"/>
+          <w:left w:val="none" w:color="000000" w:sz="4" w:space="0"/>
           <w:bottom w:val="single" w:color="000000" w:themeColor="accent3" w:themeTint="98" w:sz="4" w:space="0"/>
-          <w:right w:val="none"/>
+          <w:right w:val="none" w:color="000000" w:sz="4" w:space="0"/>
         </w:tcBorders>
       </w:tcPr>
     </w:tblStylePr>
@@ -33074,12 +34095,12 @@
         <w:tblBorders/>
       </w:tblPr>
       <w:tcPr>
-        <w:shd w:color="ffffff"/>
+        <w:shd w:val="clear" w:color="ffffff"/>
         <w:tcBorders>
-          <w:top w:val="none"/>
+          <w:top w:val="none" w:color="000000" w:sz="4" w:space="0"/>
           <w:left w:val="single" w:color="000000" w:themeColor="accent3" w:themeTint="98" w:sz="4" w:space="0"/>
-          <w:bottom w:val="none"/>
-          <w:right w:val="none"/>
+          <w:bottom w:val="none" w:color="000000" w:sz="4" w:space="0"/>
+          <w:right w:val="none" w:color="000000" w:sz="4" w:space="0"/>
         </w:tcBorders>
       </w:tcPr>
     </w:tblStylePr>
@@ -33102,9 +34123,9 @@
         <w:shd w:val="clear" w:color="ffffff" w:themeColor="light1" w:fill="ffffff" w:themeFill="light1"/>
         <w:tcBorders>
           <w:top w:val="single" w:color="000000" w:themeColor="accent3" w:themeTint="98" w:sz="4" w:space="0"/>
-          <w:left w:val="none"/>
-          <w:bottom w:val="none"/>
-          <w:right w:val="none"/>
+          <w:left w:val="none" w:color="000000" w:sz="4" w:space="0"/>
+          <w:bottom w:val="none" w:color="000000" w:sz="4" w:space="0"/>
+          <w:right w:val="none" w:color="000000" w:sz="4" w:space="0"/>
         </w:tcBorders>
       </w:tcPr>
     </w:tblStylePr>
@@ -33179,9 +34200,9 @@
       </w:tcPr>
     </w:tblStylePr>
   </w:style>
-  <w:style w:type="table" w:styleId="114">
+  <w:style w:type="table" w:styleId="877">
     <w:name w:val="List Table 7 Colorful - Accent 4"/>
-    <w:basedOn w:val="11"/>
+    <w:basedOn w:val="774"/>
     <w:uiPriority w:val="99"/>
     <w:pPr>
       <w:pBdr/>
@@ -33280,11 +34301,11 @@
         <w:tblBorders/>
       </w:tblPr>
       <w:tcPr>
-        <w:shd w:color="ffffff"/>
+        <w:shd w:val="clear" w:color="ffffff"/>
         <w:tcBorders>
-          <w:top w:val="none"/>
-          <w:left w:val="none"/>
-          <w:bottom w:val="none"/>
+          <w:top w:val="none" w:color="000000" w:sz="4" w:space="0"/>
+          <w:left w:val="none" w:color="000000" w:sz="4" w:space="0"/>
+          <w:bottom w:val="none" w:color="000000" w:sz="4" w:space="0"/>
           <w:right w:val="single" w:color="000000" w:themeColor="accent4" w:themeTint="9A" w:sz="4" w:space="0"/>
         </w:tcBorders>
       </w:tcPr>
@@ -33307,10 +34328,10 @@
       <w:tcPr>
         <w:shd w:val="clear" w:color="ffffff" w:themeColor="light1" w:fill="ffffff" w:themeFill="light1"/>
         <w:tcBorders>
-          <w:top w:val="none"/>
-          <w:left w:val="none"/>
+          <w:top w:val="none" w:color="000000" w:sz="4" w:space="0"/>
+          <w:left w:val="none" w:color="000000" w:sz="4" w:space="0"/>
           <w:bottom w:val="single" w:color="000000" w:themeColor="accent4" w:themeTint="9A" w:sz="4" w:space="0"/>
-          <w:right w:val="none"/>
+          <w:right w:val="none" w:color="000000" w:sz="4" w:space="0"/>
         </w:tcBorders>
       </w:tcPr>
     </w:tblStylePr>
@@ -33330,12 +34351,12 @@
         <w:tblBorders/>
       </w:tblPr>
       <w:tcPr>
-        <w:shd w:color="ffffff"/>
+        <w:shd w:val="clear" w:color="ffffff"/>
         <w:tcBorders>
-          <w:top w:val="none"/>
+          <w:top w:val="none" w:color="000000" w:sz="4" w:space="0"/>
           <w:left w:val="single" w:color="000000" w:themeColor="accent4" w:themeTint="9A" w:sz="4" w:space="0"/>
-          <w:bottom w:val="none"/>
-          <w:right w:val="none"/>
+          <w:bottom w:val="none" w:color="000000" w:sz="4" w:space="0"/>
+          <w:right w:val="none" w:color="000000" w:sz="4" w:space="0"/>
         </w:tcBorders>
       </w:tcPr>
     </w:tblStylePr>
@@ -33358,9 +34379,9 @@
         <w:shd w:val="clear" w:color="ffffff" w:themeColor="light1" w:fill="ffffff" w:themeFill="light1"/>
         <w:tcBorders>
           <w:top w:val="single" w:color="000000" w:themeColor="accent4" w:themeTint="9A" w:sz="4" w:space="0"/>
-          <w:left w:val="none"/>
-          <w:bottom w:val="none"/>
-          <w:right w:val="none"/>
+          <w:left w:val="none" w:color="000000" w:sz="4" w:space="0"/>
+          <w:bottom w:val="none" w:color="000000" w:sz="4" w:space="0"/>
+          <w:right w:val="none" w:color="000000" w:sz="4" w:space="0"/>
         </w:tcBorders>
       </w:tcPr>
     </w:tblStylePr>
@@ -33435,9 +34456,9 @@
       </w:tcPr>
     </w:tblStylePr>
   </w:style>
-  <w:style w:type="table" w:styleId="115">
+  <w:style w:type="table" w:styleId="878">
     <w:name w:val="List Table 7 Colorful - Accent 5"/>
-    <w:basedOn w:val="11"/>
+    <w:basedOn w:val="774"/>
     <w:uiPriority w:val="99"/>
     <w:pPr>
       <w:pBdr/>
@@ -33536,11 +34557,11 @@
         <w:tblBorders/>
       </w:tblPr>
       <w:tcPr>
-        <w:shd w:color="ffffff"/>
+        <w:shd w:val="clear" w:color="ffffff"/>
         <w:tcBorders>
-          <w:top w:val="none"/>
-          <w:left w:val="none"/>
-          <w:bottom w:val="none"/>
+          <w:top w:val="none" w:color="000000" w:sz="4" w:space="0"/>
+          <w:left w:val="none" w:color="000000" w:sz="4" w:space="0"/>
+          <w:bottom w:val="none" w:color="000000" w:sz="4" w:space="0"/>
           <w:right w:val="single" w:color="000000" w:themeColor="accent5" w:themeTint="9A" w:sz="4" w:space="0"/>
         </w:tcBorders>
       </w:tcPr>
@@ -33563,10 +34584,10 @@
       <w:tcPr>
         <w:shd w:val="clear" w:color="ffffff" w:themeColor="light1" w:fill="ffffff" w:themeFill="light1"/>
         <w:tcBorders>
-          <w:top w:val="none"/>
-          <w:left w:val="none"/>
+          <w:top w:val="none" w:color="000000" w:sz="4" w:space="0"/>
+          <w:left w:val="none" w:color="000000" w:sz="4" w:space="0"/>
           <w:bottom w:val="single" w:color="000000" w:themeColor="accent5" w:themeTint="9A" w:sz="4" w:space="0"/>
-          <w:right w:val="none"/>
+          <w:right w:val="none" w:color="000000" w:sz="4" w:space="0"/>
         </w:tcBorders>
       </w:tcPr>
     </w:tblStylePr>
@@ -33586,12 +34607,12 @@
         <w:tblBorders/>
       </w:tblPr>
       <w:tcPr>
-        <w:shd w:color="ffffff"/>
+        <w:shd w:val="clear" w:color="ffffff"/>
         <w:tcBorders>
-          <w:top w:val="none"/>
+          <w:top w:val="none" w:color="000000" w:sz="4" w:space="0"/>
           <w:left w:val="single" w:color="000000" w:themeColor="accent5" w:themeTint="9A" w:sz="4" w:space="0"/>
-          <w:bottom w:val="none"/>
-          <w:right w:val="none"/>
+          <w:bottom w:val="none" w:color="000000" w:sz="4" w:space="0"/>
+          <w:right w:val="none" w:color="000000" w:sz="4" w:space="0"/>
         </w:tcBorders>
       </w:tcPr>
     </w:tblStylePr>
@@ -33614,9 +34635,9 @@
         <w:shd w:val="clear" w:color="ffffff" w:themeColor="light1" w:fill="ffffff" w:themeFill="light1"/>
         <w:tcBorders>
           <w:top w:val="single" w:color="000000" w:themeColor="accent5" w:themeTint="9A" w:sz="4" w:space="0"/>
-          <w:left w:val="none"/>
-          <w:bottom w:val="none"/>
-          <w:right w:val="none"/>
+          <w:left w:val="none" w:color="000000" w:sz="4" w:space="0"/>
+          <w:bottom w:val="none" w:color="000000" w:sz="4" w:space="0"/>
+          <w:right w:val="none" w:color="000000" w:sz="4" w:space="0"/>
         </w:tcBorders>
       </w:tcPr>
     </w:tblStylePr>
@@ -33691,9 +34712,9 @@
       </w:tcPr>
     </w:tblStylePr>
   </w:style>
-  <w:style w:type="table" w:styleId="116">
+  <w:style w:type="table" w:styleId="879">
     <w:name w:val="List Table 7 Colorful - Accent 6"/>
-    <w:basedOn w:val="11"/>
+    <w:basedOn w:val="774"/>
     <w:uiPriority w:val="99"/>
     <w:pPr>
       <w:pBdr/>
@@ -33792,11 +34813,11 @@
         <w:tblBorders/>
       </w:tblPr>
       <w:tcPr>
-        <w:shd w:color="ffffff"/>
+        <w:shd w:val="clear" w:color="ffffff"/>
         <w:tcBorders>
-          <w:top w:val="none"/>
-          <w:left w:val="none"/>
-          <w:bottom w:val="none"/>
+          <w:top w:val="none" w:color="000000" w:sz="4" w:space="0"/>
+          <w:left w:val="none" w:color="000000" w:sz="4" w:space="0"/>
+          <w:bottom w:val="none" w:color="000000" w:sz="4" w:space="0"/>
           <w:right w:val="single" w:color="000000" w:themeColor="accent6" w:themeTint="98" w:sz="4" w:space="0"/>
         </w:tcBorders>
       </w:tcPr>
@@ -33819,10 +34840,10 @@
       <w:tcPr>
         <w:shd w:val="clear" w:color="ffffff" w:themeColor="light1" w:fill="ffffff" w:themeFill="light1"/>
         <w:tcBorders>
-          <w:top w:val="none"/>
-          <w:left w:val="none"/>
+          <w:top w:val="none" w:color="000000" w:sz="4" w:space="0"/>
+          <w:left w:val="none" w:color="000000" w:sz="4" w:space="0"/>
           <w:bottom w:val="single" w:color="000000" w:themeColor="accent6" w:themeTint="98" w:sz="4" w:space="0"/>
-          <w:right w:val="none"/>
+          <w:right w:val="none" w:color="000000" w:sz="4" w:space="0"/>
         </w:tcBorders>
       </w:tcPr>
     </w:tblStylePr>
@@ -33842,12 +34863,12 @@
         <w:tblBorders/>
       </w:tblPr>
       <w:tcPr>
-        <w:shd w:color="ffffff"/>
+        <w:shd w:val="clear" w:color="ffffff"/>
         <w:tcBorders>
-          <w:top w:val="none"/>
+          <w:top w:val="none" w:color="000000" w:sz="4" w:space="0"/>
           <w:left w:val="single" w:color="000000" w:themeColor="accent6" w:themeTint="98" w:sz="4" w:space="0"/>
-          <w:bottom w:val="none"/>
-          <w:right w:val="none"/>
+          <w:bottom w:val="none" w:color="000000" w:sz="4" w:space="0"/>
+          <w:right w:val="none" w:color="000000" w:sz="4" w:space="0"/>
         </w:tcBorders>
       </w:tcPr>
     </w:tblStylePr>
@@ -33870,9 +34891,9 @@
         <w:shd w:val="clear" w:color="ffffff" w:themeColor="light1" w:fill="ffffff" w:themeFill="light1"/>
         <w:tcBorders>
           <w:top w:val="single" w:color="000000" w:themeColor="accent6" w:themeTint="98" w:sz="4" w:space="0"/>
-          <w:left w:val="none"/>
-          <w:bottom w:val="none"/>
-          <w:right w:val="none"/>
+          <w:left w:val="none" w:color="000000" w:sz="4" w:space="0"/>
+          <w:bottom w:val="none" w:color="000000" w:sz="4" w:space="0"/>
+          <w:right w:val="none" w:color="000000" w:sz="4" w:space="0"/>
         </w:tcBorders>
       </w:tcPr>
     </w:tblStylePr>
@@ -33947,9 +34968,9 @@
       </w:tcPr>
     </w:tblStylePr>
   </w:style>
-  <w:style w:type="table" w:styleId="117">
+  <w:style w:type="table" w:styleId="880">
     <w:name w:val="Lined - Accent"/>
-    <w:basedOn w:val="11"/>
+    <w:basedOn w:val="774"/>
     <w:uiPriority w:val="99"/>
     <w:pPr>
       <w:pBdr/>
@@ -34184,9 +35205,9 @@
       </w:tcPr>
     </w:tblStylePr>
   </w:style>
-  <w:style w:type="table" w:styleId="118">
+  <w:style w:type="table" w:styleId="881">
     <w:name w:val="Lined - Accent 1"/>
-    <w:basedOn w:val="11"/>
+    <w:basedOn w:val="774"/>
     <w:uiPriority w:val="99"/>
     <w:pPr>
       <w:pBdr/>
@@ -34421,9 +35442,9 @@
       </w:tcPr>
     </w:tblStylePr>
   </w:style>
-  <w:style w:type="table" w:styleId="119">
+  <w:style w:type="table" w:styleId="882">
     <w:name w:val="Lined - Accent 2"/>
-    <w:basedOn w:val="11"/>
+    <w:basedOn w:val="774"/>
     <w:uiPriority w:val="99"/>
     <w:pPr>
       <w:pBdr/>
@@ -34658,9 +35679,9 @@
       </w:tcPr>
     </w:tblStylePr>
   </w:style>
-  <w:style w:type="table" w:styleId="120">
+  <w:style w:type="table" w:styleId="883">
     <w:name w:val="Lined - Accent 3"/>
-    <w:basedOn w:val="11"/>
+    <w:basedOn w:val="774"/>
     <w:uiPriority w:val="99"/>
     <w:pPr>
       <w:pBdr/>
@@ -34895,9 +35916,9 @@
       </w:tcPr>
     </w:tblStylePr>
   </w:style>
-  <w:style w:type="table" w:styleId="121">
+  <w:style w:type="table" w:styleId="884">
     <w:name w:val="Lined - Accent 4"/>
-    <w:basedOn w:val="11"/>
+    <w:basedOn w:val="774"/>
     <w:uiPriority w:val="99"/>
     <w:pPr>
       <w:pBdr/>
@@ -35132,9 +36153,9 @@
       </w:tcPr>
     </w:tblStylePr>
   </w:style>
-  <w:style w:type="table" w:styleId="122">
+  <w:style w:type="table" w:styleId="885">
     <w:name w:val="Lined - Accent 5"/>
-    <w:basedOn w:val="11"/>
+    <w:basedOn w:val="774"/>
     <w:uiPriority w:val="99"/>
     <w:pPr>
       <w:pBdr/>
@@ -35369,9 +36390,9 @@
       </w:tcPr>
     </w:tblStylePr>
   </w:style>
-  <w:style w:type="table" w:styleId="123">
+  <w:style w:type="table" w:styleId="886">
     <w:name w:val="Lined - Accent 6"/>
-    <w:basedOn w:val="11"/>
+    <w:basedOn w:val="774"/>
     <w:uiPriority w:val="99"/>
     <w:pPr>
       <w:pBdr/>
@@ -35606,9 +36627,9 @@
       </w:tcPr>
     </w:tblStylePr>
   </w:style>
-  <w:style w:type="table" w:styleId="124">
+  <w:style w:type="table" w:styleId="887">
     <w:name w:val="Bordered &amp; Lined - Accent"/>
-    <w:basedOn w:val="11"/>
+    <w:basedOn w:val="774"/>
     <w:uiPriority w:val="99"/>
     <w:pPr>
       <w:pBdr/>
@@ -35850,9 +36871,9 @@
       </w:tcPr>
     </w:tblStylePr>
   </w:style>
-  <w:style w:type="table" w:styleId="125">
+  <w:style w:type="table" w:styleId="888">
     <w:name w:val="Bordered &amp; Lined - Accent 1"/>
-    <w:basedOn w:val="11"/>
+    <w:basedOn w:val="774"/>
     <w:uiPriority w:val="99"/>
     <w:pPr>
       <w:pBdr/>
@@ -36094,9 +37115,9 @@
       </w:tcPr>
     </w:tblStylePr>
   </w:style>
-  <w:style w:type="table" w:styleId="126">
+  <w:style w:type="table" w:styleId="889">
     <w:name w:val="Bordered &amp; Lined - Accent 2"/>
-    <w:basedOn w:val="11"/>
+    <w:basedOn w:val="774"/>
     <w:uiPriority w:val="99"/>
     <w:pPr>
       <w:pBdr/>
@@ -36338,9 +37359,9 @@
       </w:tcPr>
     </w:tblStylePr>
   </w:style>
-  <w:style w:type="table" w:styleId="127">
+  <w:style w:type="table" w:styleId="890">
     <w:name w:val="Bordered &amp; Lined - Accent 3"/>
-    <w:basedOn w:val="11"/>
+    <w:basedOn w:val="774"/>
     <w:uiPriority w:val="99"/>
     <w:pPr>
       <w:pBdr/>
@@ -36582,9 +37603,9 @@
       </w:tcPr>
     </w:tblStylePr>
   </w:style>
-  <w:style w:type="table" w:styleId="128">
+  <w:style w:type="table" w:styleId="891">
     <w:name w:val="Bordered &amp; Lined - Accent 4"/>
-    <w:basedOn w:val="11"/>
+    <w:basedOn w:val="774"/>
     <w:uiPriority w:val="99"/>
     <w:pPr>
       <w:pBdr/>
@@ -36826,9 +37847,9 @@
       </w:tcPr>
     </w:tblStylePr>
   </w:style>
-  <w:style w:type="table" w:styleId="129">
+  <w:style w:type="table" w:styleId="892">
     <w:name w:val="Bordered &amp; Lined - Accent 5"/>
-    <w:basedOn w:val="11"/>
+    <w:basedOn w:val="774"/>
     <w:uiPriority w:val="99"/>
     <w:pPr>
       <w:pBdr/>
@@ -37070,9 +38091,9 @@
       </w:tcPr>
     </w:tblStylePr>
   </w:style>
-  <w:style w:type="table" w:styleId="130">
+  <w:style w:type="table" w:styleId="893">
     <w:name w:val="Bordered &amp; Lined - Accent 6"/>
-    <w:basedOn w:val="11"/>
+    <w:basedOn w:val="774"/>
     <w:uiPriority w:val="99"/>
     <w:pPr>
       <w:pBdr/>
@@ -37314,9 +38335,9 @@
       </w:tcPr>
     </w:tblStylePr>
   </w:style>
-  <w:style w:type="table" w:styleId="131">
+  <w:style w:type="table" w:styleId="894">
     <w:name w:val="Bordered"/>
-    <w:basedOn w:val="11"/>
+    <w:basedOn w:val="774"/>
     <w:uiPriority w:val="99"/>
     <w:pPr>
       <w:pBdr/>
@@ -37545,9 +38566,9 @@
       </w:tcPr>
     </w:tblStylePr>
   </w:style>
-  <w:style w:type="table" w:styleId="132">
+  <w:style w:type="table" w:styleId="895">
     <w:name w:val="Bordered - Accent 1"/>
-    <w:basedOn w:val="11"/>
+    <w:basedOn w:val="774"/>
     <w:uiPriority w:val="99"/>
     <w:pPr>
       <w:pBdr/>
@@ -37776,9 +38797,9 @@
       </w:tcPr>
     </w:tblStylePr>
   </w:style>
-  <w:style w:type="table" w:styleId="133">
+  <w:style w:type="table" w:styleId="896">
     <w:name w:val="Bordered - Accent 2"/>
-    <w:basedOn w:val="11"/>
+    <w:basedOn w:val="774"/>
     <w:uiPriority w:val="99"/>
     <w:pPr>
       <w:pBdr/>
@@ -38007,9 +39028,9 @@
       </w:tcPr>
     </w:tblStylePr>
   </w:style>
-  <w:style w:type="table" w:styleId="134">
+  <w:style w:type="table" w:styleId="897">
     <w:name w:val="Bordered - Accent 3"/>
-    <w:basedOn w:val="11"/>
+    <w:basedOn w:val="774"/>
     <w:uiPriority w:val="99"/>
     <w:pPr>
       <w:pBdr/>
@@ -38238,9 +39259,9 @@
       </w:tcPr>
     </w:tblStylePr>
   </w:style>
-  <w:style w:type="table" w:styleId="135">
+  <w:style w:type="table" w:styleId="898">
     <w:name w:val="Bordered - Accent 4"/>
-    <w:basedOn w:val="11"/>
+    <w:basedOn w:val="774"/>
     <w:uiPriority w:val="99"/>
     <w:pPr>
       <w:pBdr/>
@@ -38469,9 +39490,9 @@
       </w:tcPr>
     </w:tblStylePr>
   </w:style>
-  <w:style w:type="table" w:styleId="136">
+  <w:style w:type="table" w:styleId="899">
     <w:name w:val="Bordered - Accent 5"/>
-    <w:basedOn w:val="11"/>
+    <w:basedOn w:val="774"/>
     <w:uiPriority w:val="99"/>
     <w:pPr>
       <w:pBdr/>
@@ -38700,9 +39721,9 @@
       </w:tcPr>
     </w:tblStylePr>
   </w:style>
-  <w:style w:type="table" w:styleId="137">
+  <w:style w:type="table" w:styleId="900">
     <w:name w:val="Bordered - Accent 6"/>
-    <w:basedOn w:val="11"/>
+    <w:basedOn w:val="774"/>
     <w:uiPriority w:val="99"/>
     <w:pPr>
       <w:pBdr/>
@@ -38931,11 +39952,11 @@
       </w:tcPr>
     </w:tblStylePr>
   </w:style>
-  <w:style w:type="paragraph" w:styleId="145">
+  <w:style w:type="paragraph" w:styleId="901">
     <w:name w:val="Heading 7"/>
-    <w:basedOn w:val="748"/>
-    <w:next w:val="748"/>
-    <w:link w:val="156"/>
+    <w:basedOn w:val="963"/>
+    <w:next w:val="963"/>
+    <w:link w:val="912"/>
     <w:uiPriority w:val="9"/>
     <w:unhideWhenUsed/>
     <w:qFormat/>
@@ -38952,11 +39973,11 @@
       <w:color w:val="595959" w:themeColor="text1" w:themeTint="A6"/>
     </w:rPr>
   </w:style>
-  <w:style w:type="paragraph" w:styleId="146">
+  <w:style w:type="paragraph" w:styleId="902">
     <w:name w:val="Heading 8"/>
-    <w:basedOn w:val="748"/>
-    <w:next w:val="748"/>
-    <w:link w:val="157"/>
+    <w:basedOn w:val="963"/>
+    <w:next w:val="963"/>
+    <w:link w:val="913"/>
     <w:uiPriority w:val="9"/>
     <w:unhideWhenUsed/>
     <w:qFormat/>
@@ -38975,11 +39996,11 @@
       <w:color w:val="272727" w:themeColor="text1" w:themeTint="D8"/>
     </w:rPr>
   </w:style>
-  <w:style w:type="paragraph" w:styleId="147">
+  <w:style w:type="paragraph" w:styleId="903">
     <w:name w:val="Heading 9"/>
-    <w:basedOn w:val="748"/>
-    <w:next w:val="748"/>
-    <w:link w:val="158"/>
+    <w:basedOn w:val="963"/>
+    <w:next w:val="963"/>
+    <w:link w:val="914"/>
     <w:uiPriority w:val="9"/>
     <w:unhideWhenUsed/>
     <w:qFormat/>
@@ -38998,7 +40019,7 @@
       <w:color w:val="272727" w:themeColor="text1" w:themeTint="D8"/>
     </w:rPr>
   </w:style>
-  <w:style w:type="character" w:styleId="148" w:default="1">
+  <w:style w:type="character" w:styleId="904" w:default="1">
     <w:name w:val="Default Paragraph Font"/>
     <w:uiPriority w:val="1"/>
     <w:semiHidden/>
@@ -39009,7 +40030,7 @@
       <w:ind/>
     </w:pPr>
   </w:style>
-  <w:style w:type="numbering" w:styleId="149" w:default="1">
+  <w:style w:type="numbering" w:styleId="905" w:default="1">
     <w:name w:val="No List"/>
     <w:uiPriority w:val="99"/>
     <w:semiHidden/>
@@ -39020,10 +40041,10 @@
       <w:ind/>
     </w:pPr>
   </w:style>
-  <w:style w:type="character" w:styleId="150">
+  <w:style w:type="character" w:styleId="906">
     <w:name w:val="Heading 1 Char"/>
-    <w:basedOn w:val="148"/>
-    <w:link w:val="736"/>
+    <w:basedOn w:val="904"/>
+    <w:link w:val="955"/>
     <w:uiPriority w:val="9"/>
     <w:pPr>
       <w:pBdr/>
@@ -39037,10 +40058,10 @@
       <w:szCs w:val="40"/>
     </w:rPr>
   </w:style>
-  <w:style w:type="character" w:styleId="151">
+  <w:style w:type="character" w:styleId="907">
     <w:name w:val="Heading 2 Char"/>
-    <w:basedOn w:val="148"/>
-    <w:link w:val="737"/>
+    <w:basedOn w:val="904"/>
+    <w:link w:val="956"/>
     <w:uiPriority w:val="9"/>
     <w:pPr>
       <w:pBdr/>
@@ -39054,10 +40075,10 @@
       <w:szCs w:val="32"/>
     </w:rPr>
   </w:style>
-  <w:style w:type="character" w:styleId="152">
+  <w:style w:type="character" w:styleId="908">
     <w:name w:val="Heading 3 Char"/>
-    <w:basedOn w:val="148"/>
-    <w:link w:val="738"/>
+    <w:basedOn w:val="904"/>
+    <w:link w:val="957"/>
     <w:uiPriority w:val="9"/>
     <w:pPr>
       <w:pBdr/>
@@ -39071,10 +40092,10 @@
       <w:szCs w:val="28"/>
     </w:rPr>
   </w:style>
-  <w:style w:type="character" w:styleId="153">
+  <w:style w:type="character" w:styleId="909">
     <w:name w:val="Heading 4 Char"/>
-    <w:basedOn w:val="148"/>
-    <w:link w:val="739"/>
+    <w:basedOn w:val="904"/>
+    <w:link w:val="958"/>
     <w:uiPriority w:val="9"/>
     <w:pPr>
       <w:pBdr/>
@@ -39088,10 +40109,10 @@
       <w:color w:val="0f4761" w:themeColor="accent1" w:themeShade="BF"/>
     </w:rPr>
   </w:style>
-  <w:style w:type="character" w:styleId="154">
+  <w:style w:type="character" w:styleId="910">
     <w:name w:val="Heading 5 Char"/>
-    <w:basedOn w:val="148"/>
-    <w:link w:val="740"/>
+    <w:basedOn w:val="904"/>
+    <w:link w:val="959"/>
     <w:uiPriority w:val="9"/>
     <w:pPr>
       <w:pBdr/>
@@ -39103,10 +40124,10 @@
       <w:color w:val="0f4761" w:themeColor="accent1" w:themeShade="BF"/>
     </w:rPr>
   </w:style>
-  <w:style w:type="character" w:styleId="155">
+  <w:style w:type="character" w:styleId="911">
     <w:name w:val="Heading 6 Char"/>
-    <w:basedOn w:val="148"/>
-    <w:link w:val="741"/>
+    <w:basedOn w:val="904"/>
+    <w:link w:val="960"/>
     <w:uiPriority w:val="9"/>
     <w:pPr>
       <w:pBdr/>
@@ -39120,10 +40141,10 @@
       <w:color w:val="595959" w:themeColor="text1" w:themeTint="A6"/>
     </w:rPr>
   </w:style>
-  <w:style w:type="character" w:styleId="156">
+  <w:style w:type="character" w:styleId="912">
     <w:name w:val="Heading 7 Char"/>
-    <w:basedOn w:val="148"/>
-    <w:link w:val="145"/>
+    <w:basedOn w:val="904"/>
+    <w:link w:val="901"/>
     <w:uiPriority w:val="9"/>
     <w:pPr>
       <w:pBdr/>
@@ -39135,10 +40156,10 @@
       <w:color w:val="595959" w:themeColor="text1" w:themeTint="A6"/>
     </w:rPr>
   </w:style>
-  <w:style w:type="character" w:styleId="157">
+  <w:style w:type="character" w:styleId="913">
     <w:name w:val="Heading 8 Char"/>
-    <w:basedOn w:val="148"/>
-    <w:link w:val="146"/>
+    <w:basedOn w:val="904"/>
+    <w:link w:val="902"/>
     <w:uiPriority w:val="9"/>
     <w:pPr>
       <w:pBdr/>
@@ -39152,10 +40173,10 @@
       <w:color w:val="272727" w:themeColor="text1" w:themeTint="D8"/>
     </w:rPr>
   </w:style>
-  <w:style w:type="character" w:styleId="158">
+  <w:style w:type="character" w:styleId="914">
     <w:name w:val="Heading 9 Char"/>
-    <w:basedOn w:val="148"/>
-    <w:link w:val="147"/>
+    <w:basedOn w:val="904"/>
+    <w:link w:val="903"/>
     <w:uiPriority w:val="9"/>
     <w:pPr>
       <w:pBdr/>
@@ -39169,10 +40190,10 @@
       <w:color w:val="272727" w:themeColor="text1" w:themeTint="D8"/>
     </w:rPr>
   </w:style>
-  <w:style w:type="character" w:styleId="160">
+  <w:style w:type="character" w:styleId="915">
     <w:name w:val="Title Char"/>
-    <w:basedOn w:val="148"/>
-    <w:link w:val="742"/>
+    <w:basedOn w:val="904"/>
+    <w:link w:val="961"/>
     <w:uiPriority w:val="10"/>
     <w:pPr>
       <w:pBdr/>
@@ -39186,10 +40207,10 @@
       <w:szCs w:val="56"/>
     </w:rPr>
   </w:style>
-  <w:style w:type="character" w:styleId="162">
+  <w:style w:type="character" w:styleId="916">
     <w:name w:val="Subtitle Char"/>
-    <w:basedOn w:val="148"/>
-    <w:link w:val="771"/>
+    <w:basedOn w:val="904"/>
+    <w:link w:val="970"/>
     <w:uiPriority w:val="11"/>
     <w:pPr>
       <w:pBdr/>
@@ -39203,11 +40224,11 @@
       <w:szCs w:val="28"/>
     </w:rPr>
   </w:style>
-  <w:style w:type="paragraph" w:styleId="163">
+  <w:style w:type="paragraph" w:styleId="917">
     <w:name w:val="Quote"/>
-    <w:basedOn w:val="748"/>
-    <w:next w:val="748"/>
-    <w:link w:val="164"/>
+    <w:basedOn w:val="963"/>
+    <w:next w:val="963"/>
+    <w:link w:val="918"/>
     <w:uiPriority w:val="29"/>
     <w:qFormat/>
     <w:pPr>
@@ -39222,10 +40243,10 @@
       <w:color w:val="404040" w:themeColor="text1" w:themeTint="BF"/>
     </w:rPr>
   </w:style>
-  <w:style w:type="character" w:styleId="164">
+  <w:style w:type="character" w:styleId="918">
     <w:name w:val="Quote Char"/>
-    <w:basedOn w:val="148"/>
-    <w:link w:val="163"/>
+    <w:basedOn w:val="904"/>
+    <w:link w:val="917"/>
     <w:uiPriority w:val="29"/>
     <w:pPr>
       <w:pBdr/>
@@ -39238,9 +40259,9 @@
       <w:color w:val="404040" w:themeColor="text1" w:themeTint="BF"/>
     </w:rPr>
   </w:style>
-  <w:style w:type="paragraph" w:styleId="165">
+  <w:style w:type="paragraph" w:styleId="919">
     <w:name w:val="List Paragraph"/>
-    <w:basedOn w:val="748"/>
+    <w:basedOn w:val="963"/>
     <w:uiPriority w:val="34"/>
     <w:qFormat/>
     <w:pPr>
@@ -39250,9 +40271,9 @@
       <w:contextualSpacing w:val="true"/>
     </w:pPr>
   </w:style>
-  <w:style w:type="character" w:styleId="166">
+  <w:style w:type="character" w:styleId="920">
     <w:name w:val="Intense Emphasis"/>
-    <w:basedOn w:val="148"/>
+    <w:basedOn w:val="904"/>
     <w:uiPriority w:val="21"/>
     <w:qFormat/>
     <w:pPr>
@@ -39266,11 +40287,11 @@
       <w:color w:val="0f4761" w:themeColor="accent1" w:themeShade="BF"/>
     </w:rPr>
   </w:style>
-  <w:style w:type="paragraph" w:styleId="167">
+  <w:style w:type="paragraph" w:styleId="921">
     <w:name w:val="Intense Quote"/>
-    <w:basedOn w:val="748"/>
-    <w:next w:val="748"/>
-    <w:link w:val="168"/>
+    <w:basedOn w:val="963"/>
+    <w:next w:val="963"/>
+    <w:link w:val="922"/>
     <w:uiPriority w:val="30"/>
     <w:qFormat/>
     <w:pPr>
@@ -39288,10 +40309,10 @@
       <w:color w:val="0f4761" w:themeColor="accent1" w:themeShade="BF"/>
     </w:rPr>
   </w:style>
-  <w:style w:type="character" w:styleId="168">
+  <w:style w:type="character" w:styleId="922">
     <w:name w:val="Intense Quote Char"/>
-    <w:basedOn w:val="148"/>
-    <w:link w:val="167"/>
+    <w:basedOn w:val="904"/>
+    <w:link w:val="921"/>
     <w:uiPriority w:val="30"/>
     <w:pPr>
       <w:pBdr/>
@@ -39304,9 +40325,9 @@
       <w:color w:val="0f4761" w:themeColor="accent1" w:themeShade="BF"/>
     </w:rPr>
   </w:style>
-  <w:style w:type="character" w:styleId="169">
+  <w:style w:type="character" w:styleId="923">
     <w:name w:val="Intense Reference"/>
-    <w:basedOn w:val="148"/>
+    <w:basedOn w:val="904"/>
     <w:uiPriority w:val="32"/>
     <w:qFormat/>
     <w:pPr>
@@ -39322,9 +40343,9 @@
       <w:spacing w:val="5"/>
     </w:rPr>
   </w:style>
-  <w:style w:type="paragraph" w:styleId="170">
+  <w:style w:type="paragraph" w:styleId="924">
     <w:name w:val="No Spacing"/>
-    <w:basedOn w:val="748"/>
+    <w:basedOn w:val="963"/>
     <w:uiPriority w:val="1"/>
     <w:qFormat/>
     <w:pPr>
@@ -39333,9 +40354,9 @@
       <w:ind/>
     </w:pPr>
   </w:style>
-  <w:style w:type="character" w:styleId="171">
+  <w:style w:type="character" w:styleId="925">
     <w:name w:val="Subtle Emphasis"/>
-    <w:basedOn w:val="148"/>
+    <w:basedOn w:val="904"/>
     <w:uiPriority w:val="19"/>
     <w:qFormat/>
     <w:pPr>
@@ -39349,9 +40370,9 @@
       <w:color w:val="404040" w:themeColor="text1" w:themeTint="BF"/>
     </w:rPr>
   </w:style>
-  <w:style w:type="character" w:styleId="172">
+  <w:style w:type="character" w:styleId="926">
     <w:name w:val="Emphasis"/>
-    <w:basedOn w:val="148"/>
+    <w:basedOn w:val="904"/>
     <w:uiPriority w:val="20"/>
     <w:qFormat/>
     <w:pPr>
@@ -39364,9 +40385,9 @@
       <w:iCs/>
     </w:rPr>
   </w:style>
-  <w:style w:type="character" w:styleId="173">
+  <w:style w:type="character" w:styleId="927">
     <w:name w:val="Strong"/>
-    <w:basedOn w:val="148"/>
+    <w:basedOn w:val="904"/>
     <w:uiPriority w:val="22"/>
     <w:qFormat/>
     <w:pPr>
@@ -39379,9 +40400,9 @@
       <w:bCs/>
     </w:rPr>
   </w:style>
-  <w:style w:type="character" w:styleId="174">
+  <w:style w:type="character" w:styleId="928">
     <w:name w:val="Subtle Reference"/>
-    <w:basedOn w:val="148"/>
+    <w:basedOn w:val="904"/>
     <w:uiPriority w:val="31"/>
     <w:qFormat/>
     <w:pPr>
@@ -39394,9 +40415,9 @@
       <w:color w:val="5a5a5a" w:themeColor="text1" w:themeTint="A5"/>
     </w:rPr>
   </w:style>
-  <w:style w:type="character" w:styleId="175">
+  <w:style w:type="character" w:styleId="929">
     <w:name w:val="Book Title"/>
-    <w:basedOn w:val="148"/>
+    <w:basedOn w:val="904"/>
     <w:uiPriority w:val="33"/>
     <w:qFormat/>
     <w:pPr>
@@ -39412,10 +40433,10 @@
       <w:spacing w:val="5"/>
     </w:rPr>
   </w:style>
-  <w:style w:type="paragraph" w:styleId="176">
+  <w:style w:type="paragraph" w:styleId="930">
     <w:name w:val="Header"/>
-    <w:basedOn w:val="748"/>
-    <w:link w:val="177"/>
+    <w:basedOn w:val="963"/>
+    <w:link w:val="931"/>
     <w:uiPriority w:val="99"/>
     <w:unhideWhenUsed/>
     <w:pPr>
@@ -39428,10 +40449,10 @@
       <w:ind/>
     </w:pPr>
   </w:style>
-  <w:style w:type="character" w:styleId="177">
+  <w:style w:type="character" w:styleId="931">
     <w:name w:val="Header Char"/>
-    <w:basedOn w:val="148"/>
-    <w:link w:val="176"/>
+    <w:basedOn w:val="904"/>
+    <w:link w:val="930"/>
     <w:uiPriority w:val="99"/>
     <w:pPr>
       <w:pBdr/>
@@ -39439,10 +40460,10 @@
       <w:ind/>
     </w:pPr>
   </w:style>
-  <w:style w:type="paragraph" w:styleId="178">
+  <w:style w:type="paragraph" w:styleId="932">
     <w:name w:val="Footer"/>
-    <w:basedOn w:val="748"/>
-    <w:link w:val="179"/>
+    <w:basedOn w:val="963"/>
+    <w:link w:val="933"/>
     <w:uiPriority w:val="99"/>
     <w:unhideWhenUsed/>
     <w:pPr>
@@ -39455,10 +40476,10 @@
       <w:ind/>
     </w:pPr>
   </w:style>
-  <w:style w:type="character" w:styleId="179">
+  <w:style w:type="character" w:styleId="933">
     <w:name w:val="Footer Char"/>
-    <w:basedOn w:val="148"/>
-    <w:link w:val="178"/>
+    <w:basedOn w:val="904"/>
+    <w:link w:val="932"/>
     <w:uiPriority w:val="99"/>
     <w:pPr>
       <w:pBdr/>
@@ -39466,10 +40487,10 @@
       <w:ind/>
     </w:pPr>
   </w:style>
-  <w:style w:type="paragraph" w:styleId="180">
+  <w:style w:type="paragraph" w:styleId="934">
     <w:name w:val="Caption"/>
-    <w:basedOn w:val="748"/>
-    <w:next w:val="748"/>
+    <w:basedOn w:val="963"/>
+    <w:next w:val="963"/>
     <w:uiPriority w:val="35"/>
     <w:unhideWhenUsed/>
     <w:qFormat/>
@@ -39486,10 +40507,10 @@
       <w:szCs w:val="18"/>
     </w:rPr>
   </w:style>
-  <w:style w:type="paragraph" w:styleId="181">
+  <w:style w:type="paragraph" w:styleId="935">
     <w:name w:val="footnote text"/>
-    <w:basedOn w:val="748"/>
-    <w:link w:val="182"/>
+    <w:basedOn w:val="963"/>
+    <w:link w:val="936"/>
     <w:uiPriority w:val="99"/>
     <w:semiHidden/>
     <w:unhideWhenUsed/>
@@ -39503,10 +40524,10 @@
       <w:szCs w:val="20"/>
     </w:rPr>
   </w:style>
-  <w:style w:type="character" w:styleId="182">
+  <w:style w:type="character" w:styleId="936">
     <w:name w:val="Footnote Text Char"/>
-    <w:basedOn w:val="148"/>
-    <w:link w:val="181"/>
+    <w:basedOn w:val="904"/>
+    <w:link w:val="935"/>
     <w:uiPriority w:val="99"/>
     <w:semiHidden/>
     <w:pPr>
@@ -39519,9 +40540,9 @@
       <w:szCs w:val="20"/>
     </w:rPr>
   </w:style>
-  <w:style w:type="character" w:styleId="183">
+  <w:style w:type="character" w:styleId="937">
     <w:name w:val="footnote reference"/>
-    <w:basedOn w:val="148"/>
+    <w:basedOn w:val="904"/>
     <w:uiPriority w:val="99"/>
     <w:semiHidden/>
     <w:unhideWhenUsed/>
@@ -39534,10 +40555,10 @@
       <w:vertAlign w:val="superscript"/>
     </w:rPr>
   </w:style>
-  <w:style w:type="paragraph" w:styleId="184">
+  <w:style w:type="paragraph" w:styleId="938">
     <w:name w:val="endnote text"/>
-    <w:basedOn w:val="748"/>
-    <w:link w:val="185"/>
+    <w:basedOn w:val="963"/>
+    <w:link w:val="939"/>
     <w:uiPriority w:val="99"/>
     <w:semiHidden/>
     <w:unhideWhenUsed/>
@@ -39551,10 +40572,10 @@
       <w:szCs w:val="20"/>
     </w:rPr>
   </w:style>
-  <w:style w:type="character" w:styleId="185">
+  <w:style w:type="character" w:styleId="939">
     <w:name w:val="Endnote Text Char"/>
-    <w:basedOn w:val="148"/>
-    <w:link w:val="184"/>
+    <w:basedOn w:val="904"/>
+    <w:link w:val="938"/>
     <w:uiPriority w:val="99"/>
     <w:semiHidden/>
     <w:pPr>
@@ -39567,9 +40588,9 @@
       <w:szCs w:val="20"/>
     </w:rPr>
   </w:style>
-  <w:style w:type="character" w:styleId="186">
+  <w:style w:type="character" w:styleId="940">
     <w:name w:val="endnote reference"/>
-    <w:basedOn w:val="148"/>
+    <w:basedOn w:val="904"/>
     <w:uiPriority w:val="99"/>
     <w:semiHidden/>
     <w:unhideWhenUsed/>
@@ -39582,9 +40603,9 @@
       <w:vertAlign w:val="superscript"/>
     </w:rPr>
   </w:style>
-  <w:style w:type="character" w:styleId="187">
+  <w:style w:type="character" w:styleId="941">
     <w:name w:val="Hyperlink"/>
-    <w:basedOn w:val="148"/>
+    <w:basedOn w:val="904"/>
     <w:uiPriority w:val="99"/>
     <w:unhideWhenUsed/>
     <w:pPr>
@@ -39597,9 +40618,9 @@
       <w:u w:val="single"/>
     </w:rPr>
   </w:style>
-  <w:style w:type="character" w:styleId="188">
+  <w:style w:type="character" w:styleId="942">
     <w:name w:val="FollowedHyperlink"/>
-    <w:basedOn w:val="148"/>
+    <w:basedOn w:val="904"/>
     <w:uiPriority w:val="99"/>
     <w:semiHidden/>
     <w:unhideWhenUsed/>
@@ -39613,10 +40634,10 @@
       <w:u w:val="single"/>
     </w:rPr>
   </w:style>
-  <w:style w:type="paragraph" w:styleId="189">
+  <w:style w:type="paragraph" w:styleId="943">
     <w:name w:val="toc 1"/>
-    <w:basedOn w:val="748"/>
-    <w:next w:val="748"/>
+    <w:basedOn w:val="963"/>
+    <w:next w:val="963"/>
     <w:uiPriority w:val="39"/>
     <w:unhideWhenUsed/>
     <w:pPr>
@@ -39625,10 +40646,10 @@
       <w:ind/>
     </w:pPr>
   </w:style>
-  <w:style w:type="paragraph" w:styleId="190">
+  <w:style w:type="paragraph" w:styleId="944">
     <w:name w:val="toc 2"/>
-    <w:basedOn w:val="748"/>
-    <w:next w:val="748"/>
+    <w:basedOn w:val="963"/>
+    <w:next w:val="963"/>
     <w:uiPriority w:val="39"/>
     <w:unhideWhenUsed/>
     <w:pPr>
@@ -39637,10 +40658,10 @@
       <w:ind w:left="220"/>
     </w:pPr>
   </w:style>
-  <w:style w:type="paragraph" w:styleId="191">
+  <w:style w:type="paragraph" w:styleId="945">
     <w:name w:val="toc 3"/>
-    <w:basedOn w:val="748"/>
-    <w:next w:val="748"/>
+    <w:basedOn w:val="963"/>
+    <w:next w:val="963"/>
     <w:uiPriority w:val="39"/>
     <w:unhideWhenUsed/>
     <w:pPr>
@@ -39649,10 +40670,10 @@
       <w:ind w:left="440"/>
     </w:pPr>
   </w:style>
-  <w:style w:type="paragraph" w:styleId="192">
+  <w:style w:type="paragraph" w:styleId="946">
     <w:name w:val="toc 4"/>
-    <w:basedOn w:val="748"/>
-    <w:next w:val="748"/>
+    <w:basedOn w:val="963"/>
+    <w:next w:val="963"/>
     <w:uiPriority w:val="39"/>
     <w:unhideWhenUsed/>
     <w:pPr>
@@ -39661,10 +40682,10 @@
       <w:ind w:left="660"/>
     </w:pPr>
   </w:style>
-  <w:style w:type="paragraph" w:styleId="193">
+  <w:style w:type="paragraph" w:styleId="947">
     <w:name w:val="toc 5"/>
-    <w:basedOn w:val="748"/>
-    <w:next w:val="748"/>
+    <w:basedOn w:val="963"/>
+    <w:next w:val="963"/>
     <w:uiPriority w:val="39"/>
     <w:unhideWhenUsed/>
     <w:pPr>
@@ -39673,10 +40694,10 @@
       <w:ind w:left="880"/>
     </w:pPr>
   </w:style>
-  <w:style w:type="paragraph" w:styleId="194">
+  <w:style w:type="paragraph" w:styleId="948">
     <w:name w:val="toc 6"/>
-    <w:basedOn w:val="748"/>
-    <w:next w:val="748"/>
+    <w:basedOn w:val="963"/>
+    <w:next w:val="963"/>
     <w:uiPriority w:val="39"/>
     <w:unhideWhenUsed/>
     <w:pPr>
@@ -39685,10 +40706,10 @@
       <w:ind w:left="1100"/>
     </w:pPr>
   </w:style>
-  <w:style w:type="paragraph" w:styleId="195">
+  <w:style w:type="paragraph" w:styleId="949">
     <w:name w:val="toc 7"/>
-    <w:basedOn w:val="748"/>
-    <w:next w:val="748"/>
+    <w:basedOn w:val="963"/>
+    <w:next w:val="963"/>
     <w:uiPriority w:val="39"/>
     <w:unhideWhenUsed/>
     <w:pPr>
@@ -39697,10 +40718,10 @@
       <w:ind w:left="1320"/>
     </w:pPr>
   </w:style>
-  <w:style w:type="paragraph" w:styleId="196">
+  <w:style w:type="paragraph" w:styleId="950">
     <w:name w:val="toc 8"/>
-    <w:basedOn w:val="748"/>
-    <w:next w:val="748"/>
+    <w:basedOn w:val="963"/>
+    <w:next w:val="963"/>
     <w:uiPriority w:val="39"/>
     <w:unhideWhenUsed/>
     <w:pPr>
@@ -39709,10 +40730,10 @@
       <w:ind w:left="1540"/>
     </w:pPr>
   </w:style>
-  <w:style w:type="paragraph" w:styleId="197">
+  <w:style w:type="paragraph" w:styleId="951">
     <w:name w:val="toc 9"/>
-    <w:basedOn w:val="748"/>
-    <w:next w:val="748"/>
+    <w:basedOn w:val="963"/>
+    <w:next w:val="963"/>
     <w:uiPriority w:val="39"/>
     <w:unhideWhenUsed/>
     <w:pPr>
@@ -39721,9 +40742,9 @@
       <w:ind w:left="1760"/>
     </w:pPr>
   </w:style>
-  <w:style w:type="character" w:styleId="198">
+  <w:style w:type="character" w:styleId="952">
     <w:name w:val="Placeholder Text"/>
-    <w:basedOn w:val="148"/>
+    <w:basedOn w:val="904"/>
     <w:uiPriority w:val="99"/>
     <w:semiHidden/>
     <w:pPr>
@@ -39735,7 +40756,7 @@
       <w:color w:val="666666"/>
     </w:rPr>
   </w:style>
-  <w:style w:type="paragraph" w:styleId="208">
+  <w:style w:type="paragraph" w:styleId="953">
     <w:name w:val="TOC Heading"/>
     <w:uiPriority w:val="39"/>
     <w:unhideWhenUsed/>
@@ -39745,10 +40766,10 @@
       <w:ind/>
     </w:pPr>
   </w:style>
-  <w:style w:type="paragraph" w:styleId="209">
+  <w:style w:type="paragraph" w:styleId="954">
     <w:name w:val="table of figures"/>
-    <w:basedOn w:val="748"/>
-    <w:next w:val="748"/>
+    <w:basedOn w:val="963"/>
+    <w:next w:val="963"/>
     <w:uiPriority w:val="99"/>
     <w:unhideWhenUsed/>
     <w:pPr>
@@ -39757,10 +40778,10 @@
       <w:ind/>
     </w:pPr>
   </w:style>
-  <w:style w:type="paragraph" w:styleId="736">
+  <w:style w:type="paragraph" w:styleId="955">
     <w:name w:val="Heading 1"/>
-    <w:basedOn w:val="748"/>
-    <w:next w:val="748"/>
+    <w:basedOn w:val="963"/>
+    <w:next w:val="963"/>
     <w:pPr>
       <w:keepNext w:val="true"/>
       <w:keepLines w:val="true"/>
@@ -39774,10 +40795,10 @@
       <w:szCs w:val="40"/>
     </w:rPr>
   </w:style>
-  <w:style w:type="paragraph" w:styleId="737">
+  <w:style w:type="paragraph" w:styleId="956">
     <w:name w:val="Heading 2"/>
-    <w:basedOn w:val="748"/>
-    <w:next w:val="748"/>
+    <w:basedOn w:val="963"/>
+    <w:next w:val="963"/>
     <w:pPr>
       <w:keepNext w:val="true"/>
       <w:keepLines w:val="true"/>
@@ -39793,10 +40814,10 @@
       <w:szCs w:val="32"/>
     </w:rPr>
   </w:style>
-  <w:style w:type="paragraph" w:styleId="738">
+  <w:style w:type="paragraph" w:styleId="957">
     <w:name w:val="Heading 3"/>
-    <w:basedOn w:val="748"/>
-    <w:next w:val="748"/>
+    <w:basedOn w:val="963"/>
+    <w:next w:val="963"/>
     <w:pPr>
       <w:keepNext w:val="true"/>
       <w:keepLines w:val="true"/>
@@ -39813,10 +40834,10 @@
       <w:szCs w:val="28"/>
     </w:rPr>
   </w:style>
-  <w:style w:type="paragraph" w:styleId="739">
+  <w:style w:type="paragraph" w:styleId="958">
     <w:name w:val="Heading 4"/>
-    <w:basedOn w:val="748"/>
-    <w:next w:val="748"/>
+    <w:basedOn w:val="963"/>
+    <w:next w:val="963"/>
     <w:pPr>
       <w:keepNext w:val="true"/>
       <w:keepLines w:val="true"/>
@@ -39831,10 +40852,10 @@
       <w:szCs w:val="24"/>
     </w:rPr>
   </w:style>
-  <w:style w:type="paragraph" w:styleId="740">
+  <w:style w:type="paragraph" w:styleId="959">
     <w:name w:val="Heading 5"/>
-    <w:basedOn w:val="748"/>
-    <w:next w:val="748"/>
+    <w:basedOn w:val="963"/>
+    <w:next w:val="963"/>
     <w:pPr>
       <w:keepNext w:val="true"/>
       <w:keepLines w:val="true"/>
@@ -39849,10 +40870,10 @@
       <w:szCs w:val="22"/>
     </w:rPr>
   </w:style>
-  <w:style w:type="paragraph" w:styleId="741">
+  <w:style w:type="paragraph" w:styleId="960">
     <w:name w:val="Heading 6"/>
-    <w:basedOn w:val="748"/>
-    <w:next w:val="748"/>
+    <w:basedOn w:val="963"/>
+    <w:next w:val="963"/>
     <w:pPr>
       <w:keepNext w:val="true"/>
       <w:keepLines w:val="true"/>
@@ -39869,10 +40890,10 @@
       <w:szCs w:val="22"/>
     </w:rPr>
   </w:style>
-  <w:style w:type="paragraph" w:styleId="742">
+  <w:style w:type="paragraph" w:styleId="961">
     <w:name w:val="Title"/>
-    <w:basedOn w:val="748"/>
-    <w:next w:val="748"/>
+    <w:basedOn w:val="963"/>
+    <w:next w:val="963"/>
     <w:pPr>
       <w:keepNext w:val="true"/>
       <w:keepLines w:val="true"/>
@@ -39886,7 +40907,7 @@
       <w:szCs w:val="52"/>
     </w:rPr>
   </w:style>
-  <w:style w:type="table" w:styleId="747">
+  <w:style w:type="table" w:styleId="962">
     <w:name w:val="TableNormal"/>
     <w:pPr>
       <w:pBdr/>
@@ -40075,7 +41096,7 @@
       </w:tcPr>
     </w:tblStylePr>
   </w:style>
-  <w:style w:type="paragraph" w:styleId="748" w:default="1">
+  <w:style w:type="paragraph" w:styleId="963" w:default="1">
     <w:name w:val="Normal"/>
     <w:pPr>
       <w:pBdr/>
@@ -40083,9 +41104,9 @@
       <w:ind/>
     </w:pPr>
   </w:style>
-  <w:style w:type="table" w:styleId="757">
+  <w:style w:type="table" w:styleId="964">
     <w:name w:val="StGen8"/>
-    <w:basedOn w:val="747"/>
+    <w:basedOn w:val="962"/>
     <w:pPr>
       <w:pBdr/>
       <w:spacing/>
@@ -40269,9 +41290,9 @@
       </w:tcPr>
     </w:tblStylePr>
   </w:style>
-  <w:style w:type="table" w:styleId="766">
+  <w:style w:type="table" w:styleId="965">
     <w:name w:val="StGen17"/>
-    <w:basedOn w:val="747"/>
+    <w:basedOn w:val="962"/>
     <w:pPr>
       <w:pBdr/>
       <w:spacing/>
@@ -40455,9 +41476,9 @@
       </w:tcPr>
     </w:tblStylePr>
   </w:style>
-  <w:style w:type="table" w:styleId="767">
+  <w:style w:type="table" w:styleId="966">
     <w:name w:val="StGen18"/>
-    <w:basedOn w:val="747"/>
+    <w:basedOn w:val="962"/>
     <w:pPr>
       <w:pBdr/>
       <w:spacing/>
@@ -40641,9 +41662,9 @@
       </w:tcPr>
     </w:tblStylePr>
   </w:style>
-  <w:style w:type="table" w:styleId="768">
+  <w:style w:type="table" w:styleId="967">
     <w:name w:val="StGen19"/>
-    <w:basedOn w:val="747"/>
+    <w:basedOn w:val="962"/>
     <w:pPr>
       <w:pBdr/>
       <w:spacing/>
@@ -40827,9 +41848,9 @@
       </w:tcPr>
     </w:tblStylePr>
   </w:style>
-  <w:style w:type="table" w:styleId="769">
+  <w:style w:type="table" w:styleId="968">
     <w:name w:val="StGen20"/>
-    <w:basedOn w:val="747"/>
+    <w:basedOn w:val="962"/>
     <w:pPr>
       <w:pBdr/>
       <w:spacing/>
@@ -41013,9 +42034,9 @@
       </w:tcPr>
     </w:tblStylePr>
   </w:style>
-  <w:style w:type="table" w:styleId="770">
+  <w:style w:type="table" w:styleId="969">
     <w:name w:val="StGen21"/>
-    <w:basedOn w:val="747"/>
+    <w:basedOn w:val="962"/>
     <w:pPr>
       <w:pBdr/>
       <w:spacing/>
@@ -41199,10 +42220,10 @@
       </w:tcPr>
     </w:tblStylePr>
   </w:style>
-  <w:style w:type="paragraph" w:styleId="771">
+  <w:style w:type="paragraph" w:styleId="970">
     <w:name w:val="Subtitle"/>
-    <w:basedOn w:val="748"/>
-    <w:next w:val="748"/>
+    <w:basedOn w:val="963"/>
+    <w:next w:val="963"/>
     <w:pPr>
       <w:keepNext w:val="true"/>
       <w:keepLines w:val="true"/>
@@ -41220,9 +42241,9 @@
       <w:szCs w:val="30"/>
     </w:rPr>
   </w:style>
-  <w:style w:type="table" w:styleId="772">
+  <w:style w:type="table" w:styleId="971">
     <w:name w:val="StGen22"/>
-    <w:basedOn w:val="747"/>
+    <w:basedOn w:val="962"/>
     <w:pPr>
       <w:pBdr/>
       <w:spacing/>
@@ -41412,9 +42433,9 @@
       </w:tcPr>
     </w:tblStylePr>
   </w:style>
-  <w:style w:type="table" w:styleId="773">
+  <w:style w:type="table" w:styleId="972">
     <w:name w:val="StGen23"/>
-    <w:basedOn w:val="747"/>
+    <w:basedOn w:val="962"/>
     <w:pPr>
       <w:pBdr/>
       <w:spacing/>
@@ -41598,9 +42619,9 @@
       </w:tcPr>
     </w:tblStylePr>
   </w:style>
-  <w:style w:type="table" w:styleId="774">
+  <w:style w:type="table" w:styleId="973">
     <w:name w:val="StGen24"/>
-    <w:basedOn w:val="747"/>
+    <w:basedOn w:val="962"/>
     <w:pPr>
       <w:pBdr/>
       <w:spacing/>

--- a/Informe.docx
+++ b/Informe.docx
@@ -3009,90 +3009,6 @@
             </w:rPr>
           </w:pPr>
           <w:r/>
-          <w:hyperlink w:tooltip="#_heading=h.3qa7u2714r8q" w:anchor="_heading=h.3qa7u2714r8q" w:history="1">
-            <w:r>
-              <w:rPr>
-                <w:rFonts w:ascii="Arial" w:hAnsi="Arial" w:eastAsia="Arial" w:cs="Arial"/>
-                <w:b w:val="0"/>
-                <w:bCs w:val="0"/>
-                <w:i w:val="0"/>
-                <w:iCs w:val="0"/>
-                <w:smallCaps w:val="0"/>
-                <w:strike w:val="0"/>
-                <w:color w:val="000000"/>
-                <w:sz w:val="22"/>
-                <w:szCs w:val="22"/>
-                <w:u w:val="none"/>
-                <w:shd w:val="clear" w:color="auto" w:fill="auto"/>
-                <w:vertAlign w:val="baseline"/>
-                <w:rtl w:val="0"/>
-              </w:rPr>
-              <w:t xml:space="preserve">Cierre prematuro del receptor</w:t>
-              <w:tab/>
-              <w:t xml:space="preserve">7</w:t>
-            </w:r>
-          </w:hyperlink>
-          <w:r>
-            <w:rPr>
-              <w:rFonts w:ascii="Arial" w:hAnsi="Arial" w:eastAsia="Arial" w:cs="Arial"/>
-              <w:b w:val="0"/>
-              <w:bCs w:val="0"/>
-              <w:i w:val="0"/>
-              <w:iCs w:val="0"/>
-              <w:smallCaps w:val="0"/>
-              <w:strike w:val="0"/>
-              <w:color w:val="000000"/>
-              <w:sz w:val="22"/>
-              <w:szCs w:val="22"/>
-              <w:u w:val="none"/>
-              <w:shd w:val="clear" w:color="auto" w:fill="auto"/>
-              <w:vertAlign w:val="baseline"/>
-            </w:rPr>
-          </w:r>
-          <w:r>
-            <w:rPr>
-              <w:rFonts w:ascii="Arial" w:hAnsi="Arial" w:eastAsia="Arial" w:cs="Arial"/>
-              <w:b w:val="0"/>
-              <w:bCs w:val="0"/>
-              <w:i w:val="0"/>
-              <w:iCs w:val="0"/>
-              <w:smallCaps w:val="0"/>
-              <w:strike w:val="0"/>
-              <w:color w:val="000000"/>
-              <w:sz w:val="22"/>
-              <w:szCs w:val="22"/>
-              <w:u w:val="none"/>
-              <w:shd w:val="clear" w:color="auto" w:fill="auto"/>
-              <w:vertAlign w:val="baseline"/>
-            </w:rPr>
-          </w:r>
-        </w:p>
-        <w:p>
-          <w:pPr>
-            <w:widowControl w:val="false"/>
-            <w:pBdr/>
-            <w:tabs>
-              <w:tab w:val="right" w:leader="dot" w:pos="12000"/>
-            </w:tabs>
-            <w:spacing w:before="60" w:line="240" w:lineRule="auto"/>
-            <w:ind w:firstLine="0" w:left="360"/>
-            <w:rPr>
-              <w:rFonts w:ascii="Arial" w:hAnsi="Arial" w:eastAsia="Arial" w:cs="Arial"/>
-              <w:b w:val="0"/>
-              <w:bCs w:val="0"/>
-              <w:i w:val="0"/>
-              <w:iCs w:val="0"/>
-              <w:smallCaps w:val="0"/>
-              <w:strike w:val="0"/>
-              <w:color w:val="000000"/>
-              <w:sz w:val="22"/>
-              <w:szCs w:val="22"/>
-              <w:u w:val="none"/>
-              <w:shd w:val="clear" w:color="auto" w:fill="auto"/>
-              <w:vertAlign w:val="baseline"/>
-            </w:rPr>
-          </w:pPr>
-          <w:r/>
           <w:hyperlink w:tooltip="#_heading=h.qlseip24jlcm" w:anchor="_heading=h.qlseip24jlcm" w:history="1">
             <w:r>
               <w:rPr>
@@ -3171,6 +3087,7 @@
               <w:color w:val="000000"/>
               <w:sz w:val="22"/>
               <w:szCs w:val="22"/>
+              <w:highlight w:val="none"/>
               <w:u w:val="none"/>
               <w:shd w:val="clear" w:color="auto" w:fill="auto"/>
               <w:vertAlign w:val="baseline"/>
@@ -3234,6 +3151,47 @@
               <w:vertAlign w:val="baseline"/>
             </w:rPr>
           </w:r>
+          <w:r>
+            <w:rPr>
+              <w:rFonts w:ascii="Arial" w:hAnsi="Arial" w:eastAsia="Arial" w:cs="Arial"/>
+              <w:b w:val="0"/>
+              <w:bCs w:val="0"/>
+              <w:i w:val="0"/>
+              <w:iCs w:val="0"/>
+              <w:smallCaps w:val="0"/>
+              <w:strike w:val="0"/>
+              <w:color w:val="000000"/>
+              <w:sz w:val="22"/>
+              <w:szCs w:val="22"/>
+              <w:highlight w:val="none"/>
+              <w:u w:val="none"/>
+              <w:shd w:val="clear" w:color="auto" w:fill="auto"/>
+              <w:vertAlign w:val="baseline"/>
+            </w:rPr>
+          </w:r>
+          <w:r>
+            <w:rPr>
+              <w14:ligatures w14:val="none"/>
+            </w:rPr>
+          </w:r>
+          <w:r>
+            <w:rPr>
+              <w:rFonts w:ascii="Arial" w:hAnsi="Arial" w:eastAsia="Arial" w:cs="Arial"/>
+              <w:b w:val="0"/>
+              <w:bCs w:val="0"/>
+              <w:i w:val="0"/>
+              <w:iCs w:val="0"/>
+              <w:smallCaps w:val="0"/>
+              <w:strike w:val="0"/>
+              <w:color w:val="000000"/>
+              <w:sz w:val="22"/>
+              <w:szCs w:val="22"/>
+              <w:highlight w:val="none"/>
+              <w:u w:val="none"/>
+              <w:shd w:val="clear" w:color="auto" w:fill="auto"/>
+              <w:vertAlign w:val="baseline"/>
+            </w:rPr>
+          </w:r>
         </w:p>
         <w:p>
           <w:pPr>
@@ -3249,6 +3207,22 @@
               <w:b w:val="0"/>
               <w:bCs w:val="0"/>
               <w:i w:val="0"/>
+              <w:smallCaps w:val="0"/>
+              <w:strike w:val="0"/>
+              <w:color w:val="000000"/>
+              <w:sz w:val="22"/>
+              <w:szCs w:val="22"/>
+              <w:highlight w:val="none"/>
+              <w:u w:val="none"/>
+              <w:vertAlign w:val="baseline"/>
+            </w:rPr>
+          </w:pPr>
+          <w:r>
+            <w:rPr>
+              <w:rFonts w:ascii="Arial" w:hAnsi="Arial" w:eastAsia="Arial" w:cs="Arial"/>
+              <w:b w:val="0"/>
+              <w:bCs w:val="0"/>
+              <w:i w:val="0"/>
               <w:iCs w:val="0"/>
               <w:smallCaps w:val="0"/>
               <w:strike w:val="0"/>
@@ -3259,31 +3233,51 @@
               <w:shd w:val="clear" w:color="auto" w:fill="auto"/>
               <w:vertAlign w:val="baseline"/>
             </w:rPr>
-          </w:pPr>
-          <w:r/>
-          <w:hyperlink w:tooltip="#_heading=h.3vgzfupkaime" w:anchor="_heading=h.3vgzfupkaime" w:history="1">
-            <w:r>
-              <w:rPr>
-                <w:rFonts w:ascii="Arial" w:hAnsi="Arial" w:eastAsia="Arial" w:cs="Arial"/>
-                <w:b w:val="0"/>
-                <w:bCs w:val="0"/>
-                <w:i w:val="0"/>
-                <w:iCs w:val="0"/>
-                <w:smallCaps w:val="0"/>
-                <w:strike w:val="0"/>
-                <w:color w:val="000000"/>
-                <w:sz w:val="22"/>
-                <w:szCs w:val="22"/>
-                <w:u w:val="none"/>
-                <w:shd w:val="clear" w:color="auto" w:fill="auto"/>
-                <w:vertAlign w:val="baseline"/>
-                <w:rtl w:val="0"/>
-              </w:rPr>
-              <w:t xml:space="preserve">Pruebas en entorno simulado</w:t>
-              <w:tab/>
-              <w:t xml:space="preserve">8</w:t>
-            </w:r>
-          </w:hyperlink>
+          </w:r>
+          <w:r>
+            <w:rPr>
+              <w:rtl w:val="0"/>
+            </w:rPr>
+            <w:t xml:space="preserve">Go-Back-</w:t>
+          </w:r>
+          <w:r>
+            <w:rPr>
+              <w:rtl w:val="0"/>
+              <w:lang w:val="undefined"/>
+            </w:rPr>
+            <w:t xml:space="preserve">N m</w:t>
+          </w:r>
+          <w:r>
+            <w:rPr>
+              <w:lang w:val="undefined"/>
+            </w:rPr>
+            <w:t xml:space="preserve">á</w:t>
+          </w:r>
+          <w:r>
+            <w:rPr>
+              <w:rtl w:val="0"/>
+              <w:lang w:val="undefined"/>
+            </w:rPr>
+            <w:t xml:space="preserve">s lento </w:t>
+          </w:r>
+          <w:r>
+            <w:rPr>
+              <w:rtl w:val="0"/>
+            </w:rPr>
+            <w:t xml:space="preserve">de lo esperado</w:t>
+          </w:r>
+          <w:r>
+            <w:rPr>
+              <w:rtl w:val="0"/>
+            </w:rPr>
+            <w:tab/>
+          </w:r>
+          <w:r>
+            <w:rPr>
+              <w:rtl w:val="0"/>
+            </w:rPr>
+            <w:t xml:space="preserve">8</w:t>
+          </w:r>
           <w:r>
             <w:rPr>
               <w:rFonts w:ascii="Arial" w:hAnsi="Arial" w:eastAsia="Arial" w:cs="Arial"/>
@@ -3307,6 +3301,46 @@
               <w:b w:val="0"/>
               <w:bCs w:val="0"/>
               <w:i w:val="0"/>
+              <w:smallCaps w:val="0"/>
+              <w:strike w:val="0"/>
+              <w:color w:val="000000"/>
+              <w:sz w:val="22"/>
+              <w:szCs w:val="22"/>
+              <w:u w:val="none"/>
+              <w:vertAlign w:val="baseline"/>
+            </w:rPr>
+          </w:r>
+        </w:p>
+        <w:p>
+          <w:pPr>
+            <w:widowControl w:val="false"/>
+            <w:pBdr/>
+            <w:tabs>
+              <w:tab w:val="right" w:leader="dot" w:pos="12000"/>
+            </w:tabs>
+            <w:spacing w:before="60" w:line="240" w:lineRule="auto"/>
+            <w:ind w:firstLine="0" w:left="360"/>
+            <w:rPr>
+              <w:rFonts w:ascii="Arial" w:hAnsi="Arial" w:eastAsia="Arial" w:cs="Arial"/>
+              <w:b w:val="0"/>
+              <w:bCs w:val="0"/>
+              <w:i w:val="0"/>
+              <w:smallCaps w:val="0"/>
+              <w:strike w:val="0"/>
+              <w:color w:val="000000"/>
+              <w:sz w:val="22"/>
+              <w:szCs w:val="22"/>
+              <w:highlight w:val="none"/>
+              <w:u w:val="none"/>
+              <w:vertAlign w:val="baseline"/>
+            </w:rPr>
+          </w:pPr>
+          <w:r>
+            <w:rPr>
+              <w:rFonts w:ascii="Arial" w:hAnsi="Arial" w:eastAsia="Arial" w:cs="Arial"/>
+              <w:b w:val="0"/>
+              <w:bCs w:val="0"/>
+              <w:i w:val="0"/>
               <w:iCs w:val="0"/>
               <w:smallCaps w:val="0"/>
               <w:strike w:val="0"/>
@@ -3315,6 +3349,191 @@
               <w:szCs w:val="22"/>
               <w:u w:val="none"/>
               <w:shd w:val="clear" w:color="auto" w:fill="auto"/>
+              <w:vertAlign w:val="baseline"/>
+            </w:rPr>
+          </w:r>
+          <w:r/>
+          <w:hyperlink w:tooltip="#_heading=h.3vgzfupkaime" w:anchor="_heading=h.3vgzfupkaime" w:history="1">
+            <w:r>
+              <w:rPr>
+                <w:rFonts w:ascii="Arial" w:hAnsi="Arial" w:eastAsia="Arial" w:cs="Arial"/>
+                <w:b w:val="0"/>
+                <w:bCs w:val="0"/>
+                <w:i w:val="0"/>
+                <w:iCs w:val="0"/>
+                <w:smallCaps w:val="0"/>
+                <w:strike w:val="0"/>
+                <w:color w:val="000000"/>
+                <w:sz w:val="22"/>
+                <w:szCs w:val="22"/>
+                <w:u w:val="none"/>
+                <w:shd w:val="clear" w:color="auto" w:fill="auto"/>
+                <w:vertAlign w:val="baseline"/>
+                <w:rtl w:val="0"/>
+              </w:rPr>
+              <w:t xml:space="preserve">Timeout di</w:t>
+            </w:r>
+          </w:hyperlink>
+          <w:r>
+            <w:rPr>
+              <w:rFonts w:ascii="Arial" w:hAnsi="Arial" w:eastAsia="Arial" w:cs="Arial"/>
+              <w:b w:val="0"/>
+              <w:bCs w:val="0"/>
+              <w:i w:val="0"/>
+              <w:iCs w:val="0"/>
+              <w:smallCaps w:val="0"/>
+              <w:strike w:val="0"/>
+              <w:color w:val="000000"/>
+              <w:sz w:val="22"/>
+              <w:szCs w:val="22"/>
+              <w:u w:val="none"/>
+              <w:shd w:val="clear" w:color="auto" w:fill="auto"/>
+              <w:vertAlign w:val="baseline"/>
+            </w:rPr>
+            <w:t xml:space="preserve">n</w:t>
+          </w:r>
+          <w:r>
+            <w:rPr>
+              <w:rFonts w:ascii="Arial" w:hAnsi="Arial" w:eastAsia="Arial" w:cs="Arial"/>
+              <w:b w:val="0"/>
+              <w:bCs w:val="0"/>
+              <w:i w:val="0"/>
+              <w:iCs w:val="0"/>
+              <w:smallCaps w:val="0"/>
+              <w:strike w:val="0"/>
+              <w:color w:val="000000"/>
+              <w:sz w:val="22"/>
+              <w:szCs w:val="22"/>
+              <w:u w:val="none"/>
+              <w:shd w:val="clear" w:color="auto" w:fill="auto"/>
+              <w:vertAlign w:val="baseline"/>
+            </w:rPr>
+            <w:t xml:space="preserve">á</w:t>
+          </w:r>
+          <w:r>
+            <w:rPr>
+              <w:rFonts w:ascii="Arial" w:hAnsi="Arial" w:eastAsia="Arial" w:cs="Arial"/>
+              <w:b w:val="0"/>
+              <w:bCs w:val="0"/>
+              <w:i w:val="0"/>
+              <w:iCs w:val="0"/>
+              <w:smallCaps w:val="0"/>
+              <w:strike w:val="0"/>
+              <w:color w:val="000000"/>
+              <w:sz w:val="22"/>
+              <w:szCs w:val="22"/>
+              <w:u w:val="none"/>
+              <w:shd w:val="clear" w:color="auto" w:fill="auto"/>
+              <w:vertAlign w:val="baseline"/>
+            </w:rPr>
+            <w:t xml:space="preserve">mico</w:t>
+          </w:r>
+          <w:r>
+            <w:rPr>
+              <w:rtl w:val="0"/>
+            </w:rPr>
+            <w:tab/>
+            <w:t xml:space="preserve">8</w:t>
+          </w:r>
+          <w:r>
+            <w:rPr>
+              <w:rFonts w:ascii="Arial" w:hAnsi="Arial" w:eastAsia="Arial" w:cs="Arial"/>
+              <w:b w:val="0"/>
+              <w:bCs w:val="0"/>
+              <w:i w:val="0"/>
+              <w:smallCaps w:val="0"/>
+              <w:strike w:val="0"/>
+              <w:color w:val="000000"/>
+              <w:sz w:val="22"/>
+              <w:szCs w:val="22"/>
+              <w:highlight w:val="none"/>
+              <w:u w:val="none"/>
+              <w:vertAlign w:val="baseline"/>
+            </w:rPr>
+          </w:r>
+          <w:r>
+            <w:rPr>
+              <w:rFonts w:ascii="Arial" w:hAnsi="Arial" w:eastAsia="Arial" w:cs="Arial"/>
+              <w:b w:val="0"/>
+              <w:bCs w:val="0"/>
+              <w:i w:val="0"/>
+              <w:smallCaps w:val="0"/>
+              <w:strike w:val="0"/>
+              <w:color w:val="000000"/>
+              <w:sz w:val="22"/>
+              <w:szCs w:val="22"/>
+              <w:highlight w:val="none"/>
+              <w:u w:val="none"/>
+              <w:vertAlign w:val="baseline"/>
+            </w:rPr>
+          </w:r>
+          <w:r>
+            <w:rPr>
+              <w:rFonts w:ascii="Arial" w:hAnsi="Arial" w:eastAsia="Arial" w:cs="Arial"/>
+              <w:b w:val="0"/>
+              <w:bCs w:val="0"/>
+              <w:i w:val="0"/>
+              <w:iCs w:val="0"/>
+              <w:smallCaps w:val="0"/>
+              <w:strike w:val="0"/>
+              <w:color w:val="000000"/>
+              <w:sz w:val="22"/>
+              <w:szCs w:val="22"/>
+              <w:highlight w:val="none"/>
+              <w:u w:val="none"/>
+              <w:shd w:val="clear" w:color="auto" w:fill="auto"/>
+              <w:vertAlign w:val="baseline"/>
+            </w:rPr>
+          </w:r>
+          <w:r>
+            <w:rPr>
+              <w:rFonts w:ascii="Arial" w:hAnsi="Arial" w:eastAsia="Arial" w:cs="Arial"/>
+              <w:b w:val="0"/>
+              <w:bCs w:val="0"/>
+              <w:i w:val="0"/>
+              <w:iCs w:val="0"/>
+              <w:smallCaps w:val="0"/>
+              <w:strike w:val="0"/>
+              <w:color w:val="000000"/>
+              <w:sz w:val="22"/>
+              <w:szCs w:val="22"/>
+              <w:highlight w:val="none"/>
+              <w:u w:val="none"/>
+              <w:shd w:val="clear" w:color="auto" w:fill="auto"/>
+              <w:vertAlign w:val="baseline"/>
+            </w:rPr>
+          </w:r>
+          <w:r>
+            <w:rPr>
+              <w:rFonts w:ascii="Arial" w:hAnsi="Arial" w:eastAsia="Arial" w:cs="Arial"/>
+              <w:b w:val="0"/>
+              <w:bCs w:val="0"/>
+              <w:i w:val="0"/>
+              <w:iCs w:val="0"/>
+              <w:smallCaps w:val="0"/>
+              <w:strike w:val="0"/>
+              <w:color w:val="000000"/>
+              <w:sz w:val="22"/>
+              <w:szCs w:val="22"/>
+              <w:highlight w:val="none"/>
+              <w:u w:val="none"/>
+              <w:shd w:val="clear" w:color="auto" w:fill="auto"/>
+              <w:vertAlign w:val="baseline"/>
+            </w:rPr>
+          </w:r>
+          <w:r>
+            <w:rPr>
+              <w:rFonts w:ascii="Arial" w:hAnsi="Arial" w:eastAsia="Arial" w:cs="Arial"/>
+              <w:b w:val="0"/>
+              <w:bCs w:val="0"/>
+              <w:i w:val="0"/>
+              <w:smallCaps w:val="0"/>
+              <w:strike w:val="0"/>
+              <w:color w:val="000000"/>
+              <w:sz w:val="22"/>
+              <w:szCs w:val="22"/>
+              <w:highlight w:val="none"/>
+              <w:u w:val="none"/>
               <w:vertAlign w:val="baseline"/>
             </w:rPr>
           </w:r>
@@ -4605,7 +4824,9 @@
         <w:pBdr/>
         <w:spacing w:after="240" w:before="240"/>
         <w:ind/>
-        <w:rPr/>
+        <w:rPr>
+          <w:highlight w:val="none"/>
+        </w:rPr>
       </w:pPr>
       <w:r>
         <w:rPr>
@@ -4650,6 +4871,58 @@
         <w:t xml:space="preserve">.</w:t>
       </w:r>
       <w:r/>
+    </w:p>
+    <w:p>
+      <w:pPr>
+        <w:pBdr/>
+        <w:spacing w:after="240" w:before="240"/>
+        <w:ind/>
+        <w:rPr>
+          <w14:ligatures w14:val="none"/>
+        </w:rPr>
+      </w:pPr>
+      <w:r>
+        <w:rPr>
+          <w:rtl w:val="0"/>
+          <w:lang w:val="undefined" w:bidi="undefined"/>
+        </w:rPr>
+      </w:r>
+      <w:r>
+        <w:rPr>
+          <w:lang w:val="undefined"/>
+        </w:rPr>
+        <w:t xml:space="preserve">Para las pruebas de concurrencia, se extendió la topología a cinco hosts mediante </w:t>
+      </w:r>
+      <w:r>
+        <w:rPr>
+          <w:lang w:val="undefined"/>
+        </w:rPr>
+        <w:t xml:space="preserve">xterm</w:t>
+      </w:r>
+      <w:r>
+        <w:rPr>
+          <w:lang w:val="undefined"/>
+        </w:rPr>
+        <w:t xml:space="preserve">, abriendo una consola independiente por cada uno. En este escenario, h1 actuó como servidor mientras que h2, h3, h4 y h5 operaron como clientes simultáneos, realizando operaciones de carga y descarga de imágenes de distintos tamaños y con distintos protoc</w:t>
+      </w:r>
+      <w:r>
+        <w:rPr>
+          <w:lang w:val="undefined"/>
+        </w:rPr>
+        <w:t xml:space="preserve">olos, permitiendo así evaluar el comportamiento del servidor ante múltiples transferencias concurrentes.</w:t>
+      </w:r>
+      <w:r>
+        <w:rPr>
+          <w:rtl w:val="0"/>
+          <w:lang w:val="undefined" w:bidi="undefined"/>
+        </w:rPr>
+      </w:r>
+      <w:r>
+        <w:rPr>
+          <w:rtl w:val="0"/>
+          <w:lang w:val="undefined"/>
+        </w:rPr>
+      </w:r>
     </w:p>
     <w:p>
       <w:pPr>
@@ -5455,7 +5728,6 @@
               <w:rPr>
                 <w:rtl w:val="0"/>
               </w:rPr>
-              <w:t xml:space="preserve">0.037</w:t>
             </w:r>
             <w:r/>
           </w:p>
@@ -5487,7 +5759,6 @@
               <w:rPr>
                 <w:rtl w:val="0"/>
               </w:rPr>
-              <w:t xml:space="preserve">22.1</w:t>
             </w:r>
             <w:r/>
           </w:p>
@@ -5621,7 +5892,6 @@
               <w:rPr>
                 <w:rtl w:val="0"/>
               </w:rPr>
-              <w:t xml:space="preserve">0.039</w:t>
             </w:r>
             <w:r/>
           </w:p>
@@ -5653,7 +5923,6 @@
               <w:rPr>
                 <w:rtl w:val="0"/>
               </w:rPr>
-              <w:t xml:space="preserve">21.0</w:t>
             </w:r>
             <w:r/>
           </w:p>
@@ -5787,7 +6056,6 @@
               <w:rPr>
                 <w:rtl w:val="0"/>
               </w:rPr>
-              <w:t xml:space="preserve">0.049</w:t>
             </w:r>
             <w:r/>
           </w:p>
@@ -5819,7 +6087,6 @@
               <w:rPr>
                 <w:rtl w:val="0"/>
               </w:rPr>
-              <w:t xml:space="preserve">171.2</w:t>
             </w:r>
             <w:r/>
           </w:p>
@@ -5953,7 +6220,6 @@
               <w:rPr>
                 <w:rtl w:val="0"/>
               </w:rPr>
-              <w:t xml:space="preserve">0.063</w:t>
             </w:r>
             <w:r/>
           </w:p>
@@ -5985,7 +6251,6 @@
               <w:rPr>
                 <w:rtl w:val="0"/>
               </w:rPr>
-              <w:t xml:space="preserve">133.2</w:t>
             </w:r>
             <w:r/>
           </w:p>
@@ -6119,7 +6384,6 @@
               <w:rPr>
                 <w:rtl w:val="0"/>
               </w:rPr>
-              <w:t xml:space="preserve">0.091</w:t>
             </w:r>
             <w:r/>
           </w:p>
@@ -6151,7 +6415,6 @@
               <w:rPr>
                 <w:rtl w:val="0"/>
               </w:rPr>
-              <w:t xml:space="preserve">460.7</w:t>
             </w:r>
             <w:r/>
           </w:p>
@@ -6285,7 +6548,6 @@
               <w:rPr>
                 <w:rtl w:val="0"/>
               </w:rPr>
-              <w:t xml:space="preserve">0.196</w:t>
             </w:r>
             <w:r/>
           </w:p>
@@ -6317,7 +6579,6 @@
               <w:rPr>
                 <w:rtl w:val="0"/>
               </w:rPr>
-              <w:t xml:space="preserve">214.0</w:t>
             </w:r>
             <w:r/>
           </w:p>
@@ -6451,7 +6712,6 @@
               <w:rPr>
                 <w:rtl w:val="0"/>
               </w:rPr>
-              <w:t xml:space="preserve">12.087</w:t>
             </w:r>
             <w:r/>
           </w:p>
@@ -6483,7 +6743,6 @@
               <w:rPr>
                 <w:rtl w:val="0"/>
               </w:rPr>
-              <w:t xml:space="preserve">0.068</w:t>
             </w:r>
             <w:r/>
           </w:p>
@@ -6617,7 +6876,6 @@
               <w:rPr>
                 <w:rtl w:val="0"/>
               </w:rPr>
-              <w:t xml:space="preserve">17.592</w:t>
             </w:r>
             <w:r/>
           </w:p>
@@ -6649,7 +6907,6 @@
               <w:rPr>
                 <w:rtl w:val="0"/>
               </w:rPr>
-              <w:t xml:space="preserve">0.047</w:t>
             </w:r>
             <w:r/>
           </w:p>
@@ -6783,7 +7040,6 @@
               <w:rPr>
                 <w:rtl w:val="0"/>
               </w:rPr>
-              <w:t xml:space="preserve">102.381</w:t>
             </w:r>
             <w:r/>
           </w:p>
@@ -6815,7 +7071,6 @@
               <w:rPr>
                 <w:rtl w:val="0"/>
               </w:rPr>
-              <w:t xml:space="preserve">0.082</w:t>
             </w:r>
             <w:r/>
           </w:p>
@@ -6949,7 +7204,6 @@
               <w:rPr>
                 <w:rtl w:val="0"/>
               </w:rPr>
-              <w:t xml:space="preserve">248.094</w:t>
             </w:r>
             <w:r/>
           </w:p>
@@ -6981,7 +7235,6 @@
               <w:rPr>
                 <w:rtl w:val="0"/>
               </w:rPr>
-              <w:t xml:space="preserve">0.034</w:t>
             </w:r>
             <w:r/>
           </w:p>
@@ -8533,6 +8786,26 @@
           <w:rtl w:val="0"/>
         </w:rPr>
         <w:t xml:space="preserve">Este problema se resolvió incorporando un mecanismo de deduplicación en el servidor, que permite identificar solicitudes repetidas y reutilizar la misma sesión de transferencia en lugar de crear nuevas.</w:t>
+      </w:r>
+      <w:r>
+        <w:rPr>
+          <w:highlight w:val="none"/>
+        </w:rPr>
+      </w:r>
+      <w:r>
+        <w:rPr>
+          <w:highlight w:val="none"/>
+        </w:rPr>
+      </w:r>
+      <w:r>
+        <w:rPr>
+          <w:highlight w:val="none"/>
+        </w:rPr>
+      </w:r>
+      <w:r>
+        <w:rPr>
+          <w:highlight w:val="none"/>
+        </w:rPr>
       </w:r>
       <w:r>
         <w:rPr>
